--- a/LeetCode_Day_04_Two_Pointers.docx
+++ b/LeetCode_Day_04_Two_Pointers.docx
@@ -31135,7 +31135,63 @@
         <w:pStyle w:val="code"/>
       </w:pPr>
       <w:r>
-        <w:t xml:space="preserve">///  </w:t>
+        <w:t xml:space="preserve">/// </w:t>
+      </w:r>
+    </w:p>
+    <w:p>
+      <w:pPr>
+        <w:shd w:val="clear" w:color="auto" w:fill="FFFFFF"/>
+        <w:spacing w:after="0" w:line="240" w:lineRule="atLeast"/>
+        <w:rPr>
+          <w:rStyle w:val="codeChar"/>
+        </w:rPr>
+      </w:pPr>
+      <w:r>
+        <w:t>//</w:t>
+      </w:r>
+      <w:proofErr w:type="gramStart"/>
+      <w:r>
+        <w:t>/</w:t>
+      </w:r>
+      <w:r>
+        <w:t xml:space="preserve">  </w:t>
+      </w:r>
+      <w:r>
+        <w:rPr>
+          <w:rStyle w:val="codeChar"/>
+          <w:rFonts w:eastAsiaTheme="minorEastAsia"/>
+        </w:rPr>
+        <w:t>Example</w:t>
+      </w:r>
+      <w:proofErr w:type="gramEnd"/>
+      <w:r>
+        <w:rPr>
+          <w:rStyle w:val="codeChar"/>
+          <w:rFonts w:eastAsiaTheme="minorEastAsia"/>
+        </w:rPr>
+        <w:t xml:space="preserve"> 3:</w:t>
+      </w:r>
+      <w:r>
+        <w:rPr>
+          <w:rStyle w:val="codeChar"/>
+          <w:rFonts w:eastAsiaTheme="minorEastAsia"/>
+        </w:rPr>
+        <w:t xml:space="preserve"> </w:t>
+      </w:r>
+      <w:r>
+        <w:rPr>
+          <w:rStyle w:val="codeChar"/>
+        </w:rPr>
+        <w:t>4,6,8,9,3,4,7,8,17,5,10,12,14,7</w:t>
+      </w:r>
+    </w:p>
+    <w:p>
+      <w:pPr>
+        <w:pStyle w:val="code"/>
+      </w:pPr>
+      <w:r>
+        <w:lastRenderedPageBreak/>
+        <w:t xml:space="preserve"> </w:t>
       </w:r>
     </w:p>
     <w:p>
@@ -31169,7 +31225,6 @@
         <w:pStyle w:val="code"/>
       </w:pPr>
       <w:r>
-        <w:lastRenderedPageBreak/>
         <w:t xml:space="preserve">/// 2. 1 &lt;= </w:t>
       </w:r>
       <w:proofErr w:type="spellStart"/>
@@ -31844,6 +31899,1658 @@
           <w:sz w:val="18"/>
           <w:szCs w:val="18"/>
         </w:rPr>
+      </w:pPr>
+    </w:p>
+    <w:p>
+      <w:pPr>
+        <w:pStyle w:val="Heading2"/>
+      </w:pPr>
+      <w:hyperlink r:id="rId10" w:history="1">
+        <w:r>
+          <w:rPr>
+            <w:rStyle w:val="Hyperlink"/>
+          </w:rPr>
+          <w:t xml:space="preserve">3835. Count Subarrays </w:t>
+        </w:r>
+        <w:proofErr w:type="gramStart"/>
+        <w:r>
+          <w:rPr>
+            <w:rStyle w:val="Hyperlink"/>
+          </w:rPr>
+          <w:t>With</w:t>
+        </w:r>
+        <w:proofErr w:type="gramEnd"/>
+        <w:r>
+          <w:rPr>
+            <w:rStyle w:val="Hyperlink"/>
+          </w:rPr>
+          <w:t xml:space="preserve"> Cost Less Than or Equal to K</w:t>
+        </w:r>
+      </w:hyperlink>
+    </w:p>
+    <w:p>
+      <w:r>
+        <w:t>Medium</w:t>
+      </w:r>
+    </w:p>
+    <w:p>
+      <w:r>
+        <w:t>You are given an integer array </w:t>
+      </w:r>
+      <w:proofErr w:type="spellStart"/>
+      <w:r>
+        <w:t>nums</w:t>
+      </w:r>
+      <w:proofErr w:type="spellEnd"/>
+      <w:r>
+        <w:t>, and an integer k.</w:t>
+      </w:r>
+    </w:p>
+    <w:p>
+      <w:r>
+        <w:t>For any subarray </w:t>
+      </w:r>
+      <w:proofErr w:type="spellStart"/>
+      <w:r>
+        <w:t>nums</w:t>
+      </w:r>
+      <w:proofErr w:type="spellEnd"/>
+      <w:r>
+        <w:t>[</w:t>
+      </w:r>
+      <w:proofErr w:type="spellStart"/>
+      <w:proofErr w:type="gramStart"/>
+      <w:r>
+        <w:t>l..r</w:t>
+      </w:r>
+      <w:proofErr w:type="spellEnd"/>
+      <w:proofErr w:type="gramEnd"/>
+      <w:r>
+        <w:t>], define its </w:t>
+      </w:r>
+      <w:r>
+        <w:rPr>
+          <w:b/>
+          <w:bCs/>
+        </w:rPr>
+        <w:t>cost</w:t>
+      </w:r>
+      <w:r>
+        <w:t> as:</w:t>
+      </w:r>
+    </w:p>
+    <w:p>
+      <w:r>
+        <w:t>cost = (max(</w:t>
+      </w:r>
+      <w:proofErr w:type="spellStart"/>
+      <w:r>
+        <w:t>nums</w:t>
+      </w:r>
+      <w:proofErr w:type="spellEnd"/>
+      <w:r>
+        <w:t>[</w:t>
+      </w:r>
+      <w:proofErr w:type="spellStart"/>
+      <w:proofErr w:type="gramStart"/>
+      <w:r>
+        <w:t>l..r</w:t>
+      </w:r>
+      <w:proofErr w:type="spellEnd"/>
+      <w:proofErr w:type="gramEnd"/>
+      <w:r>
+        <w:t>]) - min(</w:t>
+      </w:r>
+      <w:proofErr w:type="spellStart"/>
+      <w:r>
+        <w:t>nums</w:t>
+      </w:r>
+      <w:proofErr w:type="spellEnd"/>
+      <w:r>
+        <w:t>[</w:t>
+      </w:r>
+      <w:proofErr w:type="spellStart"/>
+      <w:proofErr w:type="gramStart"/>
+      <w:r>
+        <w:t>l..r</w:t>
+      </w:r>
+      <w:proofErr w:type="spellEnd"/>
+      <w:proofErr w:type="gramEnd"/>
+      <w:r>
+        <w:t>])) * (r - l + 1).</w:t>
+      </w:r>
+    </w:p>
+    <w:p>
+      <w:r>
+        <w:lastRenderedPageBreak/>
+        <w:t>Return an integer denoting the number of subarrays of </w:t>
+      </w:r>
+      <w:proofErr w:type="spellStart"/>
+      <w:r>
+        <w:t>nums</w:t>
+      </w:r>
+      <w:proofErr w:type="spellEnd"/>
+      <w:r>
+        <w:t> whose cost is </w:t>
+      </w:r>
+      <w:r>
+        <w:rPr>
+          <w:b/>
+          <w:bCs/>
+        </w:rPr>
+        <w:t>less than or equal</w:t>
+      </w:r>
+      <w:r>
+        <w:t> to k.</w:t>
+      </w:r>
+    </w:p>
+    <w:p>
+      <w:r>
+        <w:t> </w:t>
+      </w:r>
+    </w:p>
+    <w:p>
+      <w:r>
+        <w:rPr>
+          <w:b/>
+          <w:bCs/>
+        </w:rPr>
+        <w:t>Example 1:</w:t>
+      </w:r>
+    </w:p>
+    <w:p>
+      <w:r>
+        <w:rPr>
+          <w:b/>
+          <w:bCs/>
+        </w:rPr>
+        <w:t>Input:</w:t>
+      </w:r>
+      <w:r>
+        <w:t> </w:t>
+      </w:r>
+      <w:proofErr w:type="spellStart"/>
+      <w:r>
+        <w:t>nums</w:t>
+      </w:r>
+      <w:proofErr w:type="spellEnd"/>
+      <w:r>
+        <w:t xml:space="preserve"> = [1,3,2], k = 4</w:t>
+      </w:r>
+    </w:p>
+    <w:p>
+      <w:r>
+        <w:rPr>
+          <w:b/>
+          <w:bCs/>
+        </w:rPr>
+        <w:t>Output:</w:t>
+      </w:r>
+      <w:r>
+        <w:t> 5</w:t>
+      </w:r>
+    </w:p>
+    <w:p>
+      <w:r>
+        <w:rPr>
+          <w:b/>
+          <w:bCs/>
+        </w:rPr>
+        <w:t>Explanation:</w:t>
+      </w:r>
+    </w:p>
+    <w:p>
+      <w:r>
+        <w:t>We consider all subarrays of </w:t>
+      </w:r>
+      <w:proofErr w:type="spellStart"/>
+      <w:r>
+        <w:t>nums</w:t>
+      </w:r>
+      <w:proofErr w:type="spellEnd"/>
+      <w:r>
+        <w:t>:</w:t>
+      </w:r>
+    </w:p>
+    <w:p>
+      <w:pPr>
+        <w:numPr>
+          <w:ilvl w:val="0"/>
+          <w:numId w:val="38"/>
+        </w:numPr>
+      </w:pPr>
+      <w:proofErr w:type="spellStart"/>
+      <w:proofErr w:type="gramStart"/>
+      <w:r>
+        <w:t>nums</w:t>
+      </w:r>
+      <w:proofErr w:type="spellEnd"/>
+      <w:r>
+        <w:t>[0..</w:t>
+      </w:r>
+      <w:proofErr w:type="gramEnd"/>
+      <w:r>
+        <w:t>0]: cost = (1 - 1) * 1 = 0</w:t>
+      </w:r>
+    </w:p>
+    <w:p>
+      <w:pPr>
+        <w:numPr>
+          <w:ilvl w:val="0"/>
+          <w:numId w:val="38"/>
+        </w:numPr>
+      </w:pPr>
+      <w:proofErr w:type="spellStart"/>
+      <w:proofErr w:type="gramStart"/>
+      <w:r>
+        <w:t>nums</w:t>
+      </w:r>
+      <w:proofErr w:type="spellEnd"/>
+      <w:r>
+        <w:t>[0..</w:t>
+      </w:r>
+      <w:proofErr w:type="gramEnd"/>
+      <w:r>
+        <w:t>1]: cost = (3 - 1) * 2 = 4</w:t>
+      </w:r>
+    </w:p>
+    <w:p>
+      <w:pPr>
+        <w:numPr>
+          <w:ilvl w:val="0"/>
+          <w:numId w:val="38"/>
+        </w:numPr>
+      </w:pPr>
+      <w:proofErr w:type="spellStart"/>
+      <w:proofErr w:type="gramStart"/>
+      <w:r>
+        <w:t>nums</w:t>
+      </w:r>
+      <w:proofErr w:type="spellEnd"/>
+      <w:r>
+        <w:t>[0..</w:t>
+      </w:r>
+      <w:proofErr w:type="gramEnd"/>
+      <w:r>
+        <w:t>2]: cost = (3 - 1) * 3 = 6</w:t>
+      </w:r>
+    </w:p>
+    <w:p>
+      <w:pPr>
+        <w:numPr>
+          <w:ilvl w:val="0"/>
+          <w:numId w:val="38"/>
+        </w:numPr>
+      </w:pPr>
+      <w:proofErr w:type="spellStart"/>
+      <w:proofErr w:type="gramStart"/>
+      <w:r>
+        <w:t>nums</w:t>
+      </w:r>
+      <w:proofErr w:type="spellEnd"/>
+      <w:r>
+        <w:t>[1..</w:t>
+      </w:r>
+      <w:proofErr w:type="gramEnd"/>
+      <w:r>
+        <w:t>1]: cost = (3 - 3) * 1 = 0</w:t>
+      </w:r>
+    </w:p>
+    <w:p>
+      <w:pPr>
+        <w:numPr>
+          <w:ilvl w:val="0"/>
+          <w:numId w:val="38"/>
+        </w:numPr>
+      </w:pPr>
+      <w:proofErr w:type="spellStart"/>
+      <w:proofErr w:type="gramStart"/>
+      <w:r>
+        <w:t>nums</w:t>
+      </w:r>
+      <w:proofErr w:type="spellEnd"/>
+      <w:r>
+        <w:t>[1..</w:t>
+      </w:r>
+      <w:proofErr w:type="gramEnd"/>
+      <w:r>
+        <w:t>2]: cost = (3 - 2) * 2 = 2</w:t>
+      </w:r>
+    </w:p>
+    <w:p>
+      <w:pPr>
+        <w:numPr>
+          <w:ilvl w:val="0"/>
+          <w:numId w:val="38"/>
+        </w:numPr>
+      </w:pPr>
+      <w:proofErr w:type="spellStart"/>
+      <w:proofErr w:type="gramStart"/>
+      <w:r>
+        <w:t>nums</w:t>
+      </w:r>
+      <w:proofErr w:type="spellEnd"/>
+      <w:r>
+        <w:t>[2..</w:t>
+      </w:r>
+      <w:proofErr w:type="gramEnd"/>
+      <w:r>
+        <w:t>2]: cost = (2 - 2) * 1 = 0</w:t>
+      </w:r>
+    </w:p>
+    <w:p>
+      <w:r>
+        <w:t>There are 5 subarrays whose cost is less than or equal to 4.</w:t>
+      </w:r>
+    </w:p>
+    <w:p>
+      <w:r>
+        <w:rPr>
+          <w:b/>
+          <w:bCs/>
+        </w:rPr>
+        <w:t>Example 2:</w:t>
+      </w:r>
+    </w:p>
+    <w:p>
+      <w:r>
+        <w:rPr>
+          <w:b/>
+          <w:bCs/>
+        </w:rPr>
+        <w:t>Input:</w:t>
+      </w:r>
+      <w:r>
+        <w:t> </w:t>
+      </w:r>
+      <w:proofErr w:type="spellStart"/>
+      <w:r>
+        <w:t>nums</w:t>
+      </w:r>
+      <w:proofErr w:type="spellEnd"/>
+      <w:r>
+        <w:t xml:space="preserve"> = [5,5,5,5], k = 0</w:t>
+      </w:r>
+    </w:p>
+    <w:p>
+      <w:r>
+        <w:rPr>
+          <w:b/>
+          <w:bCs/>
+        </w:rPr>
+        <w:t>Output:</w:t>
+      </w:r>
+      <w:r>
+        <w:t> 10</w:t>
+      </w:r>
+    </w:p>
+    <w:p>
+      <w:r>
+        <w:rPr>
+          <w:b/>
+          <w:bCs/>
+        </w:rPr>
+        <w:t>Explanation:</w:t>
+      </w:r>
+    </w:p>
+    <w:p>
+      <w:r>
+        <w:t>For any subarray of </w:t>
+      </w:r>
+      <w:proofErr w:type="spellStart"/>
+      <w:r>
+        <w:t>nums</w:t>
+      </w:r>
+      <w:proofErr w:type="spellEnd"/>
+      <w:r>
+        <w:t>, the maximum and minimum values are the same, so the cost is always 0.</w:t>
+      </w:r>
+    </w:p>
+    <w:p>
+      <w:r>
+        <w:t>As a result, every subarray of </w:t>
+      </w:r>
+      <w:proofErr w:type="spellStart"/>
+      <w:r>
+        <w:t>nums</w:t>
+      </w:r>
+      <w:proofErr w:type="spellEnd"/>
+      <w:r>
+        <w:t> has cost less than or equal to 0.</w:t>
+      </w:r>
+    </w:p>
+    <w:p>
+      <w:r>
+        <w:t>For an array of length 4, the total number of subarrays is (4 * 5) / 2 = 10.</w:t>
+      </w:r>
+    </w:p>
+    <w:p>
+      <w:r>
+        <w:rPr>
+          <w:b/>
+          <w:bCs/>
+        </w:rPr>
+        <w:t>Example 3:</w:t>
+      </w:r>
+    </w:p>
+    <w:p>
+      <w:r>
+        <w:rPr>
+          <w:b/>
+          <w:bCs/>
+        </w:rPr>
+        <w:t>Input:</w:t>
+      </w:r>
+      <w:r>
+        <w:t> </w:t>
+      </w:r>
+      <w:proofErr w:type="spellStart"/>
+      <w:r>
+        <w:t>nums</w:t>
+      </w:r>
+      <w:proofErr w:type="spellEnd"/>
+      <w:r>
+        <w:t xml:space="preserve"> = [1,2,3], k = 0</w:t>
+      </w:r>
+    </w:p>
+    <w:p>
+      <w:r>
+        <w:rPr>
+          <w:b/>
+          <w:bCs/>
+        </w:rPr>
+        <w:t>Output:</w:t>
+      </w:r>
+      <w:r>
+        <w:t> 3</w:t>
+      </w:r>
+    </w:p>
+    <w:p>
+      <w:r>
+        <w:rPr>
+          <w:b/>
+          <w:bCs/>
+        </w:rPr>
+        <w:t>Explanation:</w:t>
+      </w:r>
+    </w:p>
+    <w:p>
+      <w:r>
+        <w:t>The only subarrays of </w:t>
+      </w:r>
+      <w:proofErr w:type="spellStart"/>
+      <w:r>
+        <w:t>nums</w:t>
+      </w:r>
+      <w:proofErr w:type="spellEnd"/>
+      <w:r>
+        <w:t> with cost 0 are the single-element subarrays, and there are 3 of them.</w:t>
+      </w:r>
+    </w:p>
+    <w:p>
+      <w:r>
+        <w:t> </w:t>
+      </w:r>
+    </w:p>
+    <w:p>
+      <w:r>
+        <w:rPr>
+          <w:b/>
+          <w:bCs/>
+        </w:rPr>
+        <w:lastRenderedPageBreak/>
+        <w:t>Constraints:</w:t>
+      </w:r>
+    </w:p>
+    <w:p>
+      <w:pPr>
+        <w:numPr>
+          <w:ilvl w:val="0"/>
+          <w:numId w:val="39"/>
+        </w:numPr>
+      </w:pPr>
+      <w:r>
+        <w:t xml:space="preserve">1 &lt;= </w:t>
+      </w:r>
+      <w:proofErr w:type="spellStart"/>
+      <w:proofErr w:type="gramStart"/>
+      <w:r>
+        <w:t>nums.length</w:t>
+      </w:r>
+      <w:proofErr w:type="spellEnd"/>
+      <w:proofErr w:type="gramEnd"/>
+      <w:r>
+        <w:t xml:space="preserve"> &lt;= 10</w:t>
+      </w:r>
+      <w:r>
+        <w:rPr>
+          <w:vertAlign w:val="superscript"/>
+        </w:rPr>
+        <w:t>5</w:t>
+      </w:r>
+    </w:p>
+    <w:p>
+      <w:pPr>
+        <w:numPr>
+          <w:ilvl w:val="0"/>
+          <w:numId w:val="39"/>
+        </w:numPr>
+      </w:pPr>
+      <w:r>
+        <w:t xml:space="preserve">1 &lt;= </w:t>
+      </w:r>
+      <w:proofErr w:type="spellStart"/>
+      <w:r>
+        <w:t>nums</w:t>
+      </w:r>
+      <w:proofErr w:type="spellEnd"/>
+      <w:r>
+        <w:t>[i] &lt;= 10</w:t>
+      </w:r>
+      <w:r>
+        <w:rPr>
+          <w:vertAlign w:val="superscript"/>
+        </w:rPr>
+        <w:t>9</w:t>
+      </w:r>
+    </w:p>
+    <w:p>
+      <w:pPr>
+        <w:numPr>
+          <w:ilvl w:val="0"/>
+          <w:numId w:val="39"/>
+        </w:numPr>
+      </w:pPr>
+      <w:r>
+        <w:t>0 &lt;= k &lt;= 10</w:t>
+      </w:r>
+      <w:r>
+        <w:rPr>
+          <w:vertAlign w:val="superscript"/>
+        </w:rPr>
+        <w:t>15</w:t>
+      </w:r>
+    </w:p>
+    <w:p>
+      <w:pPr>
+        <w:pStyle w:val="Heading3"/>
+      </w:pPr>
+      <w:r>
+        <w:t xml:space="preserve">Analysis: </w:t>
+      </w:r>
+    </w:p>
+    <w:p>
+      <w:r>
+        <w:t xml:space="preserve">Because the cost is monotone increasing, we can move right pointer as much as keep the condition satisfied and count the new subarray with the end of new element on right pointer. When condition fails, we move left pointer until it </w:t>
+      </w:r>
+      <w:proofErr w:type="gramStart"/>
+      <w:r>
+        <w:t>get</w:t>
+      </w:r>
+      <w:proofErr w:type="gramEnd"/>
+      <w:r>
+        <w:t xml:space="preserve"> satisfied again.</w:t>
+      </w:r>
+    </w:p>
+    <w:p>
+      <w:pPr>
+        <w:pStyle w:val="code"/>
+      </w:pPr>
+      <w:r>
+        <w:t>/// &lt;summary&gt;</w:t>
+      </w:r>
+    </w:p>
+    <w:p>
+      <w:pPr>
+        <w:pStyle w:val="code"/>
+      </w:pPr>
+      <w:r>
+        <w:t xml:space="preserve">/// Leet Code 3835. Count Subarrays </w:t>
+      </w:r>
+      <w:proofErr w:type="gramStart"/>
+      <w:r>
+        <w:t>With</w:t>
+      </w:r>
+      <w:proofErr w:type="gramEnd"/>
+      <w:r>
+        <w:t xml:space="preserve"> Cost Less Than or Equal to K</w:t>
+      </w:r>
+    </w:p>
+    <w:p>
+      <w:pPr>
+        <w:pStyle w:val="code"/>
+      </w:pPr>
+      <w:r>
+        <w:t>///</w:t>
+      </w:r>
+    </w:p>
+    <w:p>
+      <w:pPr>
+        <w:pStyle w:val="code"/>
+      </w:pPr>
+      <w:r>
+        <w:t>/// Medium</w:t>
+      </w:r>
+    </w:p>
+    <w:p>
+      <w:pPr>
+        <w:pStyle w:val="code"/>
+      </w:pPr>
+      <w:r>
+        <w:t>///</w:t>
+      </w:r>
+    </w:p>
+    <w:p>
+      <w:pPr>
+        <w:pStyle w:val="code"/>
+      </w:pPr>
+      <w:r>
+        <w:t xml:space="preserve">/// You are given an integer array </w:t>
+      </w:r>
+      <w:proofErr w:type="spellStart"/>
+      <w:r>
+        <w:t>nums</w:t>
+      </w:r>
+      <w:proofErr w:type="spellEnd"/>
+      <w:r>
+        <w:t>, and an integer k.</w:t>
+      </w:r>
+    </w:p>
+    <w:p>
+      <w:pPr>
+        <w:pStyle w:val="code"/>
+      </w:pPr>
+      <w:r>
+        <w:t>///</w:t>
+      </w:r>
+    </w:p>
+    <w:p>
+      <w:pPr>
+        <w:pStyle w:val="code"/>
+      </w:pPr>
+      <w:r>
+        <w:t xml:space="preserve">/// For any subarray </w:t>
+      </w:r>
+      <w:proofErr w:type="spellStart"/>
+      <w:r>
+        <w:t>nums</w:t>
+      </w:r>
+      <w:proofErr w:type="spellEnd"/>
+      <w:r>
+        <w:t>[</w:t>
+      </w:r>
+      <w:proofErr w:type="spellStart"/>
+      <w:proofErr w:type="gramStart"/>
+      <w:r>
+        <w:t>l..r</w:t>
+      </w:r>
+      <w:proofErr w:type="spellEnd"/>
+      <w:proofErr w:type="gramEnd"/>
+      <w:r>
+        <w:t xml:space="preserve">], define its cost </w:t>
+      </w:r>
+      <w:proofErr w:type="gramStart"/>
+      <w:r>
+        <w:t>as :</w:t>
+      </w:r>
+      <w:proofErr w:type="gramEnd"/>
+    </w:p>
+    <w:p>
+      <w:pPr>
+        <w:pStyle w:val="code"/>
+      </w:pPr>
+      <w:r>
+        <w:t>/// cost = (max(</w:t>
+      </w:r>
+      <w:proofErr w:type="spellStart"/>
+      <w:r>
+        <w:t>nums</w:t>
+      </w:r>
+      <w:proofErr w:type="spellEnd"/>
+      <w:r>
+        <w:t>[</w:t>
+      </w:r>
+      <w:proofErr w:type="spellStart"/>
+      <w:proofErr w:type="gramStart"/>
+      <w:r>
+        <w:t>l..r</w:t>
+      </w:r>
+      <w:proofErr w:type="spellEnd"/>
+      <w:proofErr w:type="gramEnd"/>
+      <w:r>
+        <w:t>]) - min(</w:t>
+      </w:r>
+      <w:proofErr w:type="spellStart"/>
+      <w:r>
+        <w:t>nums</w:t>
+      </w:r>
+      <w:proofErr w:type="spellEnd"/>
+      <w:r>
+        <w:t>[</w:t>
+      </w:r>
+      <w:proofErr w:type="spellStart"/>
+      <w:proofErr w:type="gramStart"/>
+      <w:r>
+        <w:t>l..r</w:t>
+      </w:r>
+      <w:proofErr w:type="spellEnd"/>
+      <w:proofErr w:type="gramEnd"/>
+      <w:r>
+        <w:t>])) * (r - l + 1).</w:t>
+      </w:r>
+    </w:p>
+    <w:p>
+      <w:pPr>
+        <w:pStyle w:val="code"/>
+      </w:pPr>
+      <w:r>
+        <w:t xml:space="preserve">/// Return an integer denoting the number of subarrays of </w:t>
+      </w:r>
+      <w:proofErr w:type="spellStart"/>
+      <w:r>
+        <w:t>nums</w:t>
+      </w:r>
+      <w:proofErr w:type="spellEnd"/>
+      <w:r>
+        <w:t xml:space="preserve"> whose </w:t>
+      </w:r>
+    </w:p>
+    <w:p>
+      <w:pPr>
+        <w:pStyle w:val="code"/>
+      </w:pPr>
+      <w:r>
+        <w:t>/// cost is less than or equal to k.</w:t>
+      </w:r>
+    </w:p>
+    <w:p>
+      <w:pPr>
+        <w:pStyle w:val="code"/>
+      </w:pPr>
+      <w:r>
+        <w:t>///</w:t>
+      </w:r>
+    </w:p>
+    <w:p>
+      <w:pPr>
+        <w:pStyle w:val="code"/>
+      </w:pPr>
+      <w:r>
+        <w:t>/// Example 1:</w:t>
+      </w:r>
+    </w:p>
+    <w:p>
+      <w:pPr>
+        <w:pStyle w:val="code"/>
+      </w:pPr>
+      <w:r>
+        <w:t xml:space="preserve">/// Input: </w:t>
+      </w:r>
+      <w:proofErr w:type="spellStart"/>
+      <w:r>
+        <w:t>nums</w:t>
+      </w:r>
+      <w:proofErr w:type="spellEnd"/>
+      <w:r>
+        <w:t xml:space="preserve"> = [1, 3, 2], k = 4</w:t>
+      </w:r>
+    </w:p>
+    <w:p>
+      <w:pPr>
+        <w:pStyle w:val="code"/>
+      </w:pPr>
+      <w:r>
+        <w:t xml:space="preserve">/// </w:t>
+      </w:r>
+      <w:proofErr w:type="gramStart"/>
+      <w:r>
+        <w:t>Output :</w:t>
+      </w:r>
+      <w:proofErr w:type="gramEnd"/>
+      <w:r>
+        <w:t xml:space="preserve"> 5</w:t>
+      </w:r>
+    </w:p>
+    <w:p>
+      <w:pPr>
+        <w:pStyle w:val="code"/>
+      </w:pPr>
+      <w:r>
+        <w:t xml:space="preserve">/// </w:t>
+      </w:r>
+      <w:proofErr w:type="gramStart"/>
+      <w:r>
+        <w:t>Explanation :</w:t>
+      </w:r>
+      <w:proofErr w:type="gramEnd"/>
+    </w:p>
+    <w:p>
+      <w:pPr>
+        <w:pStyle w:val="code"/>
+      </w:pPr>
+      <w:r>
+        <w:t xml:space="preserve">/// We consider all subarrays of </w:t>
+      </w:r>
+      <w:proofErr w:type="spellStart"/>
+      <w:proofErr w:type="gramStart"/>
+      <w:r>
+        <w:t>nums</w:t>
+      </w:r>
+      <w:proofErr w:type="spellEnd"/>
+      <w:r>
+        <w:t xml:space="preserve"> :</w:t>
+      </w:r>
+      <w:proofErr w:type="gramEnd"/>
+    </w:p>
+    <w:p>
+      <w:pPr>
+        <w:pStyle w:val="code"/>
+      </w:pPr>
+      <w:r>
+        <w:t xml:space="preserve">/// </w:t>
+      </w:r>
+      <w:proofErr w:type="spellStart"/>
+      <w:proofErr w:type="gramStart"/>
+      <w:r>
+        <w:t>nums</w:t>
+      </w:r>
+      <w:proofErr w:type="spellEnd"/>
+      <w:r>
+        <w:t>[0..</w:t>
+      </w:r>
+      <w:proofErr w:type="gramEnd"/>
+      <w:r>
+        <w:t>0</w:t>
+      </w:r>
+      <w:proofErr w:type="gramStart"/>
+      <w:r>
+        <w:t>] :</w:t>
+      </w:r>
+      <w:proofErr w:type="gramEnd"/>
+      <w:r>
+        <w:t xml:space="preserve"> cost = (1 - 1) * 1 = 0</w:t>
+      </w:r>
+    </w:p>
+    <w:p>
+      <w:pPr>
+        <w:pStyle w:val="code"/>
+      </w:pPr>
+      <w:r>
+        <w:t xml:space="preserve">/// </w:t>
+      </w:r>
+      <w:proofErr w:type="spellStart"/>
+      <w:proofErr w:type="gramStart"/>
+      <w:r>
+        <w:t>nums</w:t>
+      </w:r>
+      <w:proofErr w:type="spellEnd"/>
+      <w:r>
+        <w:t>[0..</w:t>
+      </w:r>
+      <w:proofErr w:type="gramEnd"/>
+      <w:r>
+        <w:t>1</w:t>
+      </w:r>
+      <w:proofErr w:type="gramStart"/>
+      <w:r>
+        <w:t>] :</w:t>
+      </w:r>
+      <w:proofErr w:type="gramEnd"/>
+      <w:r>
+        <w:t xml:space="preserve"> cost = (3 - 1) * 2 = 4</w:t>
+      </w:r>
+    </w:p>
+    <w:p>
+      <w:pPr>
+        <w:pStyle w:val="code"/>
+      </w:pPr>
+      <w:r>
+        <w:t xml:space="preserve">/// </w:t>
+      </w:r>
+      <w:proofErr w:type="spellStart"/>
+      <w:proofErr w:type="gramStart"/>
+      <w:r>
+        <w:t>nums</w:t>
+      </w:r>
+      <w:proofErr w:type="spellEnd"/>
+      <w:r>
+        <w:t>[0..</w:t>
+      </w:r>
+      <w:proofErr w:type="gramEnd"/>
+      <w:r>
+        <w:t>2</w:t>
+      </w:r>
+      <w:proofErr w:type="gramStart"/>
+      <w:r>
+        <w:t>] :</w:t>
+      </w:r>
+      <w:proofErr w:type="gramEnd"/>
+      <w:r>
+        <w:t xml:space="preserve"> cost = (3 - 1) * 3 = 6</w:t>
+      </w:r>
+    </w:p>
+    <w:p>
+      <w:pPr>
+        <w:pStyle w:val="code"/>
+      </w:pPr>
+      <w:r>
+        <w:t xml:space="preserve">/// </w:t>
+      </w:r>
+      <w:proofErr w:type="spellStart"/>
+      <w:proofErr w:type="gramStart"/>
+      <w:r>
+        <w:t>nums</w:t>
+      </w:r>
+      <w:proofErr w:type="spellEnd"/>
+      <w:r>
+        <w:t>[1..</w:t>
+      </w:r>
+      <w:proofErr w:type="gramEnd"/>
+      <w:r>
+        <w:t>1</w:t>
+      </w:r>
+      <w:proofErr w:type="gramStart"/>
+      <w:r>
+        <w:t>] :</w:t>
+      </w:r>
+      <w:proofErr w:type="gramEnd"/>
+      <w:r>
+        <w:t xml:space="preserve"> cost = (3 - 3) * 1 = 0</w:t>
+      </w:r>
+    </w:p>
+    <w:p>
+      <w:pPr>
+        <w:pStyle w:val="code"/>
+      </w:pPr>
+      <w:r>
+        <w:t xml:space="preserve">/// </w:t>
+      </w:r>
+      <w:proofErr w:type="spellStart"/>
+      <w:proofErr w:type="gramStart"/>
+      <w:r>
+        <w:t>nums</w:t>
+      </w:r>
+      <w:proofErr w:type="spellEnd"/>
+      <w:r>
+        <w:t>[1..</w:t>
+      </w:r>
+      <w:proofErr w:type="gramEnd"/>
+      <w:r>
+        <w:t>2</w:t>
+      </w:r>
+      <w:proofErr w:type="gramStart"/>
+      <w:r>
+        <w:t>] :</w:t>
+      </w:r>
+      <w:proofErr w:type="gramEnd"/>
+      <w:r>
+        <w:t xml:space="preserve"> cost = (3 - 2) * 2 = 2</w:t>
+      </w:r>
+    </w:p>
+    <w:p>
+      <w:pPr>
+        <w:pStyle w:val="code"/>
+      </w:pPr>
+      <w:r>
+        <w:t xml:space="preserve">/// </w:t>
+      </w:r>
+      <w:proofErr w:type="spellStart"/>
+      <w:proofErr w:type="gramStart"/>
+      <w:r>
+        <w:t>nums</w:t>
+      </w:r>
+      <w:proofErr w:type="spellEnd"/>
+      <w:r>
+        <w:t>[2..</w:t>
+      </w:r>
+      <w:proofErr w:type="gramEnd"/>
+      <w:r>
+        <w:t>2</w:t>
+      </w:r>
+      <w:proofErr w:type="gramStart"/>
+      <w:r>
+        <w:t>] :</w:t>
+      </w:r>
+      <w:proofErr w:type="gramEnd"/>
+      <w:r>
+        <w:t xml:space="preserve"> cost = (2 - 2) * 1 = 0</w:t>
+      </w:r>
+    </w:p>
+    <w:p>
+      <w:pPr>
+        <w:pStyle w:val="code"/>
+      </w:pPr>
+      <w:r>
+        <w:t>/// There are 5 subarrays whose cost is less than or equal to 4.</w:t>
+      </w:r>
+    </w:p>
+    <w:p>
+      <w:pPr>
+        <w:pStyle w:val="code"/>
+      </w:pPr>
+      <w:r>
+        <w:t>///</w:t>
+      </w:r>
+    </w:p>
+    <w:p>
+      <w:pPr>
+        <w:pStyle w:val="code"/>
+      </w:pPr>
+      <w:r>
+        <w:t xml:space="preserve">/// Example </w:t>
+      </w:r>
+      <w:proofErr w:type="gramStart"/>
+      <w:r>
+        <w:t>2 :</w:t>
+      </w:r>
+      <w:proofErr w:type="gramEnd"/>
+    </w:p>
+    <w:p>
+      <w:pPr>
+        <w:pStyle w:val="code"/>
+      </w:pPr>
+      <w:r>
+        <w:t xml:space="preserve">/// </w:t>
+      </w:r>
+      <w:proofErr w:type="gramStart"/>
+      <w:r>
+        <w:t>Input :</w:t>
+      </w:r>
+      <w:proofErr w:type="gramEnd"/>
+      <w:r>
+        <w:t xml:space="preserve"> </w:t>
+      </w:r>
+      <w:proofErr w:type="spellStart"/>
+      <w:r>
+        <w:t>nums</w:t>
+      </w:r>
+      <w:proofErr w:type="spellEnd"/>
+      <w:r>
+        <w:t xml:space="preserve"> = [5, 5, 5, 5], k = 0</w:t>
+      </w:r>
+    </w:p>
+    <w:p>
+      <w:pPr>
+        <w:pStyle w:val="code"/>
+      </w:pPr>
+      <w:r>
+        <w:t xml:space="preserve">/// </w:t>
+      </w:r>
+      <w:proofErr w:type="gramStart"/>
+      <w:r>
+        <w:t>Output :</w:t>
+      </w:r>
+      <w:proofErr w:type="gramEnd"/>
+      <w:r>
+        <w:t xml:space="preserve"> 10</w:t>
+      </w:r>
+    </w:p>
+    <w:p>
+      <w:pPr>
+        <w:pStyle w:val="code"/>
+      </w:pPr>
+      <w:r>
+        <w:t xml:space="preserve">/// </w:t>
+      </w:r>
+      <w:proofErr w:type="gramStart"/>
+      <w:r>
+        <w:t>Explanation :</w:t>
+      </w:r>
+      <w:proofErr w:type="gramEnd"/>
+    </w:p>
+    <w:p>
+      <w:pPr>
+        <w:pStyle w:val="code"/>
+      </w:pPr>
+      <w:r>
+        <w:t xml:space="preserve">/// For any subarray of </w:t>
+      </w:r>
+      <w:proofErr w:type="spellStart"/>
+      <w:r>
+        <w:t>nums</w:t>
+      </w:r>
+      <w:proofErr w:type="spellEnd"/>
+      <w:r>
+        <w:t xml:space="preserve">, the maximum and minimum values are the </w:t>
+      </w:r>
+    </w:p>
+    <w:p>
+      <w:pPr>
+        <w:pStyle w:val="code"/>
+      </w:pPr>
+      <w:r>
+        <w:t>/// same, so the cost is always 0.</w:t>
+      </w:r>
+    </w:p>
+    <w:p>
+      <w:pPr>
+        <w:pStyle w:val="code"/>
+      </w:pPr>
+      <w:r>
+        <w:t>///</w:t>
+      </w:r>
+    </w:p>
+    <w:p>
+      <w:pPr>
+        <w:pStyle w:val="code"/>
+      </w:pPr>
+      <w:r>
+        <w:t xml:space="preserve">/// As a result, every subarray of </w:t>
+      </w:r>
+      <w:proofErr w:type="spellStart"/>
+      <w:r>
+        <w:t>nums</w:t>
+      </w:r>
+      <w:proofErr w:type="spellEnd"/>
+      <w:r>
+        <w:t xml:space="preserve"> has cost less than or equal to 0.</w:t>
+      </w:r>
+    </w:p>
+    <w:p>
+      <w:pPr>
+        <w:pStyle w:val="code"/>
+      </w:pPr>
+      <w:r>
+        <w:t xml:space="preserve">/// For an array of length 4, the total number of subarrays </w:t>
+      </w:r>
+    </w:p>
+    <w:p>
+      <w:pPr>
+        <w:pStyle w:val="code"/>
+      </w:pPr>
+      <w:r>
+        <w:t>/// is (4 * 5) / 2 = 10.</w:t>
+      </w:r>
+    </w:p>
+    <w:p>
+      <w:pPr>
+        <w:pStyle w:val="code"/>
+      </w:pPr>
+      <w:r>
+        <w:t>///</w:t>
+      </w:r>
+    </w:p>
+    <w:p>
+      <w:pPr>
+        <w:pStyle w:val="code"/>
+      </w:pPr>
+      <w:r>
+        <w:t>/// Example 3:</w:t>
+      </w:r>
+    </w:p>
+    <w:p>
+      <w:pPr>
+        <w:pStyle w:val="code"/>
+      </w:pPr>
+      <w:r>
+        <w:t xml:space="preserve">/// Input: </w:t>
+      </w:r>
+      <w:proofErr w:type="spellStart"/>
+      <w:r>
+        <w:t>nums</w:t>
+      </w:r>
+      <w:proofErr w:type="spellEnd"/>
+      <w:r>
+        <w:t xml:space="preserve"> = [1, 2, 3], k = 0</w:t>
+      </w:r>
+    </w:p>
+    <w:p>
+      <w:pPr>
+        <w:pStyle w:val="code"/>
+      </w:pPr>
+      <w:r>
+        <w:t xml:space="preserve">/// </w:t>
+      </w:r>
+      <w:proofErr w:type="gramStart"/>
+      <w:r>
+        <w:t>Output :</w:t>
+      </w:r>
+      <w:proofErr w:type="gramEnd"/>
+      <w:r>
+        <w:t xml:space="preserve"> 3</w:t>
+      </w:r>
+    </w:p>
+    <w:p>
+      <w:pPr>
+        <w:pStyle w:val="code"/>
+      </w:pPr>
+      <w:r>
+        <w:t xml:space="preserve">/// </w:t>
+      </w:r>
+      <w:proofErr w:type="gramStart"/>
+      <w:r>
+        <w:t>Explanation :</w:t>
+      </w:r>
+      <w:proofErr w:type="gramEnd"/>
+    </w:p>
+    <w:p>
+      <w:pPr>
+        <w:pStyle w:val="code"/>
+      </w:pPr>
+      <w:r>
+        <w:lastRenderedPageBreak/>
+        <w:t xml:space="preserve">/// The only subarrays of </w:t>
+      </w:r>
+      <w:proofErr w:type="spellStart"/>
+      <w:r>
+        <w:t>nums</w:t>
+      </w:r>
+      <w:proofErr w:type="spellEnd"/>
+      <w:r>
+        <w:t xml:space="preserve"> with cost 0 are the single - element </w:t>
+      </w:r>
+    </w:p>
+    <w:p>
+      <w:pPr>
+        <w:pStyle w:val="code"/>
+      </w:pPr>
+      <w:r>
+        <w:t>/// subarrays, and there are 3 of them.</w:t>
+      </w:r>
+    </w:p>
+    <w:p>
+      <w:pPr>
+        <w:pStyle w:val="code"/>
+      </w:pPr>
+      <w:r>
+        <w:t>///</w:t>
+      </w:r>
+    </w:p>
+    <w:p>
+      <w:pPr>
+        <w:pStyle w:val="code"/>
+      </w:pPr>
+      <w:r>
+        <w:t>/// Constraints:</w:t>
+      </w:r>
+    </w:p>
+    <w:p>
+      <w:pPr>
+        <w:pStyle w:val="code"/>
+      </w:pPr>
+      <w:r>
+        <w:t xml:space="preserve">/// 1. 1 &lt;= </w:t>
+      </w:r>
+      <w:proofErr w:type="spellStart"/>
+      <w:proofErr w:type="gramStart"/>
+      <w:r>
+        <w:t>nums.length</w:t>
+      </w:r>
+      <w:proofErr w:type="spellEnd"/>
+      <w:proofErr w:type="gramEnd"/>
+      <w:r>
+        <w:t xml:space="preserve"> &lt;= 10^5</w:t>
+      </w:r>
+    </w:p>
+    <w:p>
+      <w:pPr>
+        <w:pStyle w:val="code"/>
+      </w:pPr>
+      <w:r>
+        <w:t xml:space="preserve">/// 2. 1 &lt;= </w:t>
+      </w:r>
+      <w:proofErr w:type="spellStart"/>
+      <w:r>
+        <w:t>nums</w:t>
+      </w:r>
+      <w:proofErr w:type="spellEnd"/>
+      <w:r>
+        <w:t>[i] &lt;= 10^9</w:t>
+      </w:r>
+    </w:p>
+    <w:p>
+      <w:pPr>
+        <w:pStyle w:val="code"/>
+      </w:pPr>
+      <w:r>
+        <w:t>/// 3. 0 &lt;= k &lt;= 10^15</w:t>
+      </w:r>
+    </w:p>
+    <w:p>
+      <w:pPr>
+        <w:pStyle w:val="code"/>
+      </w:pPr>
+      <w:r>
+        <w:t>/// &lt;/summary&gt;</w:t>
+      </w:r>
+    </w:p>
+    <w:p>
+      <w:pPr>
+        <w:pStyle w:val="code"/>
+      </w:pPr>
+      <w:proofErr w:type="gramStart"/>
+      <w:r>
+        <w:t>long</w:t>
+      </w:r>
+      <w:proofErr w:type="gramEnd"/>
+      <w:r>
+        <w:t xml:space="preserve"> </w:t>
+      </w:r>
+      <w:proofErr w:type="spellStart"/>
+      <w:r>
+        <w:t>long</w:t>
+      </w:r>
+      <w:proofErr w:type="spellEnd"/>
+      <w:r>
+        <w:t xml:space="preserve"> </w:t>
+      </w:r>
+      <w:proofErr w:type="spellStart"/>
+      <w:proofErr w:type="gramStart"/>
+      <w:r>
+        <w:t>LeetCodeTwoPointer</w:t>
+      </w:r>
+      <w:proofErr w:type="spellEnd"/>
+      <w:r>
+        <w:t>::</w:t>
+      </w:r>
+      <w:proofErr w:type="spellStart"/>
+      <w:proofErr w:type="gramEnd"/>
+      <w:r>
+        <w:t>countSubarraysII</w:t>
+      </w:r>
+      <w:proofErr w:type="spellEnd"/>
+      <w:r>
+        <w:t xml:space="preserve">(vector&lt;int&gt;&amp; </w:t>
+      </w:r>
+      <w:proofErr w:type="spellStart"/>
+      <w:r>
+        <w:t>nums</w:t>
+      </w:r>
+      <w:proofErr w:type="spellEnd"/>
+      <w:r>
+        <w:t xml:space="preserve">, long </w:t>
+      </w:r>
+      <w:proofErr w:type="spellStart"/>
+      <w:r>
+        <w:t>long</w:t>
+      </w:r>
+      <w:proofErr w:type="spellEnd"/>
+      <w:r>
+        <w:t xml:space="preserve"> k)</w:t>
+      </w:r>
+    </w:p>
+    <w:p>
+      <w:pPr>
+        <w:pStyle w:val="code"/>
+      </w:pPr>
+      <w:r>
+        <w:t>{</w:t>
+      </w:r>
+    </w:p>
+    <w:p>
+      <w:pPr>
+        <w:pStyle w:val="code"/>
+      </w:pPr>
+      <w:r>
+        <w:t xml:space="preserve">    set&lt;pair&lt;int, int&gt;&gt; </w:t>
+      </w:r>
+      <w:proofErr w:type="gramStart"/>
+      <w:r>
+        <w:t>heap;</w:t>
+      </w:r>
+      <w:proofErr w:type="gramEnd"/>
+    </w:p>
+    <w:p>
+      <w:pPr>
+        <w:pStyle w:val="code"/>
+      </w:pPr>
+      <w:r>
+        <w:t xml:space="preserve">    int left = </w:t>
+      </w:r>
+      <w:proofErr w:type="gramStart"/>
+      <w:r>
+        <w:t>-1;</w:t>
+      </w:r>
+      <w:proofErr w:type="gramEnd"/>
+    </w:p>
+    <w:p>
+      <w:pPr>
+        <w:pStyle w:val="code"/>
+      </w:pPr>
+      <w:r>
+        <w:t xml:space="preserve">    int right = </w:t>
+      </w:r>
+      <w:proofErr w:type="gramStart"/>
+      <w:r>
+        <w:t>0;</w:t>
+      </w:r>
+      <w:proofErr w:type="gramEnd"/>
+    </w:p>
+    <w:p>
+      <w:pPr>
+        <w:pStyle w:val="code"/>
+      </w:pPr>
+      <w:r>
+        <w:t xml:space="preserve">    int n = </w:t>
+      </w:r>
+      <w:proofErr w:type="spellStart"/>
+      <w:proofErr w:type="gramStart"/>
+      <w:r>
+        <w:t>nums.size</w:t>
+      </w:r>
+      <w:proofErr w:type="spellEnd"/>
+      <w:proofErr w:type="gramEnd"/>
+      <w:r>
+        <w:t>(</w:t>
+      </w:r>
+      <w:proofErr w:type="gramStart"/>
+      <w:r>
+        <w:t>);</w:t>
+      </w:r>
+      <w:proofErr w:type="gramEnd"/>
+    </w:p>
+    <w:p>
+      <w:pPr>
+        <w:pStyle w:val="code"/>
+      </w:pPr>
+      <w:r>
+        <w:t xml:space="preserve">    long </w:t>
+      </w:r>
+      <w:proofErr w:type="spellStart"/>
+      <w:r>
+        <w:t>long</w:t>
+      </w:r>
+      <w:proofErr w:type="spellEnd"/>
+      <w:r>
+        <w:t xml:space="preserve"> result = </w:t>
+      </w:r>
+      <w:proofErr w:type="gramStart"/>
+      <w:r>
+        <w:t>0;</w:t>
+      </w:r>
+      <w:proofErr w:type="gramEnd"/>
+    </w:p>
+    <w:p>
+      <w:pPr>
+        <w:pStyle w:val="code"/>
+      </w:pPr>
+      <w:r>
+        <w:t xml:space="preserve">    for (right = 0; right &lt; n; right++)</w:t>
+      </w:r>
+    </w:p>
+    <w:p>
+      <w:pPr>
+        <w:pStyle w:val="code"/>
+      </w:pPr>
+      <w:r>
+        <w:t xml:space="preserve">    {</w:t>
+      </w:r>
+    </w:p>
+    <w:p>
+      <w:pPr>
+        <w:pStyle w:val="code"/>
+      </w:pPr>
+      <w:r>
+        <w:t xml:space="preserve">        </w:t>
+      </w:r>
+      <w:proofErr w:type="spellStart"/>
+      <w:proofErr w:type="gramStart"/>
+      <w:r>
+        <w:t>heap.insert</w:t>
+      </w:r>
+      <w:proofErr w:type="spellEnd"/>
+      <w:r>
+        <w:t xml:space="preserve">({ </w:t>
+      </w:r>
+      <w:proofErr w:type="spellStart"/>
+      <w:r>
+        <w:t>nums</w:t>
+      </w:r>
+      <w:proofErr w:type="spellEnd"/>
+      <w:proofErr w:type="gramEnd"/>
+      <w:r>
+        <w:t xml:space="preserve">[right], </w:t>
+      </w:r>
+      <w:proofErr w:type="gramStart"/>
+      <w:r>
+        <w:t>right });</w:t>
+      </w:r>
+      <w:proofErr w:type="gramEnd"/>
+    </w:p>
+    <w:p>
+      <w:pPr>
+        <w:pStyle w:val="code"/>
+      </w:pPr>
+      <w:r>
+        <w:t xml:space="preserve">        </w:t>
+      </w:r>
+      <w:proofErr w:type="gramStart"/>
+      <w:r>
+        <w:t>while ((</w:t>
+      </w:r>
+      <w:proofErr w:type="gramEnd"/>
+      <w:r>
+        <w:t xml:space="preserve">long </w:t>
+      </w:r>
+      <w:proofErr w:type="gramStart"/>
+      <w:r>
+        <w:t>long)(</w:t>
+      </w:r>
+      <w:proofErr w:type="spellStart"/>
+      <w:r>
+        <w:t>heap.rbegin</w:t>
+      </w:r>
+      <w:proofErr w:type="spellEnd"/>
+      <w:proofErr w:type="gramEnd"/>
+      <w:r>
+        <w:t xml:space="preserve">()-&gt;first - </w:t>
+      </w:r>
+      <w:proofErr w:type="spellStart"/>
+      <w:proofErr w:type="gramStart"/>
+      <w:r>
+        <w:t>heap.begin</w:t>
+      </w:r>
+      <w:proofErr w:type="spellEnd"/>
+      <w:proofErr w:type="gramEnd"/>
+      <w:r>
+        <w:t>()-&gt;first) * (right - left) &gt; k)</w:t>
+      </w:r>
+    </w:p>
+    <w:p>
+      <w:pPr>
+        <w:pStyle w:val="code"/>
+      </w:pPr>
+      <w:r>
+        <w:t xml:space="preserve">        {</w:t>
+      </w:r>
+    </w:p>
+    <w:p>
+      <w:pPr>
+        <w:pStyle w:val="code"/>
+      </w:pPr>
+      <w:r>
+        <w:t xml:space="preserve">            left+</w:t>
+      </w:r>
+      <w:proofErr w:type="gramStart"/>
+      <w:r>
+        <w:t>+;</w:t>
+      </w:r>
+      <w:proofErr w:type="gramEnd"/>
+    </w:p>
+    <w:p>
+      <w:pPr>
+        <w:pStyle w:val="code"/>
+      </w:pPr>
+      <w:r>
+        <w:t xml:space="preserve">            </w:t>
+      </w:r>
+      <w:proofErr w:type="spellStart"/>
+      <w:proofErr w:type="gramStart"/>
+      <w:r>
+        <w:t>heap.erase</w:t>
+      </w:r>
+      <w:proofErr w:type="spellEnd"/>
+      <w:r>
+        <w:t xml:space="preserve">({ </w:t>
+      </w:r>
+      <w:proofErr w:type="spellStart"/>
+      <w:r>
+        <w:t>nums</w:t>
+      </w:r>
+      <w:proofErr w:type="spellEnd"/>
+      <w:proofErr w:type="gramEnd"/>
+      <w:r>
+        <w:t xml:space="preserve">[left], </w:t>
+      </w:r>
+      <w:proofErr w:type="gramStart"/>
+      <w:r>
+        <w:t>left });</w:t>
+      </w:r>
+      <w:proofErr w:type="gramEnd"/>
+    </w:p>
+    <w:p>
+      <w:pPr>
+        <w:pStyle w:val="code"/>
+      </w:pPr>
+      <w:r>
+        <w:t xml:space="preserve">        }</w:t>
+      </w:r>
+    </w:p>
+    <w:p>
+      <w:pPr>
+        <w:pStyle w:val="code"/>
+      </w:pPr>
+      <w:r>
+        <w:t xml:space="preserve">        result += right - </w:t>
+      </w:r>
+      <w:proofErr w:type="gramStart"/>
+      <w:r>
+        <w:t>left;</w:t>
+      </w:r>
+      <w:proofErr w:type="gramEnd"/>
+    </w:p>
+    <w:p>
+      <w:pPr>
+        <w:pStyle w:val="code"/>
+      </w:pPr>
+      <w:r>
+        <w:t xml:space="preserve">    }</w:t>
+      </w:r>
+    </w:p>
+    <w:p>
+      <w:pPr>
+        <w:pStyle w:val="code"/>
+      </w:pPr>
+      <w:r>
+        <w:t xml:space="preserve">    return </w:t>
+      </w:r>
+      <w:proofErr w:type="gramStart"/>
+      <w:r>
+        <w:t>result;</w:t>
+      </w:r>
+      <w:proofErr w:type="gramEnd"/>
+    </w:p>
+    <w:p>
+      <w:pPr>
+        <w:pStyle w:val="code"/>
+      </w:pPr>
+      <w:r>
+        <w:t>}</w:t>
+      </w:r>
+    </w:p>
+    <w:p>
+      <w:pPr>
+        <w:pStyle w:val="code"/>
       </w:pPr>
     </w:p>
     <w:p>
@@ -32024,7 +33731,6 @@
           <w:sz w:val="21"/>
           <w:szCs w:val="21"/>
         </w:rPr>
-        <w:lastRenderedPageBreak/>
         <w:t>Example 1:</w:t>
       </w:r>
     </w:p>
@@ -32349,6 +34055,7 @@
           <w:sz w:val="20"/>
           <w:szCs w:val="20"/>
         </w:rPr>
+        <w:lastRenderedPageBreak/>
         <w:t>Output:</w:t>
       </w:r>
       <w:r>
@@ -33111,7 +34818,6 @@
         <w:spacing w:before="100" w:beforeAutospacing="1" w:after="100" w:afterAutospacing="1" w:line="240" w:lineRule="auto"/>
       </w:pPr>
       <w:r>
-        <w:lastRenderedPageBreak/>
         <w:t>For each character from ‘a’ to ‘z’ the condition to make substring all as this character is the number of non-such characters within the window equals to the number of such characters out of the window, so you need to calculate the count of each character in advance.</w:t>
       </w:r>
     </w:p>
@@ -33302,6 +35008,7 @@
           <w:sz w:val="19"/>
           <w:szCs w:val="19"/>
         </w:rPr>
+        <w:lastRenderedPageBreak/>
         <w:t>/// text.</w:t>
       </w:r>
     </w:p>
@@ -35128,739 +36835,739 @@
           <w:sz w:val="19"/>
           <w:szCs w:val="19"/>
         </w:rPr>
+        <w:t xml:space="preserve">        </w:t>
+      </w:r>
+      <w:r>
+        <w:rPr>
+          <w:rFonts w:ascii="Cascadia Mono" w:hAnsi="Cascadia Mono" w:cs="Cascadia Mono"/>
+          <w:color w:val="0000FF"/>
+          <w:sz w:val="19"/>
+          <w:szCs w:val="19"/>
+        </w:rPr>
+        <w:t>for</w:t>
+      </w:r>
+      <w:r>
+        <w:rPr>
+          <w:rFonts w:ascii="Cascadia Mono" w:hAnsi="Cascadia Mono" w:cs="Cascadia Mono"/>
+          <w:color w:val="000000"/>
+          <w:sz w:val="19"/>
+          <w:szCs w:val="19"/>
+        </w:rPr>
+        <w:t xml:space="preserve"> (</w:t>
+      </w:r>
+      <w:r>
+        <w:rPr>
+          <w:rFonts w:ascii="Cascadia Mono" w:hAnsi="Cascadia Mono" w:cs="Cascadia Mono"/>
+          <w:color w:val="0000FF"/>
+          <w:sz w:val="19"/>
+          <w:szCs w:val="19"/>
+        </w:rPr>
+        <w:t>int</w:t>
+      </w:r>
+      <w:r>
+        <w:rPr>
+          <w:rFonts w:ascii="Cascadia Mono" w:hAnsi="Cascadia Mono" w:cs="Cascadia Mono"/>
+          <w:color w:val="000000"/>
+          <w:sz w:val="19"/>
+          <w:szCs w:val="19"/>
+        </w:rPr>
+        <w:t xml:space="preserve"> i = 0; i &lt; 26; i++)</w:t>
+      </w:r>
+    </w:p>
+    <w:p>
+      <w:pPr>
+        <w:autoSpaceDE w:val="0"/>
+        <w:autoSpaceDN w:val="0"/>
+        <w:adjustRightInd w:val="0"/>
+        <w:spacing w:after="0" w:line="240" w:lineRule="auto"/>
+        <w:rPr>
+          <w:rFonts w:ascii="Cascadia Mono" w:hAnsi="Cascadia Mono" w:cs="Cascadia Mono"/>
+          <w:color w:val="000000"/>
+          <w:sz w:val="19"/>
+          <w:szCs w:val="19"/>
+        </w:rPr>
+      </w:pPr>
+      <w:r>
+        <w:rPr>
+          <w:rFonts w:ascii="Cascadia Mono" w:hAnsi="Cascadia Mono" w:cs="Cascadia Mono"/>
+          <w:color w:val="000000"/>
+          <w:sz w:val="19"/>
+          <w:szCs w:val="19"/>
+        </w:rPr>
+        <w:t xml:space="preserve">        {</w:t>
+      </w:r>
+    </w:p>
+    <w:p>
+      <w:pPr>
+        <w:autoSpaceDE w:val="0"/>
+        <w:autoSpaceDN w:val="0"/>
+        <w:adjustRightInd w:val="0"/>
+        <w:spacing w:after="0" w:line="240" w:lineRule="auto"/>
+        <w:rPr>
+          <w:rFonts w:ascii="Cascadia Mono" w:hAnsi="Cascadia Mono" w:cs="Cascadia Mono"/>
+          <w:color w:val="000000"/>
+          <w:sz w:val="19"/>
+          <w:szCs w:val="19"/>
+        </w:rPr>
+      </w:pPr>
+      <w:r>
+        <w:rPr>
+          <w:rFonts w:ascii="Cascadia Mono" w:hAnsi="Cascadia Mono" w:cs="Cascadia Mono"/>
+          <w:color w:val="000000"/>
+          <w:sz w:val="19"/>
+          <w:szCs w:val="19"/>
+        </w:rPr>
+        <w:t xml:space="preserve">            </w:t>
+      </w:r>
+      <w:r>
+        <w:rPr>
+          <w:rFonts w:ascii="Cascadia Mono" w:hAnsi="Cascadia Mono" w:cs="Cascadia Mono"/>
+          <w:color w:val="0000FF"/>
+          <w:sz w:val="19"/>
+          <w:szCs w:val="19"/>
+        </w:rPr>
+        <w:t>if</w:t>
+      </w:r>
+      <w:r>
+        <w:rPr>
+          <w:rFonts w:ascii="Cascadia Mono" w:hAnsi="Cascadia Mono" w:cs="Cascadia Mono"/>
+          <w:color w:val="000000"/>
+          <w:sz w:val="19"/>
+          <w:szCs w:val="19"/>
+        </w:rPr>
+        <w:t xml:space="preserve"> (window</w:t>
+      </w:r>
+      <w:r>
+        <w:rPr>
+          <w:rFonts w:ascii="Cascadia Mono" w:hAnsi="Cascadia Mono" w:cs="Cascadia Mono"/>
+          <w:color w:val="008080"/>
+          <w:sz w:val="19"/>
+          <w:szCs w:val="19"/>
+        </w:rPr>
+        <w:t>[</w:t>
+      </w:r>
+      <w:r>
+        <w:rPr>
+          <w:rFonts w:ascii="Cascadia Mono" w:hAnsi="Cascadia Mono" w:cs="Cascadia Mono"/>
+          <w:color w:val="000000"/>
+          <w:sz w:val="19"/>
+          <w:szCs w:val="19"/>
+        </w:rPr>
+        <w:t>i</w:t>
+      </w:r>
+      <w:r>
+        <w:rPr>
+          <w:rFonts w:ascii="Cascadia Mono" w:hAnsi="Cascadia Mono" w:cs="Cascadia Mono"/>
+          <w:color w:val="008080"/>
+          <w:sz w:val="19"/>
+          <w:szCs w:val="19"/>
+        </w:rPr>
+        <w:t>]</w:t>
+      </w:r>
+      <w:r>
+        <w:rPr>
+          <w:rFonts w:ascii="Cascadia Mono" w:hAnsi="Cascadia Mono" w:cs="Cascadia Mono"/>
+          <w:color w:val="000000"/>
+          <w:sz w:val="19"/>
+          <w:szCs w:val="19"/>
+        </w:rPr>
+        <w:t xml:space="preserve"> == length)</w:t>
+      </w:r>
+    </w:p>
+    <w:p>
+      <w:pPr>
+        <w:autoSpaceDE w:val="0"/>
+        <w:autoSpaceDN w:val="0"/>
+        <w:adjustRightInd w:val="0"/>
+        <w:spacing w:after="0" w:line="240" w:lineRule="auto"/>
+        <w:rPr>
+          <w:rFonts w:ascii="Cascadia Mono" w:hAnsi="Cascadia Mono" w:cs="Cascadia Mono"/>
+          <w:color w:val="000000"/>
+          <w:sz w:val="19"/>
+          <w:szCs w:val="19"/>
+        </w:rPr>
+      </w:pPr>
+      <w:r>
+        <w:rPr>
+          <w:rFonts w:ascii="Cascadia Mono" w:hAnsi="Cascadia Mono" w:cs="Cascadia Mono"/>
+          <w:color w:val="000000"/>
+          <w:sz w:val="19"/>
+          <w:szCs w:val="19"/>
+        </w:rPr>
+        <w:t xml:space="preserve">            {</w:t>
+      </w:r>
+    </w:p>
+    <w:p>
+      <w:pPr>
+        <w:autoSpaceDE w:val="0"/>
+        <w:autoSpaceDN w:val="0"/>
+        <w:adjustRightInd w:val="0"/>
+        <w:spacing w:after="0" w:line="240" w:lineRule="auto"/>
+        <w:rPr>
+          <w:rFonts w:ascii="Cascadia Mono" w:hAnsi="Cascadia Mono" w:cs="Cascadia Mono"/>
+          <w:color w:val="000000"/>
+          <w:sz w:val="19"/>
+          <w:szCs w:val="19"/>
+        </w:rPr>
+      </w:pPr>
+      <w:r>
+        <w:rPr>
+          <w:rFonts w:ascii="Cascadia Mono" w:hAnsi="Cascadia Mono" w:cs="Cascadia Mono"/>
+          <w:color w:val="000000"/>
+          <w:sz w:val="19"/>
+          <w:szCs w:val="19"/>
+        </w:rPr>
+        <w:t xml:space="preserve">                match = </w:t>
+      </w:r>
+      <w:proofErr w:type="gramStart"/>
+      <w:r>
+        <w:rPr>
+          <w:rFonts w:ascii="Cascadia Mono" w:hAnsi="Cascadia Mono" w:cs="Cascadia Mono"/>
+          <w:color w:val="0000FF"/>
+          <w:sz w:val="19"/>
+          <w:szCs w:val="19"/>
+        </w:rPr>
+        <w:t>true</w:t>
+      </w:r>
+      <w:r>
+        <w:rPr>
+          <w:rFonts w:ascii="Cascadia Mono" w:hAnsi="Cascadia Mono" w:cs="Cascadia Mono"/>
+          <w:color w:val="000000"/>
+          <w:sz w:val="19"/>
+          <w:szCs w:val="19"/>
+        </w:rPr>
+        <w:t>;</w:t>
+      </w:r>
+      <w:proofErr w:type="gramEnd"/>
+    </w:p>
+    <w:p>
+      <w:pPr>
+        <w:autoSpaceDE w:val="0"/>
+        <w:autoSpaceDN w:val="0"/>
+        <w:adjustRightInd w:val="0"/>
+        <w:spacing w:after="0" w:line="240" w:lineRule="auto"/>
+        <w:rPr>
+          <w:rFonts w:ascii="Cascadia Mono" w:hAnsi="Cascadia Mono" w:cs="Cascadia Mono"/>
+          <w:color w:val="000000"/>
+          <w:sz w:val="19"/>
+          <w:szCs w:val="19"/>
+        </w:rPr>
+      </w:pPr>
+      <w:r>
+        <w:rPr>
+          <w:rFonts w:ascii="Cascadia Mono" w:hAnsi="Cascadia Mono" w:cs="Cascadia Mono"/>
+          <w:color w:val="000000"/>
+          <w:sz w:val="19"/>
+          <w:szCs w:val="19"/>
+        </w:rPr>
+        <w:t xml:space="preserve">                result = </w:t>
+      </w:r>
+      <w:proofErr w:type="gramStart"/>
+      <w:r>
+        <w:rPr>
+          <w:rFonts w:ascii="Cascadia Mono" w:hAnsi="Cascadia Mono" w:cs="Cascadia Mono"/>
+          <w:color w:val="000000"/>
+          <w:sz w:val="19"/>
+          <w:szCs w:val="19"/>
+        </w:rPr>
+        <w:t>max(</w:t>
+      </w:r>
+      <w:proofErr w:type="gramEnd"/>
+      <w:r>
+        <w:rPr>
+          <w:rFonts w:ascii="Cascadia Mono" w:hAnsi="Cascadia Mono" w:cs="Cascadia Mono"/>
+          <w:color w:val="000000"/>
+          <w:sz w:val="19"/>
+          <w:szCs w:val="19"/>
+        </w:rPr>
+        <w:t>result, length</w:t>
+      </w:r>
+      <w:proofErr w:type="gramStart"/>
+      <w:r>
+        <w:rPr>
+          <w:rFonts w:ascii="Cascadia Mono" w:hAnsi="Cascadia Mono" w:cs="Cascadia Mono"/>
+          <w:color w:val="000000"/>
+          <w:sz w:val="19"/>
+          <w:szCs w:val="19"/>
+        </w:rPr>
+        <w:t>);</w:t>
+      </w:r>
+      <w:proofErr w:type="gramEnd"/>
+    </w:p>
+    <w:p>
+      <w:pPr>
+        <w:autoSpaceDE w:val="0"/>
+        <w:autoSpaceDN w:val="0"/>
+        <w:adjustRightInd w:val="0"/>
+        <w:spacing w:after="0" w:line="240" w:lineRule="auto"/>
+        <w:rPr>
+          <w:rFonts w:ascii="Cascadia Mono" w:hAnsi="Cascadia Mono" w:cs="Cascadia Mono"/>
+          <w:color w:val="000000"/>
+          <w:sz w:val="19"/>
+          <w:szCs w:val="19"/>
+        </w:rPr>
+      </w:pPr>
+      <w:r>
+        <w:rPr>
+          <w:rFonts w:ascii="Cascadia Mono" w:hAnsi="Cascadia Mono" w:cs="Cascadia Mono"/>
+          <w:color w:val="000000"/>
+          <w:sz w:val="19"/>
+          <w:szCs w:val="19"/>
+        </w:rPr>
+        <w:t xml:space="preserve">                </w:t>
+      </w:r>
+      <w:proofErr w:type="gramStart"/>
+      <w:r>
+        <w:rPr>
+          <w:rFonts w:ascii="Cascadia Mono" w:hAnsi="Cascadia Mono" w:cs="Cascadia Mono"/>
+          <w:color w:val="0000FF"/>
+          <w:sz w:val="19"/>
+          <w:szCs w:val="19"/>
+        </w:rPr>
+        <w:t>break</w:t>
+      </w:r>
+      <w:r>
+        <w:rPr>
+          <w:rFonts w:ascii="Cascadia Mono" w:hAnsi="Cascadia Mono" w:cs="Cascadia Mono"/>
+          <w:color w:val="000000"/>
+          <w:sz w:val="19"/>
+          <w:szCs w:val="19"/>
+        </w:rPr>
+        <w:t>;</w:t>
+      </w:r>
+      <w:proofErr w:type="gramEnd"/>
+    </w:p>
+    <w:p>
+      <w:pPr>
+        <w:autoSpaceDE w:val="0"/>
+        <w:autoSpaceDN w:val="0"/>
+        <w:adjustRightInd w:val="0"/>
+        <w:spacing w:after="0" w:line="240" w:lineRule="auto"/>
+        <w:rPr>
+          <w:rFonts w:ascii="Cascadia Mono" w:hAnsi="Cascadia Mono" w:cs="Cascadia Mono"/>
+          <w:color w:val="000000"/>
+          <w:sz w:val="19"/>
+          <w:szCs w:val="19"/>
+        </w:rPr>
+      </w:pPr>
+      <w:r>
+        <w:rPr>
+          <w:rFonts w:ascii="Cascadia Mono" w:hAnsi="Cascadia Mono" w:cs="Cascadia Mono"/>
+          <w:color w:val="000000"/>
+          <w:sz w:val="19"/>
+          <w:szCs w:val="19"/>
+        </w:rPr>
+        <w:t xml:space="preserve">            }</w:t>
+      </w:r>
+    </w:p>
+    <w:p>
+      <w:pPr>
+        <w:autoSpaceDE w:val="0"/>
+        <w:autoSpaceDN w:val="0"/>
+        <w:adjustRightInd w:val="0"/>
+        <w:spacing w:after="0" w:line="240" w:lineRule="auto"/>
+        <w:rPr>
+          <w:rFonts w:ascii="Cascadia Mono" w:hAnsi="Cascadia Mono" w:cs="Cascadia Mono"/>
+          <w:color w:val="000000"/>
+          <w:sz w:val="19"/>
+          <w:szCs w:val="19"/>
+        </w:rPr>
+      </w:pPr>
+      <w:r>
+        <w:rPr>
+          <w:rFonts w:ascii="Cascadia Mono" w:hAnsi="Cascadia Mono" w:cs="Cascadia Mono"/>
+          <w:color w:val="000000"/>
+          <w:sz w:val="19"/>
+          <w:szCs w:val="19"/>
+        </w:rPr>
+        <w:t xml:space="preserve">            </w:t>
+      </w:r>
+      <w:r>
+        <w:rPr>
+          <w:rFonts w:ascii="Cascadia Mono" w:hAnsi="Cascadia Mono" w:cs="Cascadia Mono"/>
+          <w:color w:val="0000FF"/>
+          <w:sz w:val="19"/>
+          <w:szCs w:val="19"/>
+        </w:rPr>
+        <w:t>else</w:t>
+      </w:r>
+      <w:r>
+        <w:rPr>
+          <w:rFonts w:ascii="Cascadia Mono" w:hAnsi="Cascadia Mono" w:cs="Cascadia Mono"/>
+          <w:color w:val="000000"/>
+          <w:sz w:val="19"/>
+          <w:szCs w:val="19"/>
+        </w:rPr>
+        <w:t xml:space="preserve"> </w:t>
+      </w:r>
+      <w:proofErr w:type="gramStart"/>
+      <w:r>
+        <w:rPr>
+          <w:rFonts w:ascii="Cascadia Mono" w:hAnsi="Cascadia Mono" w:cs="Cascadia Mono"/>
+          <w:color w:val="0000FF"/>
+          <w:sz w:val="19"/>
+          <w:szCs w:val="19"/>
+        </w:rPr>
+        <w:t>if</w:t>
+      </w:r>
+      <w:r>
+        <w:rPr>
+          <w:rFonts w:ascii="Cascadia Mono" w:hAnsi="Cascadia Mono" w:cs="Cascadia Mono"/>
+          <w:color w:val="000000"/>
+          <w:sz w:val="19"/>
+          <w:szCs w:val="19"/>
+        </w:rPr>
+        <w:t xml:space="preserve"> ((</w:t>
+      </w:r>
+      <w:proofErr w:type="gramEnd"/>
+      <w:r>
+        <w:rPr>
+          <w:rFonts w:ascii="Cascadia Mono" w:hAnsi="Cascadia Mono" w:cs="Cascadia Mono"/>
+          <w:color w:val="000000"/>
+          <w:sz w:val="19"/>
+          <w:szCs w:val="19"/>
+        </w:rPr>
+        <w:t>window</w:t>
+      </w:r>
+      <w:r>
+        <w:rPr>
+          <w:rFonts w:ascii="Cascadia Mono" w:hAnsi="Cascadia Mono" w:cs="Cascadia Mono"/>
+          <w:color w:val="008080"/>
+          <w:sz w:val="19"/>
+          <w:szCs w:val="19"/>
+        </w:rPr>
+        <w:t>[</w:t>
+      </w:r>
+      <w:r>
+        <w:rPr>
+          <w:rFonts w:ascii="Cascadia Mono" w:hAnsi="Cascadia Mono" w:cs="Cascadia Mono"/>
+          <w:color w:val="000000"/>
+          <w:sz w:val="19"/>
+          <w:szCs w:val="19"/>
+        </w:rPr>
+        <w:t>i</w:t>
+      </w:r>
+      <w:r>
+        <w:rPr>
+          <w:rFonts w:ascii="Cascadia Mono" w:hAnsi="Cascadia Mono" w:cs="Cascadia Mono"/>
+          <w:color w:val="008080"/>
+          <w:sz w:val="19"/>
+          <w:szCs w:val="19"/>
+        </w:rPr>
+        <w:t>]</w:t>
+      </w:r>
+      <w:r>
+        <w:rPr>
+          <w:rFonts w:ascii="Cascadia Mono" w:hAnsi="Cascadia Mono" w:cs="Cascadia Mono"/>
+          <w:color w:val="000000"/>
+          <w:sz w:val="19"/>
+          <w:szCs w:val="19"/>
+        </w:rPr>
+        <w:t xml:space="preserve"> == length - 1) &amp;&amp; (count</w:t>
+      </w:r>
+      <w:r>
+        <w:rPr>
+          <w:rFonts w:ascii="Cascadia Mono" w:hAnsi="Cascadia Mono" w:cs="Cascadia Mono"/>
+          <w:color w:val="008080"/>
+          <w:sz w:val="19"/>
+          <w:szCs w:val="19"/>
+        </w:rPr>
+        <w:t>[</w:t>
+      </w:r>
+      <w:r>
+        <w:rPr>
+          <w:rFonts w:ascii="Cascadia Mono" w:hAnsi="Cascadia Mono" w:cs="Cascadia Mono"/>
+          <w:color w:val="000000"/>
+          <w:sz w:val="19"/>
+          <w:szCs w:val="19"/>
+        </w:rPr>
+        <w:t>i</w:t>
+      </w:r>
+      <w:r>
+        <w:rPr>
+          <w:rFonts w:ascii="Cascadia Mono" w:hAnsi="Cascadia Mono" w:cs="Cascadia Mono"/>
+          <w:color w:val="008080"/>
+          <w:sz w:val="19"/>
+          <w:szCs w:val="19"/>
+        </w:rPr>
+        <w:t>]</w:t>
+      </w:r>
+      <w:r>
+        <w:rPr>
+          <w:rFonts w:ascii="Cascadia Mono" w:hAnsi="Cascadia Mono" w:cs="Cascadia Mono"/>
+          <w:color w:val="000000"/>
+          <w:sz w:val="19"/>
+          <w:szCs w:val="19"/>
+        </w:rPr>
+        <w:t xml:space="preserve"> &gt; window</w:t>
+      </w:r>
+      <w:r>
+        <w:rPr>
+          <w:rFonts w:ascii="Cascadia Mono" w:hAnsi="Cascadia Mono" w:cs="Cascadia Mono"/>
+          <w:color w:val="008080"/>
+          <w:sz w:val="19"/>
+          <w:szCs w:val="19"/>
+        </w:rPr>
+        <w:t>[</w:t>
+      </w:r>
+      <w:r>
+        <w:rPr>
+          <w:rFonts w:ascii="Cascadia Mono" w:hAnsi="Cascadia Mono" w:cs="Cascadia Mono"/>
+          <w:color w:val="000000"/>
+          <w:sz w:val="19"/>
+          <w:szCs w:val="19"/>
+        </w:rPr>
+        <w:t>i</w:t>
+      </w:r>
+      <w:r>
+        <w:rPr>
+          <w:rFonts w:ascii="Cascadia Mono" w:hAnsi="Cascadia Mono" w:cs="Cascadia Mono"/>
+          <w:color w:val="008080"/>
+          <w:sz w:val="19"/>
+          <w:szCs w:val="19"/>
+        </w:rPr>
+        <w:t>]</w:t>
+      </w:r>
+      <w:r>
+        <w:rPr>
+          <w:rFonts w:ascii="Cascadia Mono" w:hAnsi="Cascadia Mono" w:cs="Cascadia Mono"/>
+          <w:color w:val="000000"/>
+          <w:sz w:val="19"/>
+          <w:szCs w:val="19"/>
+        </w:rPr>
+        <w:t>))</w:t>
+      </w:r>
+    </w:p>
+    <w:p>
+      <w:pPr>
+        <w:autoSpaceDE w:val="0"/>
+        <w:autoSpaceDN w:val="0"/>
+        <w:adjustRightInd w:val="0"/>
+        <w:spacing w:after="0" w:line="240" w:lineRule="auto"/>
+        <w:rPr>
+          <w:rFonts w:ascii="Cascadia Mono" w:hAnsi="Cascadia Mono" w:cs="Cascadia Mono"/>
+          <w:color w:val="000000"/>
+          <w:sz w:val="19"/>
+          <w:szCs w:val="19"/>
+        </w:rPr>
+      </w:pPr>
+      <w:r>
+        <w:rPr>
+          <w:rFonts w:ascii="Cascadia Mono" w:hAnsi="Cascadia Mono" w:cs="Cascadia Mono"/>
+          <w:color w:val="000000"/>
+          <w:sz w:val="19"/>
+          <w:szCs w:val="19"/>
+        </w:rPr>
+        <w:t xml:space="preserve">            {</w:t>
+      </w:r>
+    </w:p>
+    <w:p>
+      <w:pPr>
+        <w:autoSpaceDE w:val="0"/>
+        <w:autoSpaceDN w:val="0"/>
+        <w:adjustRightInd w:val="0"/>
+        <w:spacing w:after="0" w:line="240" w:lineRule="auto"/>
+        <w:rPr>
+          <w:rFonts w:ascii="Cascadia Mono" w:hAnsi="Cascadia Mono" w:cs="Cascadia Mono"/>
+          <w:color w:val="000000"/>
+          <w:sz w:val="19"/>
+          <w:szCs w:val="19"/>
+        </w:rPr>
+      </w:pPr>
+      <w:r>
+        <w:rPr>
+          <w:rFonts w:ascii="Cascadia Mono" w:hAnsi="Cascadia Mono" w:cs="Cascadia Mono"/>
+          <w:color w:val="000000"/>
+          <w:sz w:val="19"/>
+          <w:szCs w:val="19"/>
+        </w:rPr>
+        <w:t xml:space="preserve">                match = </w:t>
+      </w:r>
+      <w:proofErr w:type="gramStart"/>
+      <w:r>
+        <w:rPr>
+          <w:rFonts w:ascii="Cascadia Mono" w:hAnsi="Cascadia Mono" w:cs="Cascadia Mono"/>
+          <w:color w:val="0000FF"/>
+          <w:sz w:val="19"/>
+          <w:szCs w:val="19"/>
+        </w:rPr>
+        <w:t>true</w:t>
+      </w:r>
+      <w:r>
+        <w:rPr>
+          <w:rFonts w:ascii="Cascadia Mono" w:hAnsi="Cascadia Mono" w:cs="Cascadia Mono"/>
+          <w:color w:val="000000"/>
+          <w:sz w:val="19"/>
+          <w:szCs w:val="19"/>
+        </w:rPr>
+        <w:t>;</w:t>
+      </w:r>
+      <w:proofErr w:type="gramEnd"/>
+    </w:p>
+    <w:p>
+      <w:pPr>
+        <w:autoSpaceDE w:val="0"/>
+        <w:autoSpaceDN w:val="0"/>
+        <w:adjustRightInd w:val="0"/>
+        <w:spacing w:after="0" w:line="240" w:lineRule="auto"/>
+        <w:rPr>
+          <w:rFonts w:ascii="Cascadia Mono" w:hAnsi="Cascadia Mono" w:cs="Cascadia Mono"/>
+          <w:color w:val="000000"/>
+          <w:sz w:val="19"/>
+          <w:szCs w:val="19"/>
+        </w:rPr>
+      </w:pPr>
+      <w:r>
+        <w:rPr>
+          <w:rFonts w:ascii="Cascadia Mono" w:hAnsi="Cascadia Mono" w:cs="Cascadia Mono"/>
+          <w:color w:val="000000"/>
+          <w:sz w:val="19"/>
+          <w:szCs w:val="19"/>
+        </w:rPr>
+        <w:t xml:space="preserve">                result = </w:t>
+      </w:r>
+      <w:proofErr w:type="gramStart"/>
+      <w:r>
+        <w:rPr>
+          <w:rFonts w:ascii="Cascadia Mono" w:hAnsi="Cascadia Mono" w:cs="Cascadia Mono"/>
+          <w:color w:val="000000"/>
+          <w:sz w:val="19"/>
+          <w:szCs w:val="19"/>
+        </w:rPr>
+        <w:t>max(</w:t>
+      </w:r>
+      <w:proofErr w:type="gramEnd"/>
+      <w:r>
+        <w:rPr>
+          <w:rFonts w:ascii="Cascadia Mono" w:hAnsi="Cascadia Mono" w:cs="Cascadia Mono"/>
+          <w:color w:val="000000"/>
+          <w:sz w:val="19"/>
+          <w:szCs w:val="19"/>
+        </w:rPr>
+        <w:t>result, length</w:t>
+      </w:r>
+      <w:proofErr w:type="gramStart"/>
+      <w:r>
+        <w:rPr>
+          <w:rFonts w:ascii="Cascadia Mono" w:hAnsi="Cascadia Mono" w:cs="Cascadia Mono"/>
+          <w:color w:val="000000"/>
+          <w:sz w:val="19"/>
+          <w:szCs w:val="19"/>
+        </w:rPr>
+        <w:t>);</w:t>
+      </w:r>
+      <w:proofErr w:type="gramEnd"/>
+    </w:p>
+    <w:p>
+      <w:pPr>
+        <w:autoSpaceDE w:val="0"/>
+        <w:autoSpaceDN w:val="0"/>
+        <w:adjustRightInd w:val="0"/>
+        <w:spacing w:after="0" w:line="240" w:lineRule="auto"/>
+        <w:rPr>
+          <w:rFonts w:ascii="Cascadia Mono" w:hAnsi="Cascadia Mono" w:cs="Cascadia Mono"/>
+          <w:color w:val="000000"/>
+          <w:sz w:val="19"/>
+          <w:szCs w:val="19"/>
+        </w:rPr>
+      </w:pPr>
+      <w:r>
+        <w:rPr>
+          <w:rFonts w:ascii="Cascadia Mono" w:hAnsi="Cascadia Mono" w:cs="Cascadia Mono"/>
+          <w:color w:val="000000"/>
+          <w:sz w:val="19"/>
+          <w:szCs w:val="19"/>
+        </w:rPr>
+        <w:t xml:space="preserve">                </w:t>
+      </w:r>
+      <w:proofErr w:type="gramStart"/>
+      <w:r>
+        <w:rPr>
+          <w:rFonts w:ascii="Cascadia Mono" w:hAnsi="Cascadia Mono" w:cs="Cascadia Mono"/>
+          <w:color w:val="0000FF"/>
+          <w:sz w:val="19"/>
+          <w:szCs w:val="19"/>
+        </w:rPr>
+        <w:t>break</w:t>
+      </w:r>
+      <w:r>
+        <w:rPr>
+          <w:rFonts w:ascii="Cascadia Mono" w:hAnsi="Cascadia Mono" w:cs="Cascadia Mono"/>
+          <w:color w:val="000000"/>
+          <w:sz w:val="19"/>
+          <w:szCs w:val="19"/>
+        </w:rPr>
+        <w:t>;</w:t>
+      </w:r>
+      <w:proofErr w:type="gramEnd"/>
+    </w:p>
+    <w:p>
+      <w:pPr>
+        <w:autoSpaceDE w:val="0"/>
+        <w:autoSpaceDN w:val="0"/>
+        <w:adjustRightInd w:val="0"/>
+        <w:spacing w:after="0" w:line="240" w:lineRule="auto"/>
+        <w:rPr>
+          <w:rFonts w:ascii="Cascadia Mono" w:hAnsi="Cascadia Mono" w:cs="Cascadia Mono"/>
+          <w:color w:val="000000"/>
+          <w:sz w:val="19"/>
+          <w:szCs w:val="19"/>
+        </w:rPr>
+      </w:pPr>
+      <w:r>
+        <w:rPr>
+          <w:rFonts w:ascii="Cascadia Mono" w:hAnsi="Cascadia Mono" w:cs="Cascadia Mono"/>
+          <w:color w:val="000000"/>
+          <w:sz w:val="19"/>
+          <w:szCs w:val="19"/>
+        </w:rPr>
+        <w:t xml:space="preserve">            }</w:t>
+      </w:r>
+    </w:p>
+    <w:p>
+      <w:pPr>
+        <w:autoSpaceDE w:val="0"/>
+        <w:autoSpaceDN w:val="0"/>
+        <w:adjustRightInd w:val="0"/>
+        <w:spacing w:after="0" w:line="240" w:lineRule="auto"/>
+        <w:rPr>
+          <w:rFonts w:ascii="Cascadia Mono" w:hAnsi="Cascadia Mono" w:cs="Cascadia Mono"/>
+          <w:color w:val="000000"/>
+          <w:sz w:val="19"/>
+          <w:szCs w:val="19"/>
+        </w:rPr>
+      </w:pPr>
+      <w:r>
+        <w:rPr>
+          <w:rFonts w:ascii="Cascadia Mono" w:hAnsi="Cascadia Mono" w:cs="Cascadia Mono"/>
+          <w:color w:val="000000"/>
+          <w:sz w:val="19"/>
+          <w:szCs w:val="19"/>
+        </w:rPr>
+        <w:t xml:space="preserve">        }</w:t>
+      </w:r>
+    </w:p>
+    <w:p>
+      <w:pPr>
+        <w:autoSpaceDE w:val="0"/>
+        <w:autoSpaceDN w:val="0"/>
+        <w:adjustRightInd w:val="0"/>
+        <w:spacing w:after="0" w:line="240" w:lineRule="auto"/>
+        <w:rPr>
+          <w:rFonts w:ascii="Cascadia Mono" w:hAnsi="Cascadia Mono" w:cs="Cascadia Mono"/>
+          <w:color w:val="000000"/>
+          <w:sz w:val="19"/>
+          <w:szCs w:val="19"/>
+        </w:rPr>
+      </w:pPr>
+      <w:r>
+        <w:rPr>
+          <w:rFonts w:ascii="Cascadia Mono" w:hAnsi="Cascadia Mono" w:cs="Cascadia Mono"/>
+          <w:color w:val="000000"/>
+          <w:sz w:val="19"/>
+          <w:szCs w:val="19"/>
+        </w:rPr>
         <w:lastRenderedPageBreak/>
-        <w:t xml:space="preserve">        </w:t>
-      </w:r>
-      <w:r>
-        <w:rPr>
-          <w:rFonts w:ascii="Cascadia Mono" w:hAnsi="Cascadia Mono" w:cs="Cascadia Mono"/>
-          <w:color w:val="0000FF"/>
-          <w:sz w:val="19"/>
-          <w:szCs w:val="19"/>
-        </w:rPr>
-        <w:t>for</w:t>
-      </w:r>
-      <w:r>
-        <w:rPr>
-          <w:rFonts w:ascii="Cascadia Mono" w:hAnsi="Cascadia Mono" w:cs="Cascadia Mono"/>
-          <w:color w:val="000000"/>
-          <w:sz w:val="19"/>
-          <w:szCs w:val="19"/>
-        </w:rPr>
-        <w:t xml:space="preserve"> (</w:t>
-      </w:r>
-      <w:r>
-        <w:rPr>
-          <w:rFonts w:ascii="Cascadia Mono" w:hAnsi="Cascadia Mono" w:cs="Cascadia Mono"/>
-          <w:color w:val="0000FF"/>
-          <w:sz w:val="19"/>
-          <w:szCs w:val="19"/>
-        </w:rPr>
-        <w:t>int</w:t>
-      </w:r>
-      <w:r>
-        <w:rPr>
-          <w:rFonts w:ascii="Cascadia Mono" w:hAnsi="Cascadia Mono" w:cs="Cascadia Mono"/>
-          <w:color w:val="000000"/>
-          <w:sz w:val="19"/>
-          <w:szCs w:val="19"/>
-        </w:rPr>
-        <w:t xml:space="preserve"> i = 0; i &lt; 26; i++)</w:t>
-      </w:r>
-    </w:p>
-    <w:p>
-      <w:pPr>
-        <w:autoSpaceDE w:val="0"/>
-        <w:autoSpaceDN w:val="0"/>
-        <w:adjustRightInd w:val="0"/>
-        <w:spacing w:after="0" w:line="240" w:lineRule="auto"/>
-        <w:rPr>
-          <w:rFonts w:ascii="Cascadia Mono" w:hAnsi="Cascadia Mono" w:cs="Cascadia Mono"/>
-          <w:color w:val="000000"/>
-          <w:sz w:val="19"/>
-          <w:szCs w:val="19"/>
-        </w:rPr>
-      </w:pPr>
-      <w:r>
-        <w:rPr>
-          <w:rFonts w:ascii="Cascadia Mono" w:hAnsi="Cascadia Mono" w:cs="Cascadia Mono"/>
-          <w:color w:val="000000"/>
-          <w:sz w:val="19"/>
-          <w:szCs w:val="19"/>
-        </w:rPr>
-        <w:t xml:space="preserve">        {</w:t>
-      </w:r>
-    </w:p>
-    <w:p>
-      <w:pPr>
-        <w:autoSpaceDE w:val="0"/>
-        <w:autoSpaceDN w:val="0"/>
-        <w:adjustRightInd w:val="0"/>
-        <w:spacing w:after="0" w:line="240" w:lineRule="auto"/>
-        <w:rPr>
-          <w:rFonts w:ascii="Cascadia Mono" w:hAnsi="Cascadia Mono" w:cs="Cascadia Mono"/>
-          <w:color w:val="000000"/>
-          <w:sz w:val="19"/>
-          <w:szCs w:val="19"/>
-        </w:rPr>
-      </w:pPr>
-      <w:r>
-        <w:rPr>
-          <w:rFonts w:ascii="Cascadia Mono" w:hAnsi="Cascadia Mono" w:cs="Cascadia Mono"/>
-          <w:color w:val="000000"/>
-          <w:sz w:val="19"/>
-          <w:szCs w:val="19"/>
-        </w:rPr>
-        <w:t xml:space="preserve">            </w:t>
-      </w:r>
-      <w:r>
-        <w:rPr>
-          <w:rFonts w:ascii="Cascadia Mono" w:hAnsi="Cascadia Mono" w:cs="Cascadia Mono"/>
-          <w:color w:val="0000FF"/>
-          <w:sz w:val="19"/>
-          <w:szCs w:val="19"/>
-        </w:rPr>
-        <w:t>if</w:t>
-      </w:r>
-      <w:r>
-        <w:rPr>
-          <w:rFonts w:ascii="Cascadia Mono" w:hAnsi="Cascadia Mono" w:cs="Cascadia Mono"/>
-          <w:color w:val="000000"/>
-          <w:sz w:val="19"/>
-          <w:szCs w:val="19"/>
-        </w:rPr>
-        <w:t xml:space="preserve"> (window</w:t>
-      </w:r>
-      <w:r>
-        <w:rPr>
-          <w:rFonts w:ascii="Cascadia Mono" w:hAnsi="Cascadia Mono" w:cs="Cascadia Mono"/>
-          <w:color w:val="008080"/>
-          <w:sz w:val="19"/>
-          <w:szCs w:val="19"/>
-        </w:rPr>
-        <w:t>[</w:t>
-      </w:r>
-      <w:r>
-        <w:rPr>
-          <w:rFonts w:ascii="Cascadia Mono" w:hAnsi="Cascadia Mono" w:cs="Cascadia Mono"/>
-          <w:color w:val="000000"/>
-          <w:sz w:val="19"/>
-          <w:szCs w:val="19"/>
-        </w:rPr>
-        <w:t>i</w:t>
-      </w:r>
-      <w:r>
-        <w:rPr>
-          <w:rFonts w:ascii="Cascadia Mono" w:hAnsi="Cascadia Mono" w:cs="Cascadia Mono"/>
-          <w:color w:val="008080"/>
-          <w:sz w:val="19"/>
-          <w:szCs w:val="19"/>
-        </w:rPr>
-        <w:t>]</w:t>
-      </w:r>
-      <w:r>
-        <w:rPr>
-          <w:rFonts w:ascii="Cascadia Mono" w:hAnsi="Cascadia Mono" w:cs="Cascadia Mono"/>
-          <w:color w:val="000000"/>
-          <w:sz w:val="19"/>
-          <w:szCs w:val="19"/>
-        </w:rPr>
-        <w:t xml:space="preserve"> == length)</w:t>
-      </w:r>
-    </w:p>
-    <w:p>
-      <w:pPr>
-        <w:autoSpaceDE w:val="0"/>
-        <w:autoSpaceDN w:val="0"/>
-        <w:adjustRightInd w:val="0"/>
-        <w:spacing w:after="0" w:line="240" w:lineRule="auto"/>
-        <w:rPr>
-          <w:rFonts w:ascii="Cascadia Mono" w:hAnsi="Cascadia Mono" w:cs="Cascadia Mono"/>
-          <w:color w:val="000000"/>
-          <w:sz w:val="19"/>
-          <w:szCs w:val="19"/>
-        </w:rPr>
-      </w:pPr>
-      <w:r>
-        <w:rPr>
-          <w:rFonts w:ascii="Cascadia Mono" w:hAnsi="Cascadia Mono" w:cs="Cascadia Mono"/>
-          <w:color w:val="000000"/>
-          <w:sz w:val="19"/>
-          <w:szCs w:val="19"/>
-        </w:rPr>
-        <w:t xml:space="preserve">            {</w:t>
-      </w:r>
-    </w:p>
-    <w:p>
-      <w:pPr>
-        <w:autoSpaceDE w:val="0"/>
-        <w:autoSpaceDN w:val="0"/>
-        <w:adjustRightInd w:val="0"/>
-        <w:spacing w:after="0" w:line="240" w:lineRule="auto"/>
-        <w:rPr>
-          <w:rFonts w:ascii="Cascadia Mono" w:hAnsi="Cascadia Mono" w:cs="Cascadia Mono"/>
-          <w:color w:val="000000"/>
-          <w:sz w:val="19"/>
-          <w:szCs w:val="19"/>
-        </w:rPr>
-      </w:pPr>
-      <w:r>
-        <w:rPr>
-          <w:rFonts w:ascii="Cascadia Mono" w:hAnsi="Cascadia Mono" w:cs="Cascadia Mono"/>
-          <w:color w:val="000000"/>
-          <w:sz w:val="19"/>
-          <w:szCs w:val="19"/>
-        </w:rPr>
-        <w:t xml:space="preserve">                match = </w:t>
-      </w:r>
-      <w:proofErr w:type="gramStart"/>
-      <w:r>
-        <w:rPr>
-          <w:rFonts w:ascii="Cascadia Mono" w:hAnsi="Cascadia Mono" w:cs="Cascadia Mono"/>
-          <w:color w:val="0000FF"/>
-          <w:sz w:val="19"/>
-          <w:szCs w:val="19"/>
-        </w:rPr>
-        <w:t>true</w:t>
-      </w:r>
-      <w:r>
-        <w:rPr>
-          <w:rFonts w:ascii="Cascadia Mono" w:hAnsi="Cascadia Mono" w:cs="Cascadia Mono"/>
-          <w:color w:val="000000"/>
-          <w:sz w:val="19"/>
-          <w:szCs w:val="19"/>
-        </w:rPr>
-        <w:t>;</w:t>
-      </w:r>
-      <w:proofErr w:type="gramEnd"/>
-    </w:p>
-    <w:p>
-      <w:pPr>
-        <w:autoSpaceDE w:val="0"/>
-        <w:autoSpaceDN w:val="0"/>
-        <w:adjustRightInd w:val="0"/>
-        <w:spacing w:after="0" w:line="240" w:lineRule="auto"/>
-        <w:rPr>
-          <w:rFonts w:ascii="Cascadia Mono" w:hAnsi="Cascadia Mono" w:cs="Cascadia Mono"/>
-          <w:color w:val="000000"/>
-          <w:sz w:val="19"/>
-          <w:szCs w:val="19"/>
-        </w:rPr>
-      </w:pPr>
-      <w:r>
-        <w:rPr>
-          <w:rFonts w:ascii="Cascadia Mono" w:hAnsi="Cascadia Mono" w:cs="Cascadia Mono"/>
-          <w:color w:val="000000"/>
-          <w:sz w:val="19"/>
-          <w:szCs w:val="19"/>
-        </w:rPr>
-        <w:t xml:space="preserve">                result = </w:t>
-      </w:r>
-      <w:proofErr w:type="gramStart"/>
-      <w:r>
-        <w:rPr>
-          <w:rFonts w:ascii="Cascadia Mono" w:hAnsi="Cascadia Mono" w:cs="Cascadia Mono"/>
-          <w:color w:val="000000"/>
-          <w:sz w:val="19"/>
-          <w:szCs w:val="19"/>
-        </w:rPr>
-        <w:t>max(</w:t>
-      </w:r>
-      <w:proofErr w:type="gramEnd"/>
-      <w:r>
-        <w:rPr>
-          <w:rFonts w:ascii="Cascadia Mono" w:hAnsi="Cascadia Mono" w:cs="Cascadia Mono"/>
-          <w:color w:val="000000"/>
-          <w:sz w:val="19"/>
-          <w:szCs w:val="19"/>
-        </w:rPr>
-        <w:t>result, length</w:t>
-      </w:r>
-      <w:proofErr w:type="gramStart"/>
-      <w:r>
-        <w:rPr>
-          <w:rFonts w:ascii="Cascadia Mono" w:hAnsi="Cascadia Mono" w:cs="Cascadia Mono"/>
-          <w:color w:val="000000"/>
-          <w:sz w:val="19"/>
-          <w:szCs w:val="19"/>
-        </w:rPr>
-        <w:t>);</w:t>
-      </w:r>
-      <w:proofErr w:type="gramEnd"/>
-    </w:p>
-    <w:p>
-      <w:pPr>
-        <w:autoSpaceDE w:val="0"/>
-        <w:autoSpaceDN w:val="0"/>
-        <w:adjustRightInd w:val="0"/>
-        <w:spacing w:after="0" w:line="240" w:lineRule="auto"/>
-        <w:rPr>
-          <w:rFonts w:ascii="Cascadia Mono" w:hAnsi="Cascadia Mono" w:cs="Cascadia Mono"/>
-          <w:color w:val="000000"/>
-          <w:sz w:val="19"/>
-          <w:szCs w:val="19"/>
-        </w:rPr>
-      </w:pPr>
-      <w:r>
-        <w:rPr>
-          <w:rFonts w:ascii="Cascadia Mono" w:hAnsi="Cascadia Mono" w:cs="Cascadia Mono"/>
-          <w:color w:val="000000"/>
-          <w:sz w:val="19"/>
-          <w:szCs w:val="19"/>
-        </w:rPr>
-        <w:t xml:space="preserve">                </w:t>
-      </w:r>
-      <w:proofErr w:type="gramStart"/>
-      <w:r>
-        <w:rPr>
-          <w:rFonts w:ascii="Cascadia Mono" w:hAnsi="Cascadia Mono" w:cs="Cascadia Mono"/>
-          <w:color w:val="0000FF"/>
-          <w:sz w:val="19"/>
-          <w:szCs w:val="19"/>
-        </w:rPr>
-        <w:t>break</w:t>
-      </w:r>
-      <w:r>
-        <w:rPr>
-          <w:rFonts w:ascii="Cascadia Mono" w:hAnsi="Cascadia Mono" w:cs="Cascadia Mono"/>
-          <w:color w:val="000000"/>
-          <w:sz w:val="19"/>
-          <w:szCs w:val="19"/>
-        </w:rPr>
-        <w:t>;</w:t>
-      </w:r>
-      <w:proofErr w:type="gramEnd"/>
-    </w:p>
-    <w:p>
-      <w:pPr>
-        <w:autoSpaceDE w:val="0"/>
-        <w:autoSpaceDN w:val="0"/>
-        <w:adjustRightInd w:val="0"/>
-        <w:spacing w:after="0" w:line="240" w:lineRule="auto"/>
-        <w:rPr>
-          <w:rFonts w:ascii="Cascadia Mono" w:hAnsi="Cascadia Mono" w:cs="Cascadia Mono"/>
-          <w:color w:val="000000"/>
-          <w:sz w:val="19"/>
-          <w:szCs w:val="19"/>
-        </w:rPr>
-      </w:pPr>
-      <w:r>
-        <w:rPr>
-          <w:rFonts w:ascii="Cascadia Mono" w:hAnsi="Cascadia Mono" w:cs="Cascadia Mono"/>
-          <w:color w:val="000000"/>
-          <w:sz w:val="19"/>
-          <w:szCs w:val="19"/>
-        </w:rPr>
-        <w:t xml:space="preserve">            }</w:t>
-      </w:r>
-    </w:p>
-    <w:p>
-      <w:pPr>
-        <w:autoSpaceDE w:val="0"/>
-        <w:autoSpaceDN w:val="0"/>
-        <w:adjustRightInd w:val="0"/>
-        <w:spacing w:after="0" w:line="240" w:lineRule="auto"/>
-        <w:rPr>
-          <w:rFonts w:ascii="Cascadia Mono" w:hAnsi="Cascadia Mono" w:cs="Cascadia Mono"/>
-          <w:color w:val="000000"/>
-          <w:sz w:val="19"/>
-          <w:szCs w:val="19"/>
-        </w:rPr>
-      </w:pPr>
-      <w:r>
-        <w:rPr>
-          <w:rFonts w:ascii="Cascadia Mono" w:hAnsi="Cascadia Mono" w:cs="Cascadia Mono"/>
-          <w:color w:val="000000"/>
-          <w:sz w:val="19"/>
-          <w:szCs w:val="19"/>
-        </w:rPr>
-        <w:t xml:space="preserve">            </w:t>
-      </w:r>
-      <w:r>
-        <w:rPr>
-          <w:rFonts w:ascii="Cascadia Mono" w:hAnsi="Cascadia Mono" w:cs="Cascadia Mono"/>
-          <w:color w:val="0000FF"/>
-          <w:sz w:val="19"/>
-          <w:szCs w:val="19"/>
-        </w:rPr>
-        <w:t>else</w:t>
-      </w:r>
-      <w:r>
-        <w:rPr>
-          <w:rFonts w:ascii="Cascadia Mono" w:hAnsi="Cascadia Mono" w:cs="Cascadia Mono"/>
-          <w:color w:val="000000"/>
-          <w:sz w:val="19"/>
-          <w:szCs w:val="19"/>
-        </w:rPr>
-        <w:t xml:space="preserve"> </w:t>
-      </w:r>
-      <w:proofErr w:type="gramStart"/>
-      <w:r>
-        <w:rPr>
-          <w:rFonts w:ascii="Cascadia Mono" w:hAnsi="Cascadia Mono" w:cs="Cascadia Mono"/>
-          <w:color w:val="0000FF"/>
-          <w:sz w:val="19"/>
-          <w:szCs w:val="19"/>
-        </w:rPr>
-        <w:t>if</w:t>
-      </w:r>
-      <w:r>
-        <w:rPr>
-          <w:rFonts w:ascii="Cascadia Mono" w:hAnsi="Cascadia Mono" w:cs="Cascadia Mono"/>
-          <w:color w:val="000000"/>
-          <w:sz w:val="19"/>
-          <w:szCs w:val="19"/>
-        </w:rPr>
-        <w:t xml:space="preserve"> ((</w:t>
-      </w:r>
-      <w:proofErr w:type="gramEnd"/>
-      <w:r>
-        <w:rPr>
-          <w:rFonts w:ascii="Cascadia Mono" w:hAnsi="Cascadia Mono" w:cs="Cascadia Mono"/>
-          <w:color w:val="000000"/>
-          <w:sz w:val="19"/>
-          <w:szCs w:val="19"/>
-        </w:rPr>
-        <w:t>window</w:t>
-      </w:r>
-      <w:r>
-        <w:rPr>
-          <w:rFonts w:ascii="Cascadia Mono" w:hAnsi="Cascadia Mono" w:cs="Cascadia Mono"/>
-          <w:color w:val="008080"/>
-          <w:sz w:val="19"/>
-          <w:szCs w:val="19"/>
-        </w:rPr>
-        <w:t>[</w:t>
-      </w:r>
-      <w:r>
-        <w:rPr>
-          <w:rFonts w:ascii="Cascadia Mono" w:hAnsi="Cascadia Mono" w:cs="Cascadia Mono"/>
-          <w:color w:val="000000"/>
-          <w:sz w:val="19"/>
-          <w:szCs w:val="19"/>
-        </w:rPr>
-        <w:t>i</w:t>
-      </w:r>
-      <w:r>
-        <w:rPr>
-          <w:rFonts w:ascii="Cascadia Mono" w:hAnsi="Cascadia Mono" w:cs="Cascadia Mono"/>
-          <w:color w:val="008080"/>
-          <w:sz w:val="19"/>
-          <w:szCs w:val="19"/>
-        </w:rPr>
-        <w:t>]</w:t>
-      </w:r>
-      <w:r>
-        <w:rPr>
-          <w:rFonts w:ascii="Cascadia Mono" w:hAnsi="Cascadia Mono" w:cs="Cascadia Mono"/>
-          <w:color w:val="000000"/>
-          <w:sz w:val="19"/>
-          <w:szCs w:val="19"/>
-        </w:rPr>
-        <w:t xml:space="preserve"> == length - 1) &amp;&amp; (count</w:t>
-      </w:r>
-      <w:r>
-        <w:rPr>
-          <w:rFonts w:ascii="Cascadia Mono" w:hAnsi="Cascadia Mono" w:cs="Cascadia Mono"/>
-          <w:color w:val="008080"/>
-          <w:sz w:val="19"/>
-          <w:szCs w:val="19"/>
-        </w:rPr>
-        <w:t>[</w:t>
-      </w:r>
-      <w:r>
-        <w:rPr>
-          <w:rFonts w:ascii="Cascadia Mono" w:hAnsi="Cascadia Mono" w:cs="Cascadia Mono"/>
-          <w:color w:val="000000"/>
-          <w:sz w:val="19"/>
-          <w:szCs w:val="19"/>
-        </w:rPr>
-        <w:t>i</w:t>
-      </w:r>
-      <w:r>
-        <w:rPr>
-          <w:rFonts w:ascii="Cascadia Mono" w:hAnsi="Cascadia Mono" w:cs="Cascadia Mono"/>
-          <w:color w:val="008080"/>
-          <w:sz w:val="19"/>
-          <w:szCs w:val="19"/>
-        </w:rPr>
-        <w:t>]</w:t>
-      </w:r>
-      <w:r>
-        <w:rPr>
-          <w:rFonts w:ascii="Cascadia Mono" w:hAnsi="Cascadia Mono" w:cs="Cascadia Mono"/>
-          <w:color w:val="000000"/>
-          <w:sz w:val="19"/>
-          <w:szCs w:val="19"/>
-        </w:rPr>
-        <w:t xml:space="preserve"> &gt; window</w:t>
-      </w:r>
-      <w:r>
-        <w:rPr>
-          <w:rFonts w:ascii="Cascadia Mono" w:hAnsi="Cascadia Mono" w:cs="Cascadia Mono"/>
-          <w:color w:val="008080"/>
-          <w:sz w:val="19"/>
-          <w:szCs w:val="19"/>
-        </w:rPr>
-        <w:t>[</w:t>
-      </w:r>
-      <w:r>
-        <w:rPr>
-          <w:rFonts w:ascii="Cascadia Mono" w:hAnsi="Cascadia Mono" w:cs="Cascadia Mono"/>
-          <w:color w:val="000000"/>
-          <w:sz w:val="19"/>
-          <w:szCs w:val="19"/>
-        </w:rPr>
-        <w:t>i</w:t>
-      </w:r>
-      <w:r>
-        <w:rPr>
-          <w:rFonts w:ascii="Cascadia Mono" w:hAnsi="Cascadia Mono" w:cs="Cascadia Mono"/>
-          <w:color w:val="008080"/>
-          <w:sz w:val="19"/>
-          <w:szCs w:val="19"/>
-        </w:rPr>
-        <w:t>]</w:t>
-      </w:r>
-      <w:r>
-        <w:rPr>
-          <w:rFonts w:ascii="Cascadia Mono" w:hAnsi="Cascadia Mono" w:cs="Cascadia Mono"/>
-          <w:color w:val="000000"/>
-          <w:sz w:val="19"/>
-          <w:szCs w:val="19"/>
-        </w:rPr>
-        <w:t>))</w:t>
-      </w:r>
-    </w:p>
-    <w:p>
-      <w:pPr>
-        <w:autoSpaceDE w:val="0"/>
-        <w:autoSpaceDN w:val="0"/>
-        <w:adjustRightInd w:val="0"/>
-        <w:spacing w:after="0" w:line="240" w:lineRule="auto"/>
-        <w:rPr>
-          <w:rFonts w:ascii="Cascadia Mono" w:hAnsi="Cascadia Mono" w:cs="Cascadia Mono"/>
-          <w:color w:val="000000"/>
-          <w:sz w:val="19"/>
-          <w:szCs w:val="19"/>
-        </w:rPr>
-      </w:pPr>
-      <w:r>
-        <w:rPr>
-          <w:rFonts w:ascii="Cascadia Mono" w:hAnsi="Cascadia Mono" w:cs="Cascadia Mono"/>
-          <w:color w:val="000000"/>
-          <w:sz w:val="19"/>
-          <w:szCs w:val="19"/>
-        </w:rPr>
-        <w:t xml:space="preserve">            {</w:t>
-      </w:r>
-    </w:p>
-    <w:p>
-      <w:pPr>
-        <w:autoSpaceDE w:val="0"/>
-        <w:autoSpaceDN w:val="0"/>
-        <w:adjustRightInd w:val="0"/>
-        <w:spacing w:after="0" w:line="240" w:lineRule="auto"/>
-        <w:rPr>
-          <w:rFonts w:ascii="Cascadia Mono" w:hAnsi="Cascadia Mono" w:cs="Cascadia Mono"/>
-          <w:color w:val="000000"/>
-          <w:sz w:val="19"/>
-          <w:szCs w:val="19"/>
-        </w:rPr>
-      </w:pPr>
-      <w:r>
-        <w:rPr>
-          <w:rFonts w:ascii="Cascadia Mono" w:hAnsi="Cascadia Mono" w:cs="Cascadia Mono"/>
-          <w:color w:val="000000"/>
-          <w:sz w:val="19"/>
-          <w:szCs w:val="19"/>
-        </w:rPr>
-        <w:t xml:space="preserve">                match = </w:t>
-      </w:r>
-      <w:proofErr w:type="gramStart"/>
-      <w:r>
-        <w:rPr>
-          <w:rFonts w:ascii="Cascadia Mono" w:hAnsi="Cascadia Mono" w:cs="Cascadia Mono"/>
-          <w:color w:val="0000FF"/>
-          <w:sz w:val="19"/>
-          <w:szCs w:val="19"/>
-        </w:rPr>
-        <w:t>true</w:t>
-      </w:r>
-      <w:r>
-        <w:rPr>
-          <w:rFonts w:ascii="Cascadia Mono" w:hAnsi="Cascadia Mono" w:cs="Cascadia Mono"/>
-          <w:color w:val="000000"/>
-          <w:sz w:val="19"/>
-          <w:szCs w:val="19"/>
-        </w:rPr>
-        <w:t>;</w:t>
-      </w:r>
-      <w:proofErr w:type="gramEnd"/>
-    </w:p>
-    <w:p>
-      <w:pPr>
-        <w:autoSpaceDE w:val="0"/>
-        <w:autoSpaceDN w:val="0"/>
-        <w:adjustRightInd w:val="0"/>
-        <w:spacing w:after="0" w:line="240" w:lineRule="auto"/>
-        <w:rPr>
-          <w:rFonts w:ascii="Cascadia Mono" w:hAnsi="Cascadia Mono" w:cs="Cascadia Mono"/>
-          <w:color w:val="000000"/>
-          <w:sz w:val="19"/>
-          <w:szCs w:val="19"/>
-        </w:rPr>
-      </w:pPr>
-      <w:r>
-        <w:rPr>
-          <w:rFonts w:ascii="Cascadia Mono" w:hAnsi="Cascadia Mono" w:cs="Cascadia Mono"/>
-          <w:color w:val="000000"/>
-          <w:sz w:val="19"/>
-          <w:szCs w:val="19"/>
-        </w:rPr>
-        <w:t xml:space="preserve">                result = </w:t>
-      </w:r>
-      <w:proofErr w:type="gramStart"/>
-      <w:r>
-        <w:rPr>
-          <w:rFonts w:ascii="Cascadia Mono" w:hAnsi="Cascadia Mono" w:cs="Cascadia Mono"/>
-          <w:color w:val="000000"/>
-          <w:sz w:val="19"/>
-          <w:szCs w:val="19"/>
-        </w:rPr>
-        <w:t>max(</w:t>
-      </w:r>
-      <w:proofErr w:type="gramEnd"/>
-      <w:r>
-        <w:rPr>
-          <w:rFonts w:ascii="Cascadia Mono" w:hAnsi="Cascadia Mono" w:cs="Cascadia Mono"/>
-          <w:color w:val="000000"/>
-          <w:sz w:val="19"/>
-          <w:szCs w:val="19"/>
-        </w:rPr>
-        <w:t>result, length</w:t>
-      </w:r>
-      <w:proofErr w:type="gramStart"/>
-      <w:r>
-        <w:rPr>
-          <w:rFonts w:ascii="Cascadia Mono" w:hAnsi="Cascadia Mono" w:cs="Cascadia Mono"/>
-          <w:color w:val="000000"/>
-          <w:sz w:val="19"/>
-          <w:szCs w:val="19"/>
-        </w:rPr>
-        <w:t>);</w:t>
-      </w:r>
-      <w:proofErr w:type="gramEnd"/>
-    </w:p>
-    <w:p>
-      <w:pPr>
-        <w:autoSpaceDE w:val="0"/>
-        <w:autoSpaceDN w:val="0"/>
-        <w:adjustRightInd w:val="0"/>
-        <w:spacing w:after="0" w:line="240" w:lineRule="auto"/>
-        <w:rPr>
-          <w:rFonts w:ascii="Cascadia Mono" w:hAnsi="Cascadia Mono" w:cs="Cascadia Mono"/>
-          <w:color w:val="000000"/>
-          <w:sz w:val="19"/>
-          <w:szCs w:val="19"/>
-        </w:rPr>
-      </w:pPr>
-      <w:r>
-        <w:rPr>
-          <w:rFonts w:ascii="Cascadia Mono" w:hAnsi="Cascadia Mono" w:cs="Cascadia Mono"/>
-          <w:color w:val="000000"/>
-          <w:sz w:val="19"/>
-          <w:szCs w:val="19"/>
-        </w:rPr>
-        <w:t xml:space="preserve">                </w:t>
-      </w:r>
-      <w:proofErr w:type="gramStart"/>
-      <w:r>
-        <w:rPr>
-          <w:rFonts w:ascii="Cascadia Mono" w:hAnsi="Cascadia Mono" w:cs="Cascadia Mono"/>
-          <w:color w:val="0000FF"/>
-          <w:sz w:val="19"/>
-          <w:szCs w:val="19"/>
-        </w:rPr>
-        <w:t>break</w:t>
-      </w:r>
-      <w:r>
-        <w:rPr>
-          <w:rFonts w:ascii="Cascadia Mono" w:hAnsi="Cascadia Mono" w:cs="Cascadia Mono"/>
-          <w:color w:val="000000"/>
-          <w:sz w:val="19"/>
-          <w:szCs w:val="19"/>
-        </w:rPr>
-        <w:t>;</w:t>
-      </w:r>
-      <w:proofErr w:type="gramEnd"/>
-    </w:p>
-    <w:p>
-      <w:pPr>
-        <w:autoSpaceDE w:val="0"/>
-        <w:autoSpaceDN w:val="0"/>
-        <w:adjustRightInd w:val="0"/>
-        <w:spacing w:after="0" w:line="240" w:lineRule="auto"/>
-        <w:rPr>
-          <w:rFonts w:ascii="Cascadia Mono" w:hAnsi="Cascadia Mono" w:cs="Cascadia Mono"/>
-          <w:color w:val="000000"/>
-          <w:sz w:val="19"/>
-          <w:szCs w:val="19"/>
-        </w:rPr>
-      </w:pPr>
-      <w:r>
-        <w:rPr>
-          <w:rFonts w:ascii="Cascadia Mono" w:hAnsi="Cascadia Mono" w:cs="Cascadia Mono"/>
-          <w:color w:val="000000"/>
-          <w:sz w:val="19"/>
-          <w:szCs w:val="19"/>
-        </w:rPr>
-        <w:t xml:space="preserve">            }</w:t>
-      </w:r>
-    </w:p>
-    <w:p>
-      <w:pPr>
-        <w:autoSpaceDE w:val="0"/>
-        <w:autoSpaceDN w:val="0"/>
-        <w:adjustRightInd w:val="0"/>
-        <w:spacing w:after="0" w:line="240" w:lineRule="auto"/>
-        <w:rPr>
-          <w:rFonts w:ascii="Cascadia Mono" w:hAnsi="Cascadia Mono" w:cs="Cascadia Mono"/>
-          <w:color w:val="000000"/>
-          <w:sz w:val="19"/>
-          <w:szCs w:val="19"/>
-        </w:rPr>
-      </w:pPr>
-      <w:r>
-        <w:rPr>
-          <w:rFonts w:ascii="Cascadia Mono" w:hAnsi="Cascadia Mono" w:cs="Cascadia Mono"/>
-          <w:color w:val="000000"/>
-          <w:sz w:val="19"/>
-          <w:szCs w:val="19"/>
-        </w:rPr>
-        <w:t xml:space="preserve">        }</w:t>
-      </w:r>
-    </w:p>
-    <w:p>
-      <w:pPr>
-        <w:autoSpaceDE w:val="0"/>
-        <w:autoSpaceDN w:val="0"/>
-        <w:adjustRightInd w:val="0"/>
-        <w:spacing w:after="0" w:line="240" w:lineRule="auto"/>
-        <w:rPr>
-          <w:rFonts w:ascii="Cascadia Mono" w:hAnsi="Cascadia Mono" w:cs="Cascadia Mono"/>
-          <w:color w:val="000000"/>
-          <w:sz w:val="19"/>
-          <w:szCs w:val="19"/>
-        </w:rPr>
-      </w:pPr>
-      <w:r>
-        <w:rPr>
-          <w:rFonts w:ascii="Cascadia Mono" w:hAnsi="Cascadia Mono" w:cs="Cascadia Mono"/>
-          <w:color w:val="000000"/>
-          <w:sz w:val="19"/>
-          <w:szCs w:val="19"/>
-        </w:rPr>
         <w:t xml:space="preserve">        </w:t>
       </w:r>
       <w:r>
@@ -36668,7 +38375,7 @@
                     </pic:cNvPicPr>
                   </pic:nvPicPr>
                   <pic:blipFill>
-                    <a:blip r:embed="rId10">
+                    <a:blip r:embed="rId11">
                       <a:extLst>
                         <a:ext uri="{28A0092B-C50C-407E-A947-70E740481C1C}">
                           <a14:useLocalDpi xmlns:a14="http://schemas.microsoft.com/office/drawing/2010/main" val="0"/>
@@ -36838,7 +38545,6 @@
           <w:sz w:val="20"/>
           <w:szCs w:val="20"/>
         </w:rPr>
-        <w:lastRenderedPageBreak/>
         <w:t>Explanation:</w:t>
       </w:r>
       <w:r>
@@ -37101,6 +38807,7 @@
           <w:szCs w:val="20"/>
           <w:shd w:val="clear" w:color="auto" w:fill="F7F9FA"/>
         </w:rPr>
+        <w:lastRenderedPageBreak/>
         <w:t>1 &lt;= n &lt;= 2 * 10</w:t>
       </w:r>
       <w:r>
@@ -38366,7 +40073,6 @@
           <w:sz w:val="19"/>
           <w:szCs w:val="19"/>
         </w:rPr>
-        <w:lastRenderedPageBreak/>
         <w:t xml:space="preserve">    </w:t>
       </w:r>
       <w:r>
@@ -39244,6 +40950,7 @@
           <w:sz w:val="19"/>
           <w:szCs w:val="19"/>
         </w:rPr>
+        <w:lastRenderedPageBreak/>
         <w:t xml:space="preserve">        </w:t>
       </w:r>
       <w:r>
@@ -40606,7 +42313,6 @@
           <w:sz w:val="20"/>
           <w:szCs w:val="20"/>
         </w:rPr>
-        <w:lastRenderedPageBreak/>
         <w:t>- "</w:t>
       </w:r>
       <w:proofErr w:type="spellStart"/>
@@ -41007,6 +42713,7 @@
           <w:sz w:val="20"/>
           <w:szCs w:val="20"/>
         </w:rPr>
+        <w:lastRenderedPageBreak/>
         <w:t>Explanation:</w:t>
       </w:r>
       <w:r>
@@ -41915,11 +43622,7 @@
         <w:spacing w:before="100" w:beforeAutospacing="1" w:after="100" w:afterAutospacing="1" w:line="240" w:lineRule="auto"/>
       </w:pPr>
       <w:r>
-        <w:t xml:space="preserve">Our target is to do it in O(N) time complexity, so it becomes a medium problem. This is a typical string coverage problem which can be resolved by two pointers with a concept of slide window. </w:t>
-      </w:r>
-      <w:r>
-        <w:lastRenderedPageBreak/>
-        <w:t xml:space="preserve">First, we </w:t>
+        <w:t xml:space="preserve">Our target is to do it in O(N) time complexity, so it becomes a medium problem. This is a typical string coverage problem which can be resolved by two pointers with a concept of slide window. First, we </w:t>
       </w:r>
       <w:proofErr w:type="gramStart"/>
       <w:r>
@@ -42101,6 +43804,7 @@
           <w:sz w:val="21"/>
           <w:szCs w:val="21"/>
         </w:rPr>
+        <w:lastRenderedPageBreak/>
         <w:t>So, for each position </w:t>
       </w:r>
       <w:r>
@@ -42240,7 +43944,7 @@
                     </pic:cNvPicPr>
                   </pic:nvPicPr>
                   <pic:blipFill>
-                    <a:blip r:embed="rId11">
+                    <a:blip r:embed="rId12">
                       <a:extLst>
                         <a:ext uri="{28A0092B-C50C-407E-A947-70E740481C1C}">
                           <a14:useLocalDpi xmlns:a14="http://schemas.microsoft.com/office/drawing/2010/main" val="0"/>
@@ -42692,6 +44396,597 @@
           <w:sz w:val="19"/>
           <w:szCs w:val="19"/>
         </w:rPr>
+        <w:t>/// - "</w:t>
+      </w:r>
+      <w:proofErr w:type="spellStart"/>
+      <w:r>
+        <w:rPr>
+          <w:rFonts w:ascii="Consolas" w:hAnsi="Consolas" w:cs="Consolas"/>
+          <w:color w:val="006400"/>
+          <w:sz w:val="19"/>
+          <w:szCs w:val="19"/>
+        </w:rPr>
+        <w:t>aeiouu</w:t>
+      </w:r>
+      <w:proofErr w:type="spellEnd"/>
+      <w:r>
+        <w:rPr>
+          <w:rFonts w:ascii="Consolas" w:hAnsi="Consolas" w:cs="Consolas"/>
+          <w:color w:val="006400"/>
+          <w:sz w:val="19"/>
+          <w:szCs w:val="19"/>
+        </w:rPr>
+        <w:t>"</w:t>
+      </w:r>
+    </w:p>
+    <w:p>
+      <w:pPr>
+        <w:autoSpaceDE w:val="0"/>
+        <w:autoSpaceDN w:val="0"/>
+        <w:adjustRightInd w:val="0"/>
+        <w:spacing w:after="0" w:line="240" w:lineRule="auto"/>
+        <w:rPr>
+          <w:rFonts w:ascii="Consolas" w:hAnsi="Consolas" w:cs="Consolas"/>
+          <w:color w:val="000000"/>
+          <w:sz w:val="19"/>
+          <w:szCs w:val="19"/>
+        </w:rPr>
+      </w:pPr>
+      <w:r>
+        <w:rPr>
+          <w:rFonts w:ascii="Consolas" w:hAnsi="Consolas" w:cs="Consolas"/>
+          <w:color w:val="006400"/>
+          <w:sz w:val="19"/>
+          <w:szCs w:val="19"/>
+        </w:rPr>
+        <w:t>/// - "</w:t>
+      </w:r>
+      <w:proofErr w:type="spellStart"/>
+      <w:r>
+        <w:rPr>
+          <w:rFonts w:ascii="Consolas" w:hAnsi="Consolas" w:cs="Consolas"/>
+          <w:color w:val="006400"/>
+          <w:sz w:val="19"/>
+          <w:szCs w:val="19"/>
+        </w:rPr>
+        <w:t>aeiouu</w:t>
+      </w:r>
+      <w:proofErr w:type="spellEnd"/>
+      <w:r>
+        <w:rPr>
+          <w:rFonts w:ascii="Consolas" w:hAnsi="Consolas" w:cs="Consolas"/>
+          <w:color w:val="006400"/>
+          <w:sz w:val="19"/>
+          <w:szCs w:val="19"/>
+        </w:rPr>
+        <w:t>"</w:t>
+      </w:r>
+    </w:p>
+    <w:p>
+      <w:pPr>
+        <w:autoSpaceDE w:val="0"/>
+        <w:autoSpaceDN w:val="0"/>
+        <w:adjustRightInd w:val="0"/>
+        <w:spacing w:after="0" w:line="240" w:lineRule="auto"/>
+        <w:rPr>
+          <w:rFonts w:ascii="Consolas" w:hAnsi="Consolas" w:cs="Consolas"/>
+          <w:color w:val="000000"/>
+          <w:sz w:val="19"/>
+          <w:szCs w:val="19"/>
+        </w:rPr>
+      </w:pPr>
+      <w:r>
+        <w:rPr>
+          <w:rFonts w:ascii="Consolas" w:hAnsi="Consolas" w:cs="Consolas"/>
+          <w:color w:val="006400"/>
+          <w:sz w:val="19"/>
+          <w:szCs w:val="19"/>
+        </w:rPr>
+        <w:t>///</w:t>
+      </w:r>
+    </w:p>
+    <w:p>
+      <w:pPr>
+        <w:autoSpaceDE w:val="0"/>
+        <w:autoSpaceDN w:val="0"/>
+        <w:adjustRightInd w:val="0"/>
+        <w:spacing w:after="0" w:line="240" w:lineRule="auto"/>
+        <w:rPr>
+          <w:rFonts w:ascii="Consolas" w:hAnsi="Consolas" w:cs="Consolas"/>
+          <w:color w:val="000000"/>
+          <w:sz w:val="19"/>
+          <w:szCs w:val="19"/>
+        </w:rPr>
+      </w:pPr>
+      <w:r>
+        <w:rPr>
+          <w:rFonts w:ascii="Consolas" w:hAnsi="Consolas" w:cs="Consolas"/>
+          <w:color w:val="006400"/>
+          <w:sz w:val="19"/>
+          <w:szCs w:val="19"/>
+        </w:rPr>
+        <w:t>/// Example 2:</w:t>
+      </w:r>
+    </w:p>
+    <w:p>
+      <w:pPr>
+        <w:autoSpaceDE w:val="0"/>
+        <w:autoSpaceDN w:val="0"/>
+        <w:adjustRightInd w:val="0"/>
+        <w:spacing w:after="0" w:line="240" w:lineRule="auto"/>
+        <w:rPr>
+          <w:rFonts w:ascii="Consolas" w:hAnsi="Consolas" w:cs="Consolas"/>
+          <w:color w:val="000000"/>
+          <w:sz w:val="19"/>
+          <w:szCs w:val="19"/>
+        </w:rPr>
+      </w:pPr>
+      <w:r>
+        <w:rPr>
+          <w:rFonts w:ascii="Consolas" w:hAnsi="Consolas" w:cs="Consolas"/>
+          <w:color w:val="006400"/>
+          <w:sz w:val="19"/>
+          <w:szCs w:val="19"/>
+        </w:rPr>
+        <w:t>/// Input: word = "</w:t>
+      </w:r>
+      <w:proofErr w:type="spellStart"/>
+      <w:r>
+        <w:rPr>
+          <w:rFonts w:ascii="Consolas" w:hAnsi="Consolas" w:cs="Consolas"/>
+          <w:color w:val="006400"/>
+          <w:sz w:val="19"/>
+          <w:szCs w:val="19"/>
+        </w:rPr>
+        <w:t>unicornarihan</w:t>
+      </w:r>
+      <w:proofErr w:type="spellEnd"/>
+      <w:r>
+        <w:rPr>
+          <w:rFonts w:ascii="Consolas" w:hAnsi="Consolas" w:cs="Consolas"/>
+          <w:color w:val="006400"/>
+          <w:sz w:val="19"/>
+          <w:szCs w:val="19"/>
+        </w:rPr>
+        <w:t>"</w:t>
+      </w:r>
+    </w:p>
+    <w:p>
+      <w:pPr>
+        <w:autoSpaceDE w:val="0"/>
+        <w:autoSpaceDN w:val="0"/>
+        <w:adjustRightInd w:val="0"/>
+        <w:spacing w:after="0" w:line="240" w:lineRule="auto"/>
+        <w:rPr>
+          <w:rFonts w:ascii="Consolas" w:hAnsi="Consolas" w:cs="Consolas"/>
+          <w:color w:val="000000"/>
+          <w:sz w:val="19"/>
+          <w:szCs w:val="19"/>
+        </w:rPr>
+      </w:pPr>
+      <w:r>
+        <w:rPr>
+          <w:rFonts w:ascii="Consolas" w:hAnsi="Consolas" w:cs="Consolas"/>
+          <w:color w:val="006400"/>
+          <w:sz w:val="19"/>
+          <w:szCs w:val="19"/>
+        </w:rPr>
+        <w:t>/// Output: 0</w:t>
+      </w:r>
+    </w:p>
+    <w:p>
+      <w:pPr>
+        <w:autoSpaceDE w:val="0"/>
+        <w:autoSpaceDN w:val="0"/>
+        <w:adjustRightInd w:val="0"/>
+        <w:spacing w:after="0" w:line="240" w:lineRule="auto"/>
+        <w:rPr>
+          <w:rFonts w:ascii="Consolas" w:hAnsi="Consolas" w:cs="Consolas"/>
+          <w:color w:val="000000"/>
+          <w:sz w:val="19"/>
+          <w:szCs w:val="19"/>
+        </w:rPr>
+      </w:pPr>
+      <w:r>
+        <w:rPr>
+          <w:rFonts w:ascii="Consolas" w:hAnsi="Consolas" w:cs="Consolas"/>
+          <w:color w:val="006400"/>
+          <w:sz w:val="19"/>
+          <w:szCs w:val="19"/>
+        </w:rPr>
+        <w:t xml:space="preserve">/// Explanation: Not all 5 vowels are present, so there </w:t>
+      </w:r>
+      <w:proofErr w:type="gramStart"/>
+      <w:r>
+        <w:rPr>
+          <w:rFonts w:ascii="Consolas" w:hAnsi="Consolas" w:cs="Consolas"/>
+          <w:color w:val="006400"/>
+          <w:sz w:val="19"/>
+          <w:szCs w:val="19"/>
+        </w:rPr>
+        <w:t>are</w:t>
+      </w:r>
+      <w:proofErr w:type="gramEnd"/>
+      <w:r>
+        <w:rPr>
+          <w:rFonts w:ascii="Consolas" w:hAnsi="Consolas" w:cs="Consolas"/>
+          <w:color w:val="006400"/>
+          <w:sz w:val="19"/>
+          <w:szCs w:val="19"/>
+        </w:rPr>
+        <w:t xml:space="preserve"> no </w:t>
+      </w:r>
+      <w:proofErr w:type="gramStart"/>
+      <w:r>
+        <w:rPr>
+          <w:rFonts w:ascii="Consolas" w:hAnsi="Consolas" w:cs="Consolas"/>
+          <w:color w:val="006400"/>
+          <w:sz w:val="19"/>
+          <w:szCs w:val="19"/>
+        </w:rPr>
+        <w:t>vowel</w:t>
+      </w:r>
+      <w:proofErr w:type="gramEnd"/>
+      <w:r>
+        <w:rPr>
+          <w:rFonts w:ascii="Consolas" w:hAnsi="Consolas" w:cs="Consolas"/>
+          <w:color w:val="006400"/>
+          <w:sz w:val="19"/>
+          <w:szCs w:val="19"/>
+        </w:rPr>
+        <w:t xml:space="preserve"> </w:t>
+      </w:r>
+    </w:p>
+    <w:p>
+      <w:pPr>
+        <w:autoSpaceDE w:val="0"/>
+        <w:autoSpaceDN w:val="0"/>
+        <w:adjustRightInd w:val="0"/>
+        <w:spacing w:after="0" w:line="240" w:lineRule="auto"/>
+        <w:rPr>
+          <w:rFonts w:ascii="Consolas" w:hAnsi="Consolas" w:cs="Consolas"/>
+          <w:color w:val="000000"/>
+          <w:sz w:val="19"/>
+          <w:szCs w:val="19"/>
+        </w:rPr>
+      </w:pPr>
+      <w:r>
+        <w:rPr>
+          <w:rFonts w:ascii="Consolas" w:hAnsi="Consolas" w:cs="Consolas"/>
+          <w:color w:val="006400"/>
+          <w:sz w:val="19"/>
+          <w:szCs w:val="19"/>
+        </w:rPr>
+        <w:t>/// substrings.</w:t>
+      </w:r>
+    </w:p>
+    <w:p>
+      <w:pPr>
+        <w:autoSpaceDE w:val="0"/>
+        <w:autoSpaceDN w:val="0"/>
+        <w:adjustRightInd w:val="0"/>
+        <w:spacing w:after="0" w:line="240" w:lineRule="auto"/>
+        <w:rPr>
+          <w:rFonts w:ascii="Consolas" w:hAnsi="Consolas" w:cs="Consolas"/>
+          <w:color w:val="000000"/>
+          <w:sz w:val="19"/>
+          <w:szCs w:val="19"/>
+        </w:rPr>
+      </w:pPr>
+      <w:r>
+        <w:rPr>
+          <w:rFonts w:ascii="Consolas" w:hAnsi="Consolas" w:cs="Consolas"/>
+          <w:color w:val="006400"/>
+          <w:sz w:val="19"/>
+          <w:szCs w:val="19"/>
+        </w:rPr>
+        <w:t>///</w:t>
+      </w:r>
+    </w:p>
+    <w:p>
+      <w:pPr>
+        <w:autoSpaceDE w:val="0"/>
+        <w:autoSpaceDN w:val="0"/>
+        <w:adjustRightInd w:val="0"/>
+        <w:spacing w:after="0" w:line="240" w:lineRule="auto"/>
+        <w:rPr>
+          <w:rFonts w:ascii="Consolas" w:hAnsi="Consolas" w:cs="Consolas"/>
+          <w:color w:val="000000"/>
+          <w:sz w:val="19"/>
+          <w:szCs w:val="19"/>
+        </w:rPr>
+      </w:pPr>
+      <w:r>
+        <w:rPr>
+          <w:rFonts w:ascii="Consolas" w:hAnsi="Consolas" w:cs="Consolas"/>
+          <w:color w:val="006400"/>
+          <w:sz w:val="19"/>
+          <w:szCs w:val="19"/>
+        </w:rPr>
+        <w:t>/// Example 3:</w:t>
+      </w:r>
+    </w:p>
+    <w:p>
+      <w:pPr>
+        <w:autoSpaceDE w:val="0"/>
+        <w:autoSpaceDN w:val="0"/>
+        <w:adjustRightInd w:val="0"/>
+        <w:spacing w:after="0" w:line="240" w:lineRule="auto"/>
+        <w:rPr>
+          <w:rFonts w:ascii="Consolas" w:hAnsi="Consolas" w:cs="Consolas"/>
+          <w:color w:val="000000"/>
+          <w:sz w:val="19"/>
+          <w:szCs w:val="19"/>
+        </w:rPr>
+      </w:pPr>
+      <w:r>
+        <w:rPr>
+          <w:rFonts w:ascii="Consolas" w:hAnsi="Consolas" w:cs="Consolas"/>
+          <w:color w:val="006400"/>
+          <w:sz w:val="19"/>
+          <w:szCs w:val="19"/>
+        </w:rPr>
+        <w:t>/// Input: word = "</w:t>
+      </w:r>
+      <w:proofErr w:type="spellStart"/>
+      <w:r>
+        <w:rPr>
+          <w:rFonts w:ascii="Consolas" w:hAnsi="Consolas" w:cs="Consolas"/>
+          <w:color w:val="006400"/>
+          <w:sz w:val="19"/>
+          <w:szCs w:val="19"/>
+        </w:rPr>
+        <w:t>cuaieuouac</w:t>
+      </w:r>
+      <w:proofErr w:type="spellEnd"/>
+      <w:r>
+        <w:rPr>
+          <w:rFonts w:ascii="Consolas" w:hAnsi="Consolas" w:cs="Consolas"/>
+          <w:color w:val="006400"/>
+          <w:sz w:val="19"/>
+          <w:szCs w:val="19"/>
+        </w:rPr>
+        <w:t>"</w:t>
+      </w:r>
+    </w:p>
+    <w:p>
+      <w:pPr>
+        <w:autoSpaceDE w:val="0"/>
+        <w:autoSpaceDN w:val="0"/>
+        <w:adjustRightInd w:val="0"/>
+        <w:spacing w:after="0" w:line="240" w:lineRule="auto"/>
+        <w:rPr>
+          <w:rFonts w:ascii="Consolas" w:hAnsi="Consolas" w:cs="Consolas"/>
+          <w:color w:val="000000"/>
+          <w:sz w:val="19"/>
+          <w:szCs w:val="19"/>
+        </w:rPr>
+      </w:pPr>
+      <w:r>
+        <w:rPr>
+          <w:rFonts w:ascii="Consolas" w:hAnsi="Consolas" w:cs="Consolas"/>
+          <w:color w:val="006400"/>
+          <w:sz w:val="19"/>
+          <w:szCs w:val="19"/>
+        </w:rPr>
+        <w:t>/// Output: 7</w:t>
+      </w:r>
+    </w:p>
+    <w:p>
+      <w:pPr>
+        <w:autoSpaceDE w:val="0"/>
+        <w:autoSpaceDN w:val="0"/>
+        <w:adjustRightInd w:val="0"/>
+        <w:spacing w:after="0" w:line="240" w:lineRule="auto"/>
+        <w:rPr>
+          <w:rFonts w:ascii="Consolas" w:hAnsi="Consolas" w:cs="Consolas"/>
+          <w:color w:val="000000"/>
+          <w:sz w:val="19"/>
+          <w:szCs w:val="19"/>
+        </w:rPr>
+      </w:pPr>
+      <w:r>
+        <w:rPr>
+          <w:rFonts w:ascii="Consolas" w:hAnsi="Consolas" w:cs="Consolas"/>
+          <w:color w:val="006400"/>
+          <w:sz w:val="19"/>
+          <w:szCs w:val="19"/>
+        </w:rPr>
+        <w:t>/// Explanation: The vowel substrings of word are as follows (underlined):</w:t>
+      </w:r>
+    </w:p>
+    <w:p>
+      <w:pPr>
+        <w:autoSpaceDE w:val="0"/>
+        <w:autoSpaceDN w:val="0"/>
+        <w:adjustRightInd w:val="0"/>
+        <w:spacing w:after="0" w:line="240" w:lineRule="auto"/>
+        <w:rPr>
+          <w:rFonts w:ascii="Consolas" w:hAnsi="Consolas" w:cs="Consolas"/>
+          <w:color w:val="000000"/>
+          <w:sz w:val="19"/>
+          <w:szCs w:val="19"/>
+        </w:rPr>
+      </w:pPr>
+      <w:r>
+        <w:rPr>
+          <w:rFonts w:ascii="Consolas" w:hAnsi="Consolas" w:cs="Consolas"/>
+          <w:color w:val="006400"/>
+          <w:sz w:val="19"/>
+          <w:szCs w:val="19"/>
+        </w:rPr>
+        <w:t>/// - "</w:t>
+      </w:r>
+      <w:proofErr w:type="spellStart"/>
+      <w:r>
+        <w:rPr>
+          <w:rFonts w:ascii="Consolas" w:hAnsi="Consolas" w:cs="Consolas"/>
+          <w:color w:val="006400"/>
+          <w:sz w:val="19"/>
+          <w:szCs w:val="19"/>
+        </w:rPr>
+        <w:t>cuaieuouac</w:t>
+      </w:r>
+      <w:proofErr w:type="spellEnd"/>
+      <w:r>
+        <w:rPr>
+          <w:rFonts w:ascii="Consolas" w:hAnsi="Consolas" w:cs="Consolas"/>
+          <w:color w:val="006400"/>
+          <w:sz w:val="19"/>
+          <w:szCs w:val="19"/>
+        </w:rPr>
+        <w:t>"</w:t>
+      </w:r>
+    </w:p>
+    <w:p>
+      <w:pPr>
+        <w:autoSpaceDE w:val="0"/>
+        <w:autoSpaceDN w:val="0"/>
+        <w:adjustRightInd w:val="0"/>
+        <w:spacing w:after="0" w:line="240" w:lineRule="auto"/>
+        <w:rPr>
+          <w:rFonts w:ascii="Consolas" w:hAnsi="Consolas" w:cs="Consolas"/>
+          <w:color w:val="000000"/>
+          <w:sz w:val="19"/>
+          <w:szCs w:val="19"/>
+        </w:rPr>
+      </w:pPr>
+      <w:r>
+        <w:rPr>
+          <w:rFonts w:ascii="Consolas" w:hAnsi="Consolas" w:cs="Consolas"/>
+          <w:color w:val="006400"/>
+          <w:sz w:val="19"/>
+          <w:szCs w:val="19"/>
+        </w:rPr>
+        <w:t>/// - "</w:t>
+      </w:r>
+      <w:proofErr w:type="spellStart"/>
+      <w:r>
+        <w:rPr>
+          <w:rFonts w:ascii="Consolas" w:hAnsi="Consolas" w:cs="Consolas"/>
+          <w:color w:val="006400"/>
+          <w:sz w:val="19"/>
+          <w:szCs w:val="19"/>
+        </w:rPr>
+        <w:t>cuaieuouac</w:t>
+      </w:r>
+      <w:proofErr w:type="spellEnd"/>
+      <w:r>
+        <w:rPr>
+          <w:rFonts w:ascii="Consolas" w:hAnsi="Consolas" w:cs="Consolas"/>
+          <w:color w:val="006400"/>
+          <w:sz w:val="19"/>
+          <w:szCs w:val="19"/>
+        </w:rPr>
+        <w:t>"</w:t>
+      </w:r>
+    </w:p>
+    <w:p>
+      <w:pPr>
+        <w:autoSpaceDE w:val="0"/>
+        <w:autoSpaceDN w:val="0"/>
+        <w:adjustRightInd w:val="0"/>
+        <w:spacing w:after="0" w:line="240" w:lineRule="auto"/>
+        <w:rPr>
+          <w:rFonts w:ascii="Consolas" w:hAnsi="Consolas" w:cs="Consolas"/>
+          <w:color w:val="000000"/>
+          <w:sz w:val="19"/>
+          <w:szCs w:val="19"/>
+        </w:rPr>
+      </w:pPr>
+      <w:r>
+        <w:rPr>
+          <w:rFonts w:ascii="Consolas" w:hAnsi="Consolas" w:cs="Consolas"/>
+          <w:color w:val="006400"/>
+          <w:sz w:val="19"/>
+          <w:szCs w:val="19"/>
+        </w:rPr>
+        <w:t>/// - "</w:t>
+      </w:r>
+      <w:proofErr w:type="spellStart"/>
+      <w:r>
+        <w:rPr>
+          <w:rFonts w:ascii="Consolas" w:hAnsi="Consolas" w:cs="Consolas"/>
+          <w:color w:val="006400"/>
+          <w:sz w:val="19"/>
+          <w:szCs w:val="19"/>
+        </w:rPr>
+        <w:t>cuaieuouac</w:t>
+      </w:r>
+      <w:proofErr w:type="spellEnd"/>
+      <w:r>
+        <w:rPr>
+          <w:rFonts w:ascii="Consolas" w:hAnsi="Consolas" w:cs="Consolas"/>
+          <w:color w:val="006400"/>
+          <w:sz w:val="19"/>
+          <w:szCs w:val="19"/>
+        </w:rPr>
+        <w:t>"</w:t>
+      </w:r>
+    </w:p>
+    <w:p>
+      <w:pPr>
+        <w:autoSpaceDE w:val="0"/>
+        <w:autoSpaceDN w:val="0"/>
+        <w:adjustRightInd w:val="0"/>
+        <w:spacing w:after="0" w:line="240" w:lineRule="auto"/>
+        <w:rPr>
+          <w:rFonts w:ascii="Consolas" w:hAnsi="Consolas" w:cs="Consolas"/>
+          <w:color w:val="000000"/>
+          <w:sz w:val="19"/>
+          <w:szCs w:val="19"/>
+        </w:rPr>
+      </w:pPr>
+      <w:r>
+        <w:rPr>
+          <w:rFonts w:ascii="Consolas" w:hAnsi="Consolas" w:cs="Consolas"/>
+          <w:color w:val="006400"/>
+          <w:sz w:val="19"/>
+          <w:szCs w:val="19"/>
+        </w:rPr>
+        <w:t>/// - "</w:t>
+      </w:r>
+      <w:proofErr w:type="spellStart"/>
+      <w:r>
+        <w:rPr>
+          <w:rFonts w:ascii="Consolas" w:hAnsi="Consolas" w:cs="Consolas"/>
+          <w:color w:val="006400"/>
+          <w:sz w:val="19"/>
+          <w:szCs w:val="19"/>
+        </w:rPr>
+        <w:t>cuaieuouac</w:t>
+      </w:r>
+      <w:proofErr w:type="spellEnd"/>
+      <w:r>
+        <w:rPr>
+          <w:rFonts w:ascii="Consolas" w:hAnsi="Consolas" w:cs="Consolas"/>
+          <w:color w:val="006400"/>
+          <w:sz w:val="19"/>
+          <w:szCs w:val="19"/>
+        </w:rPr>
+        <w:t>"</w:t>
+      </w:r>
+    </w:p>
+    <w:p>
+      <w:pPr>
+        <w:autoSpaceDE w:val="0"/>
+        <w:autoSpaceDN w:val="0"/>
+        <w:adjustRightInd w:val="0"/>
+        <w:spacing w:after="0" w:line="240" w:lineRule="auto"/>
+        <w:rPr>
+          <w:rFonts w:ascii="Consolas" w:hAnsi="Consolas" w:cs="Consolas"/>
+          <w:color w:val="000000"/>
+          <w:sz w:val="19"/>
+          <w:szCs w:val="19"/>
+        </w:rPr>
+      </w:pPr>
+      <w:r>
+        <w:rPr>
+          <w:rFonts w:ascii="Consolas" w:hAnsi="Consolas" w:cs="Consolas"/>
+          <w:color w:val="006400"/>
+          <w:sz w:val="19"/>
+          <w:szCs w:val="19"/>
+        </w:rPr>
         <w:lastRenderedPageBreak/>
         <w:t>/// - "</w:t>
       </w:r>
@@ -42703,597 +44998,6 @@
           <w:sz w:val="19"/>
           <w:szCs w:val="19"/>
         </w:rPr>
-        <w:t>aeiouu</w:t>
-      </w:r>
-      <w:proofErr w:type="spellEnd"/>
-      <w:r>
-        <w:rPr>
-          <w:rFonts w:ascii="Consolas" w:hAnsi="Consolas" w:cs="Consolas"/>
-          <w:color w:val="006400"/>
-          <w:sz w:val="19"/>
-          <w:szCs w:val="19"/>
-        </w:rPr>
-        <w:t>"</w:t>
-      </w:r>
-    </w:p>
-    <w:p>
-      <w:pPr>
-        <w:autoSpaceDE w:val="0"/>
-        <w:autoSpaceDN w:val="0"/>
-        <w:adjustRightInd w:val="0"/>
-        <w:spacing w:after="0" w:line="240" w:lineRule="auto"/>
-        <w:rPr>
-          <w:rFonts w:ascii="Consolas" w:hAnsi="Consolas" w:cs="Consolas"/>
-          <w:color w:val="000000"/>
-          <w:sz w:val="19"/>
-          <w:szCs w:val="19"/>
-        </w:rPr>
-      </w:pPr>
-      <w:r>
-        <w:rPr>
-          <w:rFonts w:ascii="Consolas" w:hAnsi="Consolas" w:cs="Consolas"/>
-          <w:color w:val="006400"/>
-          <w:sz w:val="19"/>
-          <w:szCs w:val="19"/>
-        </w:rPr>
-        <w:t>/// - "</w:t>
-      </w:r>
-      <w:proofErr w:type="spellStart"/>
-      <w:r>
-        <w:rPr>
-          <w:rFonts w:ascii="Consolas" w:hAnsi="Consolas" w:cs="Consolas"/>
-          <w:color w:val="006400"/>
-          <w:sz w:val="19"/>
-          <w:szCs w:val="19"/>
-        </w:rPr>
-        <w:t>aeiouu</w:t>
-      </w:r>
-      <w:proofErr w:type="spellEnd"/>
-      <w:r>
-        <w:rPr>
-          <w:rFonts w:ascii="Consolas" w:hAnsi="Consolas" w:cs="Consolas"/>
-          <w:color w:val="006400"/>
-          <w:sz w:val="19"/>
-          <w:szCs w:val="19"/>
-        </w:rPr>
-        <w:t>"</w:t>
-      </w:r>
-    </w:p>
-    <w:p>
-      <w:pPr>
-        <w:autoSpaceDE w:val="0"/>
-        <w:autoSpaceDN w:val="0"/>
-        <w:adjustRightInd w:val="0"/>
-        <w:spacing w:after="0" w:line="240" w:lineRule="auto"/>
-        <w:rPr>
-          <w:rFonts w:ascii="Consolas" w:hAnsi="Consolas" w:cs="Consolas"/>
-          <w:color w:val="000000"/>
-          <w:sz w:val="19"/>
-          <w:szCs w:val="19"/>
-        </w:rPr>
-      </w:pPr>
-      <w:r>
-        <w:rPr>
-          <w:rFonts w:ascii="Consolas" w:hAnsi="Consolas" w:cs="Consolas"/>
-          <w:color w:val="006400"/>
-          <w:sz w:val="19"/>
-          <w:szCs w:val="19"/>
-        </w:rPr>
-        <w:t>///</w:t>
-      </w:r>
-    </w:p>
-    <w:p>
-      <w:pPr>
-        <w:autoSpaceDE w:val="0"/>
-        <w:autoSpaceDN w:val="0"/>
-        <w:adjustRightInd w:val="0"/>
-        <w:spacing w:after="0" w:line="240" w:lineRule="auto"/>
-        <w:rPr>
-          <w:rFonts w:ascii="Consolas" w:hAnsi="Consolas" w:cs="Consolas"/>
-          <w:color w:val="000000"/>
-          <w:sz w:val="19"/>
-          <w:szCs w:val="19"/>
-        </w:rPr>
-      </w:pPr>
-      <w:r>
-        <w:rPr>
-          <w:rFonts w:ascii="Consolas" w:hAnsi="Consolas" w:cs="Consolas"/>
-          <w:color w:val="006400"/>
-          <w:sz w:val="19"/>
-          <w:szCs w:val="19"/>
-        </w:rPr>
-        <w:t>/// Example 2:</w:t>
-      </w:r>
-    </w:p>
-    <w:p>
-      <w:pPr>
-        <w:autoSpaceDE w:val="0"/>
-        <w:autoSpaceDN w:val="0"/>
-        <w:adjustRightInd w:val="0"/>
-        <w:spacing w:after="0" w:line="240" w:lineRule="auto"/>
-        <w:rPr>
-          <w:rFonts w:ascii="Consolas" w:hAnsi="Consolas" w:cs="Consolas"/>
-          <w:color w:val="000000"/>
-          <w:sz w:val="19"/>
-          <w:szCs w:val="19"/>
-        </w:rPr>
-      </w:pPr>
-      <w:r>
-        <w:rPr>
-          <w:rFonts w:ascii="Consolas" w:hAnsi="Consolas" w:cs="Consolas"/>
-          <w:color w:val="006400"/>
-          <w:sz w:val="19"/>
-          <w:szCs w:val="19"/>
-        </w:rPr>
-        <w:t>/// Input: word = "</w:t>
-      </w:r>
-      <w:proofErr w:type="spellStart"/>
-      <w:r>
-        <w:rPr>
-          <w:rFonts w:ascii="Consolas" w:hAnsi="Consolas" w:cs="Consolas"/>
-          <w:color w:val="006400"/>
-          <w:sz w:val="19"/>
-          <w:szCs w:val="19"/>
-        </w:rPr>
-        <w:t>unicornarihan</w:t>
-      </w:r>
-      <w:proofErr w:type="spellEnd"/>
-      <w:r>
-        <w:rPr>
-          <w:rFonts w:ascii="Consolas" w:hAnsi="Consolas" w:cs="Consolas"/>
-          <w:color w:val="006400"/>
-          <w:sz w:val="19"/>
-          <w:szCs w:val="19"/>
-        </w:rPr>
-        <w:t>"</w:t>
-      </w:r>
-    </w:p>
-    <w:p>
-      <w:pPr>
-        <w:autoSpaceDE w:val="0"/>
-        <w:autoSpaceDN w:val="0"/>
-        <w:adjustRightInd w:val="0"/>
-        <w:spacing w:after="0" w:line="240" w:lineRule="auto"/>
-        <w:rPr>
-          <w:rFonts w:ascii="Consolas" w:hAnsi="Consolas" w:cs="Consolas"/>
-          <w:color w:val="000000"/>
-          <w:sz w:val="19"/>
-          <w:szCs w:val="19"/>
-        </w:rPr>
-      </w:pPr>
-      <w:r>
-        <w:rPr>
-          <w:rFonts w:ascii="Consolas" w:hAnsi="Consolas" w:cs="Consolas"/>
-          <w:color w:val="006400"/>
-          <w:sz w:val="19"/>
-          <w:szCs w:val="19"/>
-        </w:rPr>
-        <w:t>/// Output: 0</w:t>
-      </w:r>
-    </w:p>
-    <w:p>
-      <w:pPr>
-        <w:autoSpaceDE w:val="0"/>
-        <w:autoSpaceDN w:val="0"/>
-        <w:adjustRightInd w:val="0"/>
-        <w:spacing w:after="0" w:line="240" w:lineRule="auto"/>
-        <w:rPr>
-          <w:rFonts w:ascii="Consolas" w:hAnsi="Consolas" w:cs="Consolas"/>
-          <w:color w:val="000000"/>
-          <w:sz w:val="19"/>
-          <w:szCs w:val="19"/>
-        </w:rPr>
-      </w:pPr>
-      <w:r>
-        <w:rPr>
-          <w:rFonts w:ascii="Consolas" w:hAnsi="Consolas" w:cs="Consolas"/>
-          <w:color w:val="006400"/>
-          <w:sz w:val="19"/>
-          <w:szCs w:val="19"/>
-        </w:rPr>
-        <w:t xml:space="preserve">/// Explanation: Not all 5 vowels are present, so there </w:t>
-      </w:r>
-      <w:proofErr w:type="gramStart"/>
-      <w:r>
-        <w:rPr>
-          <w:rFonts w:ascii="Consolas" w:hAnsi="Consolas" w:cs="Consolas"/>
-          <w:color w:val="006400"/>
-          <w:sz w:val="19"/>
-          <w:szCs w:val="19"/>
-        </w:rPr>
-        <w:t>are</w:t>
-      </w:r>
-      <w:proofErr w:type="gramEnd"/>
-      <w:r>
-        <w:rPr>
-          <w:rFonts w:ascii="Consolas" w:hAnsi="Consolas" w:cs="Consolas"/>
-          <w:color w:val="006400"/>
-          <w:sz w:val="19"/>
-          <w:szCs w:val="19"/>
-        </w:rPr>
-        <w:t xml:space="preserve"> no </w:t>
-      </w:r>
-      <w:proofErr w:type="gramStart"/>
-      <w:r>
-        <w:rPr>
-          <w:rFonts w:ascii="Consolas" w:hAnsi="Consolas" w:cs="Consolas"/>
-          <w:color w:val="006400"/>
-          <w:sz w:val="19"/>
-          <w:szCs w:val="19"/>
-        </w:rPr>
-        <w:t>vowel</w:t>
-      </w:r>
-      <w:proofErr w:type="gramEnd"/>
-      <w:r>
-        <w:rPr>
-          <w:rFonts w:ascii="Consolas" w:hAnsi="Consolas" w:cs="Consolas"/>
-          <w:color w:val="006400"/>
-          <w:sz w:val="19"/>
-          <w:szCs w:val="19"/>
-        </w:rPr>
-        <w:t xml:space="preserve"> </w:t>
-      </w:r>
-    </w:p>
-    <w:p>
-      <w:pPr>
-        <w:autoSpaceDE w:val="0"/>
-        <w:autoSpaceDN w:val="0"/>
-        <w:adjustRightInd w:val="0"/>
-        <w:spacing w:after="0" w:line="240" w:lineRule="auto"/>
-        <w:rPr>
-          <w:rFonts w:ascii="Consolas" w:hAnsi="Consolas" w:cs="Consolas"/>
-          <w:color w:val="000000"/>
-          <w:sz w:val="19"/>
-          <w:szCs w:val="19"/>
-        </w:rPr>
-      </w:pPr>
-      <w:r>
-        <w:rPr>
-          <w:rFonts w:ascii="Consolas" w:hAnsi="Consolas" w:cs="Consolas"/>
-          <w:color w:val="006400"/>
-          <w:sz w:val="19"/>
-          <w:szCs w:val="19"/>
-        </w:rPr>
-        <w:t>/// substrings.</w:t>
-      </w:r>
-    </w:p>
-    <w:p>
-      <w:pPr>
-        <w:autoSpaceDE w:val="0"/>
-        <w:autoSpaceDN w:val="0"/>
-        <w:adjustRightInd w:val="0"/>
-        <w:spacing w:after="0" w:line="240" w:lineRule="auto"/>
-        <w:rPr>
-          <w:rFonts w:ascii="Consolas" w:hAnsi="Consolas" w:cs="Consolas"/>
-          <w:color w:val="000000"/>
-          <w:sz w:val="19"/>
-          <w:szCs w:val="19"/>
-        </w:rPr>
-      </w:pPr>
-      <w:r>
-        <w:rPr>
-          <w:rFonts w:ascii="Consolas" w:hAnsi="Consolas" w:cs="Consolas"/>
-          <w:color w:val="006400"/>
-          <w:sz w:val="19"/>
-          <w:szCs w:val="19"/>
-        </w:rPr>
-        <w:t>///</w:t>
-      </w:r>
-    </w:p>
-    <w:p>
-      <w:pPr>
-        <w:autoSpaceDE w:val="0"/>
-        <w:autoSpaceDN w:val="0"/>
-        <w:adjustRightInd w:val="0"/>
-        <w:spacing w:after="0" w:line="240" w:lineRule="auto"/>
-        <w:rPr>
-          <w:rFonts w:ascii="Consolas" w:hAnsi="Consolas" w:cs="Consolas"/>
-          <w:color w:val="000000"/>
-          <w:sz w:val="19"/>
-          <w:szCs w:val="19"/>
-        </w:rPr>
-      </w:pPr>
-      <w:r>
-        <w:rPr>
-          <w:rFonts w:ascii="Consolas" w:hAnsi="Consolas" w:cs="Consolas"/>
-          <w:color w:val="006400"/>
-          <w:sz w:val="19"/>
-          <w:szCs w:val="19"/>
-        </w:rPr>
-        <w:t>/// Example 3:</w:t>
-      </w:r>
-    </w:p>
-    <w:p>
-      <w:pPr>
-        <w:autoSpaceDE w:val="0"/>
-        <w:autoSpaceDN w:val="0"/>
-        <w:adjustRightInd w:val="0"/>
-        <w:spacing w:after="0" w:line="240" w:lineRule="auto"/>
-        <w:rPr>
-          <w:rFonts w:ascii="Consolas" w:hAnsi="Consolas" w:cs="Consolas"/>
-          <w:color w:val="000000"/>
-          <w:sz w:val="19"/>
-          <w:szCs w:val="19"/>
-        </w:rPr>
-      </w:pPr>
-      <w:r>
-        <w:rPr>
-          <w:rFonts w:ascii="Consolas" w:hAnsi="Consolas" w:cs="Consolas"/>
-          <w:color w:val="006400"/>
-          <w:sz w:val="19"/>
-          <w:szCs w:val="19"/>
-        </w:rPr>
-        <w:t>/// Input: word = "</w:t>
-      </w:r>
-      <w:proofErr w:type="spellStart"/>
-      <w:r>
-        <w:rPr>
-          <w:rFonts w:ascii="Consolas" w:hAnsi="Consolas" w:cs="Consolas"/>
-          <w:color w:val="006400"/>
-          <w:sz w:val="19"/>
-          <w:szCs w:val="19"/>
-        </w:rPr>
-        <w:t>cuaieuouac</w:t>
-      </w:r>
-      <w:proofErr w:type="spellEnd"/>
-      <w:r>
-        <w:rPr>
-          <w:rFonts w:ascii="Consolas" w:hAnsi="Consolas" w:cs="Consolas"/>
-          <w:color w:val="006400"/>
-          <w:sz w:val="19"/>
-          <w:szCs w:val="19"/>
-        </w:rPr>
-        <w:t>"</w:t>
-      </w:r>
-    </w:p>
-    <w:p>
-      <w:pPr>
-        <w:autoSpaceDE w:val="0"/>
-        <w:autoSpaceDN w:val="0"/>
-        <w:adjustRightInd w:val="0"/>
-        <w:spacing w:after="0" w:line="240" w:lineRule="auto"/>
-        <w:rPr>
-          <w:rFonts w:ascii="Consolas" w:hAnsi="Consolas" w:cs="Consolas"/>
-          <w:color w:val="000000"/>
-          <w:sz w:val="19"/>
-          <w:szCs w:val="19"/>
-        </w:rPr>
-      </w:pPr>
-      <w:r>
-        <w:rPr>
-          <w:rFonts w:ascii="Consolas" w:hAnsi="Consolas" w:cs="Consolas"/>
-          <w:color w:val="006400"/>
-          <w:sz w:val="19"/>
-          <w:szCs w:val="19"/>
-        </w:rPr>
-        <w:t>/// Output: 7</w:t>
-      </w:r>
-    </w:p>
-    <w:p>
-      <w:pPr>
-        <w:autoSpaceDE w:val="0"/>
-        <w:autoSpaceDN w:val="0"/>
-        <w:adjustRightInd w:val="0"/>
-        <w:spacing w:after="0" w:line="240" w:lineRule="auto"/>
-        <w:rPr>
-          <w:rFonts w:ascii="Consolas" w:hAnsi="Consolas" w:cs="Consolas"/>
-          <w:color w:val="000000"/>
-          <w:sz w:val="19"/>
-          <w:szCs w:val="19"/>
-        </w:rPr>
-      </w:pPr>
-      <w:r>
-        <w:rPr>
-          <w:rFonts w:ascii="Consolas" w:hAnsi="Consolas" w:cs="Consolas"/>
-          <w:color w:val="006400"/>
-          <w:sz w:val="19"/>
-          <w:szCs w:val="19"/>
-        </w:rPr>
-        <w:t>/// Explanation: The vowel substrings of word are as follows (underlined):</w:t>
-      </w:r>
-    </w:p>
-    <w:p>
-      <w:pPr>
-        <w:autoSpaceDE w:val="0"/>
-        <w:autoSpaceDN w:val="0"/>
-        <w:adjustRightInd w:val="0"/>
-        <w:spacing w:after="0" w:line="240" w:lineRule="auto"/>
-        <w:rPr>
-          <w:rFonts w:ascii="Consolas" w:hAnsi="Consolas" w:cs="Consolas"/>
-          <w:color w:val="000000"/>
-          <w:sz w:val="19"/>
-          <w:szCs w:val="19"/>
-        </w:rPr>
-      </w:pPr>
-      <w:r>
-        <w:rPr>
-          <w:rFonts w:ascii="Consolas" w:hAnsi="Consolas" w:cs="Consolas"/>
-          <w:color w:val="006400"/>
-          <w:sz w:val="19"/>
-          <w:szCs w:val="19"/>
-        </w:rPr>
-        <w:t>/// - "</w:t>
-      </w:r>
-      <w:proofErr w:type="spellStart"/>
-      <w:r>
-        <w:rPr>
-          <w:rFonts w:ascii="Consolas" w:hAnsi="Consolas" w:cs="Consolas"/>
-          <w:color w:val="006400"/>
-          <w:sz w:val="19"/>
-          <w:szCs w:val="19"/>
-        </w:rPr>
-        <w:t>cuaieuouac</w:t>
-      </w:r>
-      <w:proofErr w:type="spellEnd"/>
-      <w:r>
-        <w:rPr>
-          <w:rFonts w:ascii="Consolas" w:hAnsi="Consolas" w:cs="Consolas"/>
-          <w:color w:val="006400"/>
-          <w:sz w:val="19"/>
-          <w:szCs w:val="19"/>
-        </w:rPr>
-        <w:t>"</w:t>
-      </w:r>
-    </w:p>
-    <w:p>
-      <w:pPr>
-        <w:autoSpaceDE w:val="0"/>
-        <w:autoSpaceDN w:val="0"/>
-        <w:adjustRightInd w:val="0"/>
-        <w:spacing w:after="0" w:line="240" w:lineRule="auto"/>
-        <w:rPr>
-          <w:rFonts w:ascii="Consolas" w:hAnsi="Consolas" w:cs="Consolas"/>
-          <w:color w:val="000000"/>
-          <w:sz w:val="19"/>
-          <w:szCs w:val="19"/>
-        </w:rPr>
-      </w:pPr>
-      <w:r>
-        <w:rPr>
-          <w:rFonts w:ascii="Consolas" w:hAnsi="Consolas" w:cs="Consolas"/>
-          <w:color w:val="006400"/>
-          <w:sz w:val="19"/>
-          <w:szCs w:val="19"/>
-        </w:rPr>
-        <w:t>/// - "</w:t>
-      </w:r>
-      <w:proofErr w:type="spellStart"/>
-      <w:r>
-        <w:rPr>
-          <w:rFonts w:ascii="Consolas" w:hAnsi="Consolas" w:cs="Consolas"/>
-          <w:color w:val="006400"/>
-          <w:sz w:val="19"/>
-          <w:szCs w:val="19"/>
-        </w:rPr>
-        <w:t>cuaieuouac</w:t>
-      </w:r>
-      <w:proofErr w:type="spellEnd"/>
-      <w:r>
-        <w:rPr>
-          <w:rFonts w:ascii="Consolas" w:hAnsi="Consolas" w:cs="Consolas"/>
-          <w:color w:val="006400"/>
-          <w:sz w:val="19"/>
-          <w:szCs w:val="19"/>
-        </w:rPr>
-        <w:t>"</w:t>
-      </w:r>
-    </w:p>
-    <w:p>
-      <w:pPr>
-        <w:autoSpaceDE w:val="0"/>
-        <w:autoSpaceDN w:val="0"/>
-        <w:adjustRightInd w:val="0"/>
-        <w:spacing w:after="0" w:line="240" w:lineRule="auto"/>
-        <w:rPr>
-          <w:rFonts w:ascii="Consolas" w:hAnsi="Consolas" w:cs="Consolas"/>
-          <w:color w:val="000000"/>
-          <w:sz w:val="19"/>
-          <w:szCs w:val="19"/>
-        </w:rPr>
-      </w:pPr>
-      <w:r>
-        <w:rPr>
-          <w:rFonts w:ascii="Consolas" w:hAnsi="Consolas" w:cs="Consolas"/>
-          <w:color w:val="006400"/>
-          <w:sz w:val="19"/>
-          <w:szCs w:val="19"/>
-        </w:rPr>
-        <w:t>/// - "</w:t>
-      </w:r>
-      <w:proofErr w:type="spellStart"/>
-      <w:r>
-        <w:rPr>
-          <w:rFonts w:ascii="Consolas" w:hAnsi="Consolas" w:cs="Consolas"/>
-          <w:color w:val="006400"/>
-          <w:sz w:val="19"/>
-          <w:szCs w:val="19"/>
-        </w:rPr>
-        <w:t>cuaieuouac</w:t>
-      </w:r>
-      <w:proofErr w:type="spellEnd"/>
-      <w:r>
-        <w:rPr>
-          <w:rFonts w:ascii="Consolas" w:hAnsi="Consolas" w:cs="Consolas"/>
-          <w:color w:val="006400"/>
-          <w:sz w:val="19"/>
-          <w:szCs w:val="19"/>
-        </w:rPr>
-        <w:t>"</w:t>
-      </w:r>
-    </w:p>
-    <w:p>
-      <w:pPr>
-        <w:autoSpaceDE w:val="0"/>
-        <w:autoSpaceDN w:val="0"/>
-        <w:adjustRightInd w:val="0"/>
-        <w:spacing w:after="0" w:line="240" w:lineRule="auto"/>
-        <w:rPr>
-          <w:rFonts w:ascii="Consolas" w:hAnsi="Consolas" w:cs="Consolas"/>
-          <w:color w:val="000000"/>
-          <w:sz w:val="19"/>
-          <w:szCs w:val="19"/>
-        </w:rPr>
-      </w:pPr>
-      <w:r>
-        <w:rPr>
-          <w:rFonts w:ascii="Consolas" w:hAnsi="Consolas" w:cs="Consolas"/>
-          <w:color w:val="006400"/>
-          <w:sz w:val="19"/>
-          <w:szCs w:val="19"/>
-        </w:rPr>
-        <w:t>/// - "</w:t>
-      </w:r>
-      <w:proofErr w:type="spellStart"/>
-      <w:r>
-        <w:rPr>
-          <w:rFonts w:ascii="Consolas" w:hAnsi="Consolas" w:cs="Consolas"/>
-          <w:color w:val="006400"/>
-          <w:sz w:val="19"/>
-          <w:szCs w:val="19"/>
-        </w:rPr>
-        <w:t>cuaieuouac</w:t>
-      </w:r>
-      <w:proofErr w:type="spellEnd"/>
-      <w:r>
-        <w:rPr>
-          <w:rFonts w:ascii="Consolas" w:hAnsi="Consolas" w:cs="Consolas"/>
-          <w:color w:val="006400"/>
-          <w:sz w:val="19"/>
-          <w:szCs w:val="19"/>
-        </w:rPr>
-        <w:t>"</w:t>
-      </w:r>
-    </w:p>
-    <w:p>
-      <w:pPr>
-        <w:autoSpaceDE w:val="0"/>
-        <w:autoSpaceDN w:val="0"/>
-        <w:adjustRightInd w:val="0"/>
-        <w:spacing w:after="0" w:line="240" w:lineRule="auto"/>
-        <w:rPr>
-          <w:rFonts w:ascii="Consolas" w:hAnsi="Consolas" w:cs="Consolas"/>
-          <w:color w:val="000000"/>
-          <w:sz w:val="19"/>
-          <w:szCs w:val="19"/>
-        </w:rPr>
-      </w:pPr>
-      <w:r>
-        <w:rPr>
-          <w:rFonts w:ascii="Consolas" w:hAnsi="Consolas" w:cs="Consolas"/>
-          <w:color w:val="006400"/>
-          <w:sz w:val="19"/>
-          <w:szCs w:val="19"/>
-        </w:rPr>
-        <w:t>/// - "</w:t>
-      </w:r>
-      <w:proofErr w:type="spellStart"/>
-      <w:r>
-        <w:rPr>
-          <w:rFonts w:ascii="Consolas" w:hAnsi="Consolas" w:cs="Consolas"/>
-          <w:color w:val="006400"/>
-          <w:sz w:val="19"/>
-          <w:szCs w:val="19"/>
-        </w:rPr>
         <w:t>cuaieuouac</w:t>
       </w:r>
       <w:proofErr w:type="spellEnd"/>
@@ -45405,7 +47109,6 @@
           <w:sz w:val="19"/>
           <w:szCs w:val="19"/>
         </w:rPr>
-        <w:lastRenderedPageBreak/>
         <w:t xml:space="preserve">            {</w:t>
       </w:r>
     </w:p>
@@ -46036,7 +47739,7 @@
       <w:pPr>
         <w:pStyle w:val="Heading2"/>
       </w:pPr>
-      <w:hyperlink r:id="rId12" w:history="1">
+      <w:hyperlink r:id="rId13" w:history="1">
         <w:r>
           <w:rPr>
             <w:rStyle w:val="Hyperlink"/>
@@ -46582,7 +48285,6 @@
           <w:sz w:val="18"/>
           <w:szCs w:val="18"/>
         </w:rPr>
-        <w:lastRenderedPageBreak/>
         <w:t>///</w:t>
       </w:r>
     </w:p>
@@ -47051,6 +48753,7 @@
           <w:sz w:val="18"/>
           <w:szCs w:val="18"/>
         </w:rPr>
+        <w:lastRenderedPageBreak/>
         <w:t>/// All substrings are valid because every character appears at least once.</w:t>
       </w:r>
     </w:p>
@@ -48275,6 +49978,155 @@
     </w:lvl>
   </w:abstractNum>
   <w:abstractNum w:abstractNumId="1" w15:restartNumberingAfterBreak="0">
+    <w:nsid w:val="0924499A"/>
+    <w:multiLevelType w:val="multilevel"/>
+    <w:tmpl w:val="B09E13E6"/>
+    <w:lvl w:ilvl="0">
+      <w:start w:val="1"/>
+      <w:numFmt w:val="bullet"/>
+      <w:lvlText w:val=""/>
+      <w:lvlJc w:val="left"/>
+      <w:pPr>
+        <w:tabs>
+          <w:tab w:val="num" w:pos="720"/>
+        </w:tabs>
+        <w:ind w:left="720" w:hanging="360"/>
+      </w:pPr>
+      <w:rPr>
+        <w:rFonts w:ascii="Symbol" w:hAnsi="Symbol" w:hint="default"/>
+        <w:sz w:val="20"/>
+      </w:rPr>
+    </w:lvl>
+    <w:lvl w:ilvl="1" w:tentative="1">
+      <w:start w:val="1"/>
+      <w:numFmt w:val="bullet"/>
+      <w:lvlText w:val=""/>
+      <w:lvlJc w:val="left"/>
+      <w:pPr>
+        <w:tabs>
+          <w:tab w:val="num" w:pos="1440"/>
+        </w:tabs>
+        <w:ind w:left="1440" w:hanging="360"/>
+      </w:pPr>
+      <w:rPr>
+        <w:rFonts w:ascii="Symbol" w:hAnsi="Symbol" w:hint="default"/>
+        <w:sz w:val="20"/>
+      </w:rPr>
+    </w:lvl>
+    <w:lvl w:ilvl="2" w:tentative="1">
+      <w:start w:val="1"/>
+      <w:numFmt w:val="bullet"/>
+      <w:lvlText w:val=""/>
+      <w:lvlJc w:val="left"/>
+      <w:pPr>
+        <w:tabs>
+          <w:tab w:val="num" w:pos="2160"/>
+        </w:tabs>
+        <w:ind w:left="2160" w:hanging="360"/>
+      </w:pPr>
+      <w:rPr>
+        <w:rFonts w:ascii="Symbol" w:hAnsi="Symbol" w:hint="default"/>
+        <w:sz w:val="20"/>
+      </w:rPr>
+    </w:lvl>
+    <w:lvl w:ilvl="3" w:tentative="1">
+      <w:start w:val="1"/>
+      <w:numFmt w:val="bullet"/>
+      <w:lvlText w:val=""/>
+      <w:lvlJc w:val="left"/>
+      <w:pPr>
+        <w:tabs>
+          <w:tab w:val="num" w:pos="2880"/>
+        </w:tabs>
+        <w:ind w:left="2880" w:hanging="360"/>
+      </w:pPr>
+      <w:rPr>
+        <w:rFonts w:ascii="Symbol" w:hAnsi="Symbol" w:hint="default"/>
+        <w:sz w:val="20"/>
+      </w:rPr>
+    </w:lvl>
+    <w:lvl w:ilvl="4" w:tentative="1">
+      <w:start w:val="1"/>
+      <w:numFmt w:val="bullet"/>
+      <w:lvlText w:val=""/>
+      <w:lvlJc w:val="left"/>
+      <w:pPr>
+        <w:tabs>
+          <w:tab w:val="num" w:pos="3600"/>
+        </w:tabs>
+        <w:ind w:left="3600" w:hanging="360"/>
+      </w:pPr>
+      <w:rPr>
+        <w:rFonts w:ascii="Symbol" w:hAnsi="Symbol" w:hint="default"/>
+        <w:sz w:val="20"/>
+      </w:rPr>
+    </w:lvl>
+    <w:lvl w:ilvl="5" w:tentative="1">
+      <w:start w:val="1"/>
+      <w:numFmt w:val="bullet"/>
+      <w:lvlText w:val=""/>
+      <w:lvlJc w:val="left"/>
+      <w:pPr>
+        <w:tabs>
+          <w:tab w:val="num" w:pos="4320"/>
+        </w:tabs>
+        <w:ind w:left="4320" w:hanging="360"/>
+      </w:pPr>
+      <w:rPr>
+        <w:rFonts w:ascii="Symbol" w:hAnsi="Symbol" w:hint="default"/>
+        <w:sz w:val="20"/>
+      </w:rPr>
+    </w:lvl>
+    <w:lvl w:ilvl="6" w:tentative="1">
+      <w:start w:val="1"/>
+      <w:numFmt w:val="bullet"/>
+      <w:lvlText w:val=""/>
+      <w:lvlJc w:val="left"/>
+      <w:pPr>
+        <w:tabs>
+          <w:tab w:val="num" w:pos="5040"/>
+        </w:tabs>
+        <w:ind w:left="5040" w:hanging="360"/>
+      </w:pPr>
+      <w:rPr>
+        <w:rFonts w:ascii="Symbol" w:hAnsi="Symbol" w:hint="default"/>
+        <w:sz w:val="20"/>
+      </w:rPr>
+    </w:lvl>
+    <w:lvl w:ilvl="7" w:tentative="1">
+      <w:start w:val="1"/>
+      <w:numFmt w:val="bullet"/>
+      <w:lvlText w:val=""/>
+      <w:lvlJc w:val="left"/>
+      <w:pPr>
+        <w:tabs>
+          <w:tab w:val="num" w:pos="5760"/>
+        </w:tabs>
+        <w:ind w:left="5760" w:hanging="360"/>
+      </w:pPr>
+      <w:rPr>
+        <w:rFonts w:ascii="Symbol" w:hAnsi="Symbol" w:hint="default"/>
+        <w:sz w:val="20"/>
+      </w:rPr>
+    </w:lvl>
+    <w:lvl w:ilvl="8" w:tentative="1">
+      <w:start w:val="1"/>
+      <w:numFmt w:val="bullet"/>
+      <w:lvlText w:val=""/>
+      <w:lvlJc w:val="left"/>
+      <w:pPr>
+        <w:tabs>
+          <w:tab w:val="num" w:pos="6480"/>
+        </w:tabs>
+        <w:ind w:left="6480" w:hanging="360"/>
+      </w:pPr>
+      <w:rPr>
+        <w:rFonts w:ascii="Symbol" w:hAnsi="Symbol" w:hint="default"/>
+        <w:sz w:val="20"/>
+      </w:rPr>
+    </w:lvl>
+  </w:abstractNum>
+  <w:abstractNum w:abstractNumId="2" w15:restartNumberingAfterBreak="0">
     <w:nsid w:val="0D342960"/>
     <w:multiLevelType w:val="multilevel"/>
     <w:tmpl w:val="0824C564"/>
@@ -48423,7 +50275,7 @@
       </w:rPr>
     </w:lvl>
   </w:abstractNum>
-  <w:abstractNum w:abstractNumId="2" w15:restartNumberingAfterBreak="0">
+  <w:abstractNum w:abstractNumId="3" w15:restartNumberingAfterBreak="0">
     <w:nsid w:val="0EA57275"/>
     <w:multiLevelType w:val="multilevel"/>
     <w:tmpl w:val="8F08BC22"/>
@@ -48572,7 +50424,7 @@
       </w:rPr>
     </w:lvl>
   </w:abstractNum>
-  <w:abstractNum w:abstractNumId="3" w15:restartNumberingAfterBreak="0">
+  <w:abstractNum w:abstractNumId="4" w15:restartNumberingAfterBreak="0">
     <w:nsid w:val="18C56EFD"/>
     <w:multiLevelType w:val="multilevel"/>
     <w:tmpl w:val="6D4ED7D0"/>
@@ -48721,7 +50573,7 @@
       </w:rPr>
     </w:lvl>
   </w:abstractNum>
-  <w:abstractNum w:abstractNumId="4" w15:restartNumberingAfterBreak="0">
+  <w:abstractNum w:abstractNumId="5" w15:restartNumberingAfterBreak="0">
     <w:nsid w:val="1E7C43FF"/>
     <w:multiLevelType w:val="multilevel"/>
     <w:tmpl w:val="C552921E"/>
@@ -48870,7 +50722,7 @@
       </w:rPr>
     </w:lvl>
   </w:abstractNum>
-  <w:abstractNum w:abstractNumId="5" w15:restartNumberingAfterBreak="0">
+  <w:abstractNum w:abstractNumId="6" w15:restartNumberingAfterBreak="0">
     <w:nsid w:val="20202B64"/>
     <w:multiLevelType w:val="multilevel"/>
     <w:tmpl w:val="8F3ED038"/>
@@ -49019,7 +50871,7 @@
       </w:rPr>
     </w:lvl>
   </w:abstractNum>
-  <w:abstractNum w:abstractNumId="6" w15:restartNumberingAfterBreak="0">
+  <w:abstractNum w:abstractNumId="7" w15:restartNumberingAfterBreak="0">
     <w:nsid w:val="21642E0D"/>
     <w:multiLevelType w:val="multilevel"/>
     <w:tmpl w:val="E0DAB0B8"/>
@@ -49168,7 +51020,7 @@
       </w:rPr>
     </w:lvl>
   </w:abstractNum>
-  <w:abstractNum w:abstractNumId="7" w15:restartNumberingAfterBreak="0">
+  <w:abstractNum w:abstractNumId="8" w15:restartNumberingAfterBreak="0">
     <w:nsid w:val="21DE0B63"/>
     <w:multiLevelType w:val="multilevel"/>
     <w:tmpl w:val="320679DC"/>
@@ -49317,7 +51169,7 @@
       </w:rPr>
     </w:lvl>
   </w:abstractNum>
-  <w:abstractNum w:abstractNumId="8" w15:restartNumberingAfterBreak="0">
+  <w:abstractNum w:abstractNumId="9" w15:restartNumberingAfterBreak="0">
     <w:nsid w:val="222F139E"/>
     <w:multiLevelType w:val="multilevel"/>
     <w:tmpl w:val="A2761560"/>
@@ -49466,7 +51318,7 @@
       </w:rPr>
     </w:lvl>
   </w:abstractNum>
-  <w:abstractNum w:abstractNumId="9" w15:restartNumberingAfterBreak="0">
+  <w:abstractNum w:abstractNumId="10" w15:restartNumberingAfterBreak="0">
     <w:nsid w:val="2CEA552F"/>
     <w:multiLevelType w:val="multilevel"/>
     <w:tmpl w:val="6574925E"/>
@@ -49615,123 +51467,10 @@
       </w:rPr>
     </w:lvl>
   </w:abstractNum>
-  <w:abstractNum w:abstractNumId="10" w15:restartNumberingAfterBreak="0">
-    <w:nsid w:val="364704B3"/>
+  <w:abstractNum w:abstractNumId="11" w15:restartNumberingAfterBreak="0">
+    <w:nsid w:val="2F8D71EC"/>
     <w:multiLevelType w:val="multilevel"/>
-    <w:tmpl w:val="D14AAC12"/>
-    <w:lvl w:ilvl="0">
-      <w:start w:val="1"/>
-      <w:numFmt w:val="decimal"/>
-      <w:lvlText w:val="%1."/>
-      <w:lvlJc w:val="left"/>
-      <w:pPr>
-        <w:tabs>
-          <w:tab w:val="num" w:pos="720"/>
-        </w:tabs>
-        <w:ind w:left="720" w:hanging="360"/>
-      </w:pPr>
-    </w:lvl>
-    <w:lvl w:ilvl="1" w:tentative="1">
-      <w:start w:val="1"/>
-      <w:numFmt w:val="decimal"/>
-      <w:lvlText w:val="%2."/>
-      <w:lvlJc w:val="left"/>
-      <w:pPr>
-        <w:tabs>
-          <w:tab w:val="num" w:pos="1440"/>
-        </w:tabs>
-        <w:ind w:left="1440" w:hanging="360"/>
-      </w:pPr>
-    </w:lvl>
-    <w:lvl w:ilvl="2" w:tentative="1">
-      <w:start w:val="1"/>
-      <w:numFmt w:val="decimal"/>
-      <w:lvlText w:val="%3."/>
-      <w:lvlJc w:val="left"/>
-      <w:pPr>
-        <w:tabs>
-          <w:tab w:val="num" w:pos="2160"/>
-        </w:tabs>
-        <w:ind w:left="2160" w:hanging="360"/>
-      </w:pPr>
-    </w:lvl>
-    <w:lvl w:ilvl="3" w:tentative="1">
-      <w:start w:val="1"/>
-      <w:numFmt w:val="decimal"/>
-      <w:lvlText w:val="%4."/>
-      <w:lvlJc w:val="left"/>
-      <w:pPr>
-        <w:tabs>
-          <w:tab w:val="num" w:pos="2880"/>
-        </w:tabs>
-        <w:ind w:left="2880" w:hanging="360"/>
-      </w:pPr>
-    </w:lvl>
-    <w:lvl w:ilvl="4" w:tentative="1">
-      <w:start w:val="1"/>
-      <w:numFmt w:val="decimal"/>
-      <w:lvlText w:val="%5."/>
-      <w:lvlJc w:val="left"/>
-      <w:pPr>
-        <w:tabs>
-          <w:tab w:val="num" w:pos="3600"/>
-        </w:tabs>
-        <w:ind w:left="3600" w:hanging="360"/>
-      </w:pPr>
-    </w:lvl>
-    <w:lvl w:ilvl="5" w:tentative="1">
-      <w:start w:val="1"/>
-      <w:numFmt w:val="decimal"/>
-      <w:lvlText w:val="%6."/>
-      <w:lvlJc w:val="left"/>
-      <w:pPr>
-        <w:tabs>
-          <w:tab w:val="num" w:pos="4320"/>
-        </w:tabs>
-        <w:ind w:left="4320" w:hanging="360"/>
-      </w:pPr>
-    </w:lvl>
-    <w:lvl w:ilvl="6" w:tentative="1">
-      <w:start w:val="1"/>
-      <w:numFmt w:val="decimal"/>
-      <w:lvlText w:val="%7."/>
-      <w:lvlJc w:val="left"/>
-      <w:pPr>
-        <w:tabs>
-          <w:tab w:val="num" w:pos="5040"/>
-        </w:tabs>
-        <w:ind w:left="5040" w:hanging="360"/>
-      </w:pPr>
-    </w:lvl>
-    <w:lvl w:ilvl="7" w:tentative="1">
-      <w:start w:val="1"/>
-      <w:numFmt w:val="decimal"/>
-      <w:lvlText w:val="%8."/>
-      <w:lvlJc w:val="left"/>
-      <w:pPr>
-        <w:tabs>
-          <w:tab w:val="num" w:pos="5760"/>
-        </w:tabs>
-        <w:ind w:left="5760" w:hanging="360"/>
-      </w:pPr>
-    </w:lvl>
-    <w:lvl w:ilvl="8" w:tentative="1">
-      <w:start w:val="1"/>
-      <w:numFmt w:val="decimal"/>
-      <w:lvlText w:val="%9."/>
-      <w:lvlJc w:val="left"/>
-      <w:pPr>
-        <w:tabs>
-          <w:tab w:val="num" w:pos="6480"/>
-        </w:tabs>
-        <w:ind w:left="6480" w:hanging="360"/>
-      </w:pPr>
-    </w:lvl>
-  </w:abstractNum>
-  <w:abstractNum w:abstractNumId="11" w15:restartNumberingAfterBreak="0">
-    <w:nsid w:val="3A3D005D"/>
-    <w:multiLevelType w:val="multilevel"/>
-    <w:tmpl w:val="582E561C"/>
+    <w:tmpl w:val="95F44B32"/>
     <w:lvl w:ilvl="0">
       <w:start w:val="1"/>
       <w:numFmt w:val="bullet"/>
@@ -49878,6 +51617,268 @@
     </w:lvl>
   </w:abstractNum>
   <w:abstractNum w:abstractNumId="12" w15:restartNumberingAfterBreak="0">
+    <w:nsid w:val="364704B3"/>
+    <w:multiLevelType w:val="multilevel"/>
+    <w:tmpl w:val="D14AAC12"/>
+    <w:lvl w:ilvl="0">
+      <w:start w:val="1"/>
+      <w:numFmt w:val="decimal"/>
+      <w:lvlText w:val="%1."/>
+      <w:lvlJc w:val="left"/>
+      <w:pPr>
+        <w:tabs>
+          <w:tab w:val="num" w:pos="720"/>
+        </w:tabs>
+        <w:ind w:left="720" w:hanging="360"/>
+      </w:pPr>
+    </w:lvl>
+    <w:lvl w:ilvl="1" w:tentative="1">
+      <w:start w:val="1"/>
+      <w:numFmt w:val="decimal"/>
+      <w:lvlText w:val="%2."/>
+      <w:lvlJc w:val="left"/>
+      <w:pPr>
+        <w:tabs>
+          <w:tab w:val="num" w:pos="1440"/>
+        </w:tabs>
+        <w:ind w:left="1440" w:hanging="360"/>
+      </w:pPr>
+    </w:lvl>
+    <w:lvl w:ilvl="2" w:tentative="1">
+      <w:start w:val="1"/>
+      <w:numFmt w:val="decimal"/>
+      <w:lvlText w:val="%3."/>
+      <w:lvlJc w:val="left"/>
+      <w:pPr>
+        <w:tabs>
+          <w:tab w:val="num" w:pos="2160"/>
+        </w:tabs>
+        <w:ind w:left="2160" w:hanging="360"/>
+      </w:pPr>
+    </w:lvl>
+    <w:lvl w:ilvl="3" w:tentative="1">
+      <w:start w:val="1"/>
+      <w:numFmt w:val="decimal"/>
+      <w:lvlText w:val="%4."/>
+      <w:lvlJc w:val="left"/>
+      <w:pPr>
+        <w:tabs>
+          <w:tab w:val="num" w:pos="2880"/>
+        </w:tabs>
+        <w:ind w:left="2880" w:hanging="360"/>
+      </w:pPr>
+    </w:lvl>
+    <w:lvl w:ilvl="4" w:tentative="1">
+      <w:start w:val="1"/>
+      <w:numFmt w:val="decimal"/>
+      <w:lvlText w:val="%5."/>
+      <w:lvlJc w:val="left"/>
+      <w:pPr>
+        <w:tabs>
+          <w:tab w:val="num" w:pos="3600"/>
+        </w:tabs>
+        <w:ind w:left="3600" w:hanging="360"/>
+      </w:pPr>
+    </w:lvl>
+    <w:lvl w:ilvl="5" w:tentative="1">
+      <w:start w:val="1"/>
+      <w:numFmt w:val="decimal"/>
+      <w:lvlText w:val="%6."/>
+      <w:lvlJc w:val="left"/>
+      <w:pPr>
+        <w:tabs>
+          <w:tab w:val="num" w:pos="4320"/>
+        </w:tabs>
+        <w:ind w:left="4320" w:hanging="360"/>
+      </w:pPr>
+    </w:lvl>
+    <w:lvl w:ilvl="6" w:tentative="1">
+      <w:start w:val="1"/>
+      <w:numFmt w:val="decimal"/>
+      <w:lvlText w:val="%7."/>
+      <w:lvlJc w:val="left"/>
+      <w:pPr>
+        <w:tabs>
+          <w:tab w:val="num" w:pos="5040"/>
+        </w:tabs>
+        <w:ind w:left="5040" w:hanging="360"/>
+      </w:pPr>
+    </w:lvl>
+    <w:lvl w:ilvl="7" w:tentative="1">
+      <w:start w:val="1"/>
+      <w:numFmt w:val="decimal"/>
+      <w:lvlText w:val="%8."/>
+      <w:lvlJc w:val="left"/>
+      <w:pPr>
+        <w:tabs>
+          <w:tab w:val="num" w:pos="5760"/>
+        </w:tabs>
+        <w:ind w:left="5760" w:hanging="360"/>
+      </w:pPr>
+    </w:lvl>
+    <w:lvl w:ilvl="8" w:tentative="1">
+      <w:start w:val="1"/>
+      <w:numFmt w:val="decimal"/>
+      <w:lvlText w:val="%9."/>
+      <w:lvlJc w:val="left"/>
+      <w:pPr>
+        <w:tabs>
+          <w:tab w:val="num" w:pos="6480"/>
+        </w:tabs>
+        <w:ind w:left="6480" w:hanging="360"/>
+      </w:pPr>
+    </w:lvl>
+  </w:abstractNum>
+  <w:abstractNum w:abstractNumId="13" w15:restartNumberingAfterBreak="0">
+    <w:nsid w:val="3A3D005D"/>
+    <w:multiLevelType w:val="multilevel"/>
+    <w:tmpl w:val="582E561C"/>
+    <w:lvl w:ilvl="0">
+      <w:start w:val="1"/>
+      <w:numFmt w:val="bullet"/>
+      <w:lvlText w:val=""/>
+      <w:lvlJc w:val="left"/>
+      <w:pPr>
+        <w:tabs>
+          <w:tab w:val="num" w:pos="720"/>
+        </w:tabs>
+        <w:ind w:left="720" w:hanging="360"/>
+      </w:pPr>
+      <w:rPr>
+        <w:rFonts w:ascii="Symbol" w:hAnsi="Symbol" w:hint="default"/>
+        <w:sz w:val="20"/>
+      </w:rPr>
+    </w:lvl>
+    <w:lvl w:ilvl="1" w:tentative="1">
+      <w:start w:val="1"/>
+      <w:numFmt w:val="bullet"/>
+      <w:lvlText w:val=""/>
+      <w:lvlJc w:val="left"/>
+      <w:pPr>
+        <w:tabs>
+          <w:tab w:val="num" w:pos="1440"/>
+        </w:tabs>
+        <w:ind w:left="1440" w:hanging="360"/>
+      </w:pPr>
+      <w:rPr>
+        <w:rFonts w:ascii="Symbol" w:hAnsi="Symbol" w:hint="default"/>
+        <w:sz w:val="20"/>
+      </w:rPr>
+    </w:lvl>
+    <w:lvl w:ilvl="2" w:tentative="1">
+      <w:start w:val="1"/>
+      <w:numFmt w:val="bullet"/>
+      <w:lvlText w:val=""/>
+      <w:lvlJc w:val="left"/>
+      <w:pPr>
+        <w:tabs>
+          <w:tab w:val="num" w:pos="2160"/>
+        </w:tabs>
+        <w:ind w:left="2160" w:hanging="360"/>
+      </w:pPr>
+      <w:rPr>
+        <w:rFonts w:ascii="Symbol" w:hAnsi="Symbol" w:hint="default"/>
+        <w:sz w:val="20"/>
+      </w:rPr>
+    </w:lvl>
+    <w:lvl w:ilvl="3" w:tentative="1">
+      <w:start w:val="1"/>
+      <w:numFmt w:val="bullet"/>
+      <w:lvlText w:val=""/>
+      <w:lvlJc w:val="left"/>
+      <w:pPr>
+        <w:tabs>
+          <w:tab w:val="num" w:pos="2880"/>
+        </w:tabs>
+        <w:ind w:left="2880" w:hanging="360"/>
+      </w:pPr>
+      <w:rPr>
+        <w:rFonts w:ascii="Symbol" w:hAnsi="Symbol" w:hint="default"/>
+        <w:sz w:val="20"/>
+      </w:rPr>
+    </w:lvl>
+    <w:lvl w:ilvl="4" w:tentative="1">
+      <w:start w:val="1"/>
+      <w:numFmt w:val="bullet"/>
+      <w:lvlText w:val=""/>
+      <w:lvlJc w:val="left"/>
+      <w:pPr>
+        <w:tabs>
+          <w:tab w:val="num" w:pos="3600"/>
+        </w:tabs>
+        <w:ind w:left="3600" w:hanging="360"/>
+      </w:pPr>
+      <w:rPr>
+        <w:rFonts w:ascii="Symbol" w:hAnsi="Symbol" w:hint="default"/>
+        <w:sz w:val="20"/>
+      </w:rPr>
+    </w:lvl>
+    <w:lvl w:ilvl="5" w:tentative="1">
+      <w:start w:val="1"/>
+      <w:numFmt w:val="bullet"/>
+      <w:lvlText w:val=""/>
+      <w:lvlJc w:val="left"/>
+      <w:pPr>
+        <w:tabs>
+          <w:tab w:val="num" w:pos="4320"/>
+        </w:tabs>
+        <w:ind w:left="4320" w:hanging="360"/>
+      </w:pPr>
+      <w:rPr>
+        <w:rFonts w:ascii="Symbol" w:hAnsi="Symbol" w:hint="default"/>
+        <w:sz w:val="20"/>
+      </w:rPr>
+    </w:lvl>
+    <w:lvl w:ilvl="6" w:tentative="1">
+      <w:start w:val="1"/>
+      <w:numFmt w:val="bullet"/>
+      <w:lvlText w:val=""/>
+      <w:lvlJc w:val="left"/>
+      <w:pPr>
+        <w:tabs>
+          <w:tab w:val="num" w:pos="5040"/>
+        </w:tabs>
+        <w:ind w:left="5040" w:hanging="360"/>
+      </w:pPr>
+      <w:rPr>
+        <w:rFonts w:ascii="Symbol" w:hAnsi="Symbol" w:hint="default"/>
+        <w:sz w:val="20"/>
+      </w:rPr>
+    </w:lvl>
+    <w:lvl w:ilvl="7" w:tentative="1">
+      <w:start w:val="1"/>
+      <w:numFmt w:val="bullet"/>
+      <w:lvlText w:val=""/>
+      <w:lvlJc w:val="left"/>
+      <w:pPr>
+        <w:tabs>
+          <w:tab w:val="num" w:pos="5760"/>
+        </w:tabs>
+        <w:ind w:left="5760" w:hanging="360"/>
+      </w:pPr>
+      <w:rPr>
+        <w:rFonts w:ascii="Symbol" w:hAnsi="Symbol" w:hint="default"/>
+        <w:sz w:val="20"/>
+      </w:rPr>
+    </w:lvl>
+    <w:lvl w:ilvl="8" w:tentative="1">
+      <w:start w:val="1"/>
+      <w:numFmt w:val="bullet"/>
+      <w:lvlText w:val=""/>
+      <w:lvlJc w:val="left"/>
+      <w:pPr>
+        <w:tabs>
+          <w:tab w:val="num" w:pos="6480"/>
+        </w:tabs>
+        <w:ind w:left="6480" w:hanging="360"/>
+      </w:pPr>
+      <w:rPr>
+        <w:rFonts w:ascii="Symbol" w:hAnsi="Symbol" w:hint="default"/>
+        <w:sz w:val="20"/>
+      </w:rPr>
+    </w:lvl>
+  </w:abstractNum>
+  <w:abstractNum w:abstractNumId="14" w15:restartNumberingAfterBreak="0">
     <w:nsid w:val="3BB13E5E"/>
     <w:multiLevelType w:val="multilevel"/>
     <w:tmpl w:val="B1FA4616"/>
@@ -49990,7 +51991,7 @@
       </w:pPr>
     </w:lvl>
   </w:abstractNum>
-  <w:abstractNum w:abstractNumId="13" w15:restartNumberingAfterBreak="0">
+  <w:abstractNum w:abstractNumId="15" w15:restartNumberingAfterBreak="0">
     <w:nsid w:val="43030CCA"/>
     <w:multiLevelType w:val="multilevel"/>
     <w:tmpl w:val="C71ABCE2"/>
@@ -50103,7 +52104,7 @@
       </w:pPr>
     </w:lvl>
   </w:abstractNum>
-  <w:abstractNum w:abstractNumId="14" w15:restartNumberingAfterBreak="0">
+  <w:abstractNum w:abstractNumId="16" w15:restartNumberingAfterBreak="0">
     <w:nsid w:val="48007665"/>
     <w:multiLevelType w:val="multilevel"/>
     <w:tmpl w:val="A052F7E2"/>
@@ -50252,7 +52253,7 @@
       </w:rPr>
     </w:lvl>
   </w:abstractNum>
-  <w:abstractNum w:abstractNumId="15" w15:restartNumberingAfterBreak="0">
+  <w:abstractNum w:abstractNumId="17" w15:restartNumberingAfterBreak="0">
     <w:nsid w:val="4BD035AA"/>
     <w:multiLevelType w:val="multilevel"/>
     <w:tmpl w:val="8646C756"/>
@@ -50397,7 +52398,7 @@
       </w:rPr>
     </w:lvl>
   </w:abstractNum>
-  <w:abstractNum w:abstractNumId="16" w15:restartNumberingAfterBreak="0">
+  <w:abstractNum w:abstractNumId="18" w15:restartNumberingAfterBreak="0">
     <w:nsid w:val="4D6F6BB5"/>
     <w:multiLevelType w:val="multilevel"/>
     <w:tmpl w:val="773E2174"/>
@@ -50546,7 +52547,7 @@
       </w:rPr>
     </w:lvl>
   </w:abstractNum>
-  <w:abstractNum w:abstractNumId="17" w15:restartNumberingAfterBreak="0">
+  <w:abstractNum w:abstractNumId="19" w15:restartNumberingAfterBreak="0">
     <w:nsid w:val="4E3A5907"/>
     <w:multiLevelType w:val="multilevel"/>
     <w:tmpl w:val="59581030"/>
@@ -50651,7 +52652,7 @@
       </w:pPr>
     </w:lvl>
   </w:abstractNum>
-  <w:abstractNum w:abstractNumId="18" w15:restartNumberingAfterBreak="0">
+  <w:abstractNum w:abstractNumId="20" w15:restartNumberingAfterBreak="0">
     <w:nsid w:val="587F3765"/>
     <w:multiLevelType w:val="multilevel"/>
     <w:tmpl w:val="BB4848AC"/>
@@ -50800,7 +52801,7 @@
       </w:rPr>
     </w:lvl>
   </w:abstractNum>
-  <w:abstractNum w:abstractNumId="19" w15:restartNumberingAfterBreak="0">
+  <w:abstractNum w:abstractNumId="21" w15:restartNumberingAfterBreak="0">
     <w:nsid w:val="595015AF"/>
     <w:multiLevelType w:val="multilevel"/>
     <w:tmpl w:val="02CA70A0"/>
@@ -50949,7 +52950,7 @@
       </w:rPr>
     </w:lvl>
   </w:abstractNum>
-  <w:abstractNum w:abstractNumId="20" w15:restartNumberingAfterBreak="0">
+  <w:abstractNum w:abstractNumId="22" w15:restartNumberingAfterBreak="0">
     <w:nsid w:val="5B923927"/>
     <w:multiLevelType w:val="multilevel"/>
     <w:tmpl w:val="A484EB04"/>
@@ -51062,7 +53063,7 @@
       </w:pPr>
     </w:lvl>
   </w:abstractNum>
-  <w:abstractNum w:abstractNumId="21" w15:restartNumberingAfterBreak="0">
+  <w:abstractNum w:abstractNumId="23" w15:restartNumberingAfterBreak="0">
     <w:nsid w:val="5D06716F"/>
     <w:multiLevelType w:val="multilevel"/>
     <w:tmpl w:val="E41801DE"/>
@@ -51175,7 +53176,7 @@
       </w:pPr>
     </w:lvl>
   </w:abstractNum>
-  <w:abstractNum w:abstractNumId="22" w15:restartNumberingAfterBreak="0">
+  <w:abstractNum w:abstractNumId="24" w15:restartNumberingAfterBreak="0">
     <w:nsid w:val="5ECE5CCB"/>
     <w:multiLevelType w:val="multilevel"/>
     <w:tmpl w:val="5F2C83A2"/>
@@ -51324,7 +53325,7 @@
       </w:rPr>
     </w:lvl>
   </w:abstractNum>
-  <w:abstractNum w:abstractNumId="23" w15:restartNumberingAfterBreak="0">
+  <w:abstractNum w:abstractNumId="25" w15:restartNumberingAfterBreak="0">
     <w:nsid w:val="5ED26A6C"/>
     <w:multiLevelType w:val="multilevel"/>
     <w:tmpl w:val="8646C756"/>
@@ -51469,7 +53470,7 @@
       </w:rPr>
     </w:lvl>
   </w:abstractNum>
-  <w:abstractNum w:abstractNumId="24" w15:restartNumberingAfterBreak="0">
+  <w:abstractNum w:abstractNumId="26" w15:restartNumberingAfterBreak="0">
     <w:nsid w:val="5F4F224A"/>
     <w:multiLevelType w:val="multilevel"/>
     <w:tmpl w:val="77A2127C"/>
@@ -51618,7 +53619,7 @@
       </w:rPr>
     </w:lvl>
   </w:abstractNum>
-  <w:abstractNum w:abstractNumId="25" w15:restartNumberingAfterBreak="0">
+  <w:abstractNum w:abstractNumId="27" w15:restartNumberingAfterBreak="0">
     <w:nsid w:val="656C3237"/>
     <w:multiLevelType w:val="multilevel"/>
     <w:tmpl w:val="386CD31A"/>
@@ -51731,7 +53732,7 @@
       </w:pPr>
     </w:lvl>
   </w:abstractNum>
-  <w:abstractNum w:abstractNumId="26" w15:restartNumberingAfterBreak="0">
+  <w:abstractNum w:abstractNumId="28" w15:restartNumberingAfterBreak="0">
     <w:nsid w:val="66ED6F1E"/>
     <w:multiLevelType w:val="multilevel"/>
     <w:tmpl w:val="59683E76"/>
@@ -51880,7 +53881,7 @@
       </w:rPr>
     </w:lvl>
   </w:abstractNum>
-  <w:abstractNum w:abstractNumId="27" w15:restartNumberingAfterBreak="0">
+  <w:abstractNum w:abstractNumId="29" w15:restartNumberingAfterBreak="0">
     <w:nsid w:val="68EE4EFB"/>
     <w:multiLevelType w:val="multilevel"/>
     <w:tmpl w:val="8092E808"/>
@@ -51993,7 +53994,7 @@
       </w:pPr>
     </w:lvl>
   </w:abstractNum>
-  <w:abstractNum w:abstractNumId="28" w15:restartNumberingAfterBreak="0">
+  <w:abstractNum w:abstractNumId="30" w15:restartNumberingAfterBreak="0">
     <w:nsid w:val="6D540874"/>
     <w:multiLevelType w:val="multilevel"/>
     <w:tmpl w:val="D49A961C"/>
@@ -52142,7 +54143,7 @@
       </w:rPr>
     </w:lvl>
   </w:abstractNum>
-  <w:abstractNum w:abstractNumId="29" w15:restartNumberingAfterBreak="0">
+  <w:abstractNum w:abstractNumId="31" w15:restartNumberingAfterBreak="0">
     <w:nsid w:val="70815929"/>
     <w:multiLevelType w:val="multilevel"/>
     <w:tmpl w:val="A33A94E2"/>
@@ -52291,7 +54292,7 @@
       </w:rPr>
     </w:lvl>
   </w:abstractNum>
-  <w:abstractNum w:abstractNumId="30" w15:restartNumberingAfterBreak="0">
+  <w:abstractNum w:abstractNumId="32" w15:restartNumberingAfterBreak="0">
     <w:nsid w:val="70873BBE"/>
     <w:multiLevelType w:val="multilevel"/>
     <w:tmpl w:val="6A8885AC"/>
@@ -52440,7 +54441,7 @@
       </w:rPr>
     </w:lvl>
   </w:abstractNum>
-  <w:abstractNum w:abstractNumId="31" w15:restartNumberingAfterBreak="0">
+  <w:abstractNum w:abstractNumId="33" w15:restartNumberingAfterBreak="0">
     <w:nsid w:val="72B90545"/>
     <w:multiLevelType w:val="multilevel"/>
     <w:tmpl w:val="CA56D856"/>
@@ -52589,7 +54590,7 @@
       </w:rPr>
     </w:lvl>
   </w:abstractNum>
-  <w:abstractNum w:abstractNumId="32" w15:restartNumberingAfterBreak="0">
+  <w:abstractNum w:abstractNumId="34" w15:restartNumberingAfterBreak="0">
     <w:nsid w:val="77B36771"/>
     <w:multiLevelType w:val="multilevel"/>
     <w:tmpl w:val="54D4A196"/>
@@ -52702,7 +54703,7 @@
       </w:pPr>
     </w:lvl>
   </w:abstractNum>
-  <w:abstractNum w:abstractNumId="33" w15:restartNumberingAfterBreak="0">
+  <w:abstractNum w:abstractNumId="35" w15:restartNumberingAfterBreak="0">
     <w:nsid w:val="796570FF"/>
     <w:multiLevelType w:val="multilevel"/>
     <w:tmpl w:val="5B1C99F4"/>
@@ -52807,7 +54808,7 @@
       </w:pPr>
     </w:lvl>
   </w:abstractNum>
-  <w:abstractNum w:abstractNumId="34" w15:restartNumberingAfterBreak="0">
+  <w:abstractNum w:abstractNumId="36" w15:restartNumberingAfterBreak="0">
     <w:nsid w:val="798E1B7C"/>
     <w:multiLevelType w:val="multilevel"/>
     <w:tmpl w:val="3310350E"/>
@@ -52956,7 +54957,7 @@
       </w:rPr>
     </w:lvl>
   </w:abstractNum>
-  <w:abstractNum w:abstractNumId="35" w15:restartNumberingAfterBreak="0">
+  <w:abstractNum w:abstractNumId="37" w15:restartNumberingAfterBreak="0">
     <w:nsid w:val="7AE743A9"/>
     <w:multiLevelType w:val="multilevel"/>
     <w:tmpl w:val="BD62F0AA"/>
@@ -53069,7 +55070,7 @@
       </w:pPr>
     </w:lvl>
   </w:abstractNum>
-  <w:abstractNum w:abstractNumId="36" w15:restartNumberingAfterBreak="0">
+  <w:abstractNum w:abstractNumId="38" w15:restartNumberingAfterBreak="0">
     <w:nsid w:val="7D4E5FCB"/>
     <w:multiLevelType w:val="multilevel"/>
     <w:tmpl w:val="76F4CA8A"/>
@@ -53219,114 +55220,120 @@
     </w:lvl>
   </w:abstractNum>
   <w:num w:numId="1" w16cid:durableId="452360354">
+    <w:abstractNumId w:val="38"/>
+  </w:num>
+  <w:num w:numId="2" w16cid:durableId="1946880040">
+    <w:abstractNumId w:val="27"/>
+  </w:num>
+  <w:num w:numId="3" w16cid:durableId="697122680">
+    <w:abstractNumId w:val="34"/>
+  </w:num>
+  <w:num w:numId="4" w16cid:durableId="1328436411">
+    <w:abstractNumId w:val="14"/>
+  </w:num>
+  <w:num w:numId="5" w16cid:durableId="1921941269">
+    <w:abstractNumId w:val="22"/>
+  </w:num>
+  <w:num w:numId="6" w16cid:durableId="1293946296">
+    <w:abstractNumId w:val="6"/>
+  </w:num>
+  <w:num w:numId="7" w16cid:durableId="1344866662">
+    <w:abstractNumId w:val="4"/>
+  </w:num>
+  <w:num w:numId="8" w16cid:durableId="109396885">
+    <w:abstractNumId w:val="29"/>
+  </w:num>
+  <w:num w:numId="9" w16cid:durableId="1663894440">
+    <w:abstractNumId w:val="24"/>
+  </w:num>
+  <w:num w:numId="10" w16cid:durableId="2003384411">
+    <w:abstractNumId w:val="23"/>
+  </w:num>
+  <w:num w:numId="11" w16cid:durableId="214631649">
+    <w:abstractNumId w:val="37"/>
+  </w:num>
+  <w:num w:numId="12" w16cid:durableId="1748065881">
+    <w:abstractNumId w:val="12"/>
+  </w:num>
+  <w:num w:numId="13" w16cid:durableId="811287673">
+    <w:abstractNumId w:val="5"/>
+  </w:num>
+  <w:num w:numId="14" w16cid:durableId="819612292">
+    <w:abstractNumId w:val="18"/>
+  </w:num>
+  <w:num w:numId="15" w16cid:durableId="1704017677">
+    <w:abstractNumId w:val="15"/>
+  </w:num>
+  <w:num w:numId="16" w16cid:durableId="326397387">
+    <w:abstractNumId w:val="21"/>
+  </w:num>
+  <w:num w:numId="17" w16cid:durableId="11929134">
+    <w:abstractNumId w:val="2"/>
+  </w:num>
+  <w:num w:numId="18" w16cid:durableId="881020975">
+    <w:abstractNumId w:val="7"/>
+  </w:num>
+  <w:num w:numId="19" w16cid:durableId="2060664141">
+    <w:abstractNumId w:val="32"/>
+  </w:num>
+  <w:num w:numId="20" w16cid:durableId="569661019">
+    <w:abstractNumId w:val="16"/>
+  </w:num>
+  <w:num w:numId="21" w16cid:durableId="1697348209">
+    <w:abstractNumId w:val="26"/>
+  </w:num>
+  <w:num w:numId="22" w16cid:durableId="828328994">
+    <w:abstractNumId w:val="3"/>
+  </w:num>
+  <w:num w:numId="23" w16cid:durableId="902721637">
+    <w:abstractNumId w:val="20"/>
+  </w:num>
+  <w:num w:numId="24" w16cid:durableId="105077695">
+    <w:abstractNumId w:val="9"/>
+  </w:num>
+  <w:num w:numId="25" w16cid:durableId="1456488142">
     <w:abstractNumId w:val="36"/>
   </w:num>
-  <w:num w:numId="2" w16cid:durableId="1946880040">
+  <w:num w:numId="26" w16cid:durableId="1747804375">
     <w:abstractNumId w:val="25"/>
   </w:num>
-  <w:num w:numId="3" w16cid:durableId="697122680">
-    <w:abstractNumId w:val="32"/>
+  <w:num w:numId="27" w16cid:durableId="440299705">
+    <w:abstractNumId w:val="17"/>
   </w:num>
-  <w:num w:numId="4" w16cid:durableId="1328436411">
-    <w:abstractNumId w:val="12"/>
+  <w:num w:numId="28" w16cid:durableId="467935054">
+    <w:abstractNumId w:val="19"/>
   </w:num>
-  <w:num w:numId="5" w16cid:durableId="1921941269">
-    <w:abstractNumId w:val="20"/>
-  </w:num>
-  <w:num w:numId="6" w16cid:durableId="1293946296">
-    <w:abstractNumId w:val="5"/>
-  </w:num>
-  <w:num w:numId="7" w16cid:durableId="1344866662">
-    <w:abstractNumId w:val="3"/>
-  </w:num>
-  <w:num w:numId="8" w16cid:durableId="109396885">
-    <w:abstractNumId w:val="27"/>
-  </w:num>
-  <w:num w:numId="9" w16cid:durableId="1663894440">
-    <w:abstractNumId w:val="22"/>
-  </w:num>
-  <w:num w:numId="10" w16cid:durableId="2003384411">
-    <w:abstractNumId w:val="21"/>
-  </w:num>
-  <w:num w:numId="11" w16cid:durableId="214631649">
+  <w:num w:numId="29" w16cid:durableId="2101218404">
     <w:abstractNumId w:val="35"/>
   </w:num>
-  <w:num w:numId="12" w16cid:durableId="1748065881">
-    <w:abstractNumId w:val="10"/>
+  <w:num w:numId="30" w16cid:durableId="49770373">
+    <w:abstractNumId w:val="33"/>
   </w:num>
-  <w:num w:numId="13" w16cid:durableId="811287673">
-    <w:abstractNumId w:val="4"/>
+  <w:num w:numId="31" w16cid:durableId="780730511">
+    <w:abstractNumId w:val="8"/>
   </w:num>
-  <w:num w:numId="14" w16cid:durableId="819612292">
-    <w:abstractNumId w:val="16"/>
+  <w:num w:numId="32" w16cid:durableId="1446121888">
+    <w:abstractNumId w:val="28"/>
   </w:num>
-  <w:num w:numId="15" w16cid:durableId="1704017677">
-    <w:abstractNumId w:val="13"/>
-  </w:num>
-  <w:num w:numId="16" w16cid:durableId="326397387">
-    <w:abstractNumId w:val="19"/>
-  </w:num>
-  <w:num w:numId="17" w16cid:durableId="11929134">
-    <w:abstractNumId w:val="1"/>
-  </w:num>
-  <w:num w:numId="18" w16cid:durableId="881020975">
-    <w:abstractNumId w:val="6"/>
-  </w:num>
-  <w:num w:numId="19" w16cid:durableId="2060664141">
+  <w:num w:numId="33" w16cid:durableId="678586557">
     <w:abstractNumId w:val="30"/>
   </w:num>
-  <w:num w:numId="20" w16cid:durableId="569661019">
-    <w:abstractNumId w:val="14"/>
-  </w:num>
-  <w:num w:numId="21" w16cid:durableId="1697348209">
-    <w:abstractNumId w:val="24"/>
-  </w:num>
-  <w:num w:numId="22" w16cid:durableId="828328994">
-    <w:abstractNumId w:val="2"/>
-  </w:num>
-  <w:num w:numId="23" w16cid:durableId="902721637">
-    <w:abstractNumId w:val="18"/>
-  </w:num>
-  <w:num w:numId="24" w16cid:durableId="105077695">
-    <w:abstractNumId w:val="8"/>
-  </w:num>
-  <w:num w:numId="25" w16cid:durableId="1456488142">
-    <w:abstractNumId w:val="34"/>
-  </w:num>
-  <w:num w:numId="26" w16cid:durableId="1747804375">
-    <w:abstractNumId w:val="23"/>
-  </w:num>
-  <w:num w:numId="27" w16cid:durableId="440299705">
-    <w:abstractNumId w:val="15"/>
-  </w:num>
-  <w:num w:numId="28" w16cid:durableId="467935054">
-    <w:abstractNumId w:val="17"/>
-  </w:num>
-  <w:num w:numId="29" w16cid:durableId="2101218404">
-    <w:abstractNumId w:val="33"/>
-  </w:num>
-  <w:num w:numId="30" w16cid:durableId="49770373">
+  <w:num w:numId="34" w16cid:durableId="637303583">
     <w:abstractNumId w:val="31"/>
   </w:num>
-  <w:num w:numId="31" w16cid:durableId="780730511">
-    <w:abstractNumId w:val="7"/>
-  </w:num>
-  <w:num w:numId="32" w16cid:durableId="1446121888">
-    <w:abstractNumId w:val="26"/>
-  </w:num>
-  <w:num w:numId="33" w16cid:durableId="678586557">
-    <w:abstractNumId w:val="28"/>
-  </w:num>
-  <w:num w:numId="34" w16cid:durableId="637303583">
-    <w:abstractNumId w:val="29"/>
-  </w:num>
   <w:num w:numId="35" w16cid:durableId="1388337991">
-    <w:abstractNumId w:val="9"/>
+    <w:abstractNumId w:val="10"/>
   </w:num>
   <w:num w:numId="36" w16cid:durableId="1318654969">
     <w:abstractNumId w:val="0"/>
   </w:num>
   <w:num w:numId="37" w16cid:durableId="1765371714">
+    <w:abstractNumId w:val="13"/>
+  </w:num>
+  <w:num w:numId="38" w16cid:durableId="1608463554">
+    <w:abstractNumId w:val="1"/>
+  </w:num>
+  <w:num w:numId="39" w16cid:durableId="99684076">
     <w:abstractNumId w:val="11"/>
   </w:num>
   <w:numIdMacAtCleanup w:val="16"/>
